--- a/pr-preview/pr-94/bayesian-inference-handout-tracked-changes.docx
+++ b/pr-preview/pr-94/bayesian-inference-handout-tracked-changes.docx
@@ -26,7 +26,7 @@
       </w:pPr>
       <w:ins w:id="2" w:author="PR Preview" w:date="2026-01-01T00:00:00Z">
         <w:r>
-          <w:t xml:space="preserve">Last modified: 2026-10-08 19:03:31 (PDT)</w:t>
+          <w:t xml:space="preserve">Last modified: 2026-10-08 19:33:33 (PDT)</w:t>
         </w:r>
       </w:ins>
     </w:p>
@@ -26720,7 +26720,7 @@
       </w:ins>
       <w:ins w:id="688" w:author="PR Preview" w:date="2026-01-01T00:00:00Z">
         <w:r>
-          <w:t xml:space="preserve">0.501 and 0.699 is 0.95.</w:t>
+          <w:t xml:space="preserve">0.501 and 0.699 is 0.95</w:t>
         </w:r>
       </w:ins>
       <w:ins w:id="689" w:author="PR Preview" w:date="2026-01-01T00:00:00Z">
@@ -26730,36 +26730,46 @@
       </w:ins>
       <w:ins w:id="690" w:author="PR Preview" w:date="2026-01-01T00:00:00Z">
         <w:r>
+          <w:t xml:space="preserve">(approximately, since those endpoints are rounded to three decimals).</w:t>
+        </w:r>
+      </w:ins>
+      <w:ins w:id="691" w:author="PR Preview" w:date="2026-01-01T00:00:00Z">
+        <w:r>
+          <w:t xml:space="preserve"> </w:t>
+        </w:r>
+      </w:ins>
+      <w:ins w:id="692" w:author="PR Preview" w:date="2026-01-01T00:00:00Z">
+        <w:r>
           <w:t xml:space="preserve">A 95% confidence interval computed from the same data</w:t>
         </w:r>
       </w:ins>
-      <w:ins w:id="691" w:author="PR Preview" w:date="2026-01-01T00:00:00Z">
+      <w:ins w:id="693" w:author="PR Preview" w:date="2026-01-01T00:00:00Z">
         <w:r>
           <w:t xml:space="preserve"> </w:t>
         </w:r>
       </w:ins>
-      <w:ins w:id="692" w:author="PR Preview" w:date="2026-01-01T00:00:00Z">
+      <w:ins w:id="694" w:author="PR Preview" w:date="2026-01-01T00:00:00Z">
         <w:r>
           <w:t xml:space="preserve">supports no such statement,</w:t>
         </w:r>
       </w:ins>
-      <w:ins w:id="693" w:author="PR Preview" w:date="2026-01-01T00:00:00Z">
+      <w:ins w:id="695" w:author="PR Preview" w:date="2026-01-01T00:00:00Z">
         <w:r>
           <w:t xml:space="preserve"> </w:t>
         </w:r>
       </w:ins>
-      <w:ins w:id="694" w:author="PR Preview" w:date="2026-01-01T00:00:00Z">
+      <w:ins w:id="696" w:author="PR Preview" w:date="2026-01-01T00:00:00Z">
         <w:r>
           <w:t xml:space="preserve">as</w:t>
         </w:r>
       </w:ins>
-      <w:ins w:id="695" w:author="PR Preview" w:date="2026-01-01T00:00:00Z">
+      <w:ins w:id="697" w:author="PR Preview" w:date="2026-01-01T00:00:00Z">
         <w:r>
           <w:t xml:space="preserve"> </w:t>
         </w:r>
       </w:ins>
       <w:hyperlink w:anchor="sec-bayes-interval-interp">
-        <w:ins w:id="696" w:author="PR Preview" w:date="2026-01-01T00:00:00Z">
+        <w:ins w:id="698" w:author="PR Preview" w:date="2026-01-01T00:00:00Z">
           <w:r>
             <w:rPr>
               <w:rStyle w:val="Hyperlink"/>
@@ -26768,37 +26778,37 @@
           </w:r>
         </w:ins>
       </w:hyperlink>
-      <w:ins w:id="697" w:author="PR Preview" w:date="2026-01-01T00:00:00Z">
+      <w:ins w:id="699" w:author="PR Preview" w:date="2026-01-01T00:00:00Z">
         <w:r>
           <w:t xml:space="preserve"> </w:t>
         </w:r>
       </w:ins>
-      <w:ins w:id="698" w:author="PR Preview" w:date="2026-01-01T00:00:00Z">
+      <w:ins w:id="700" w:author="PR Preview" w:date="2026-01-01T00:00:00Z">
         <w:r>
           <w:t xml:space="preserve">explains:</w:t>
         </w:r>
       </w:ins>
-      <w:ins w:id="699" w:author="PR Preview" w:date="2026-01-01T00:00:00Z">
+      <w:ins w:id="701" w:author="PR Preview" w:date="2026-01-01T00:00:00Z">
         <w:r>
           <w:t xml:space="preserve"> </w:t>
         </w:r>
       </w:ins>
-      <w:ins w:id="700" w:author="PR Preview" w:date="2026-01-01T00:00:00Z">
+      <w:ins w:id="702" w:author="PR Preview" w:date="2026-01-01T00:00:00Z">
         <w:r>
           <w:t xml:space="preserve">its 0.95 describes the procedure over repeated samples,</w:t>
         </w:r>
       </w:ins>
-      <w:ins w:id="701" w:author="PR Preview" w:date="2026-01-01T00:00:00Z">
+      <w:ins w:id="703" w:author="PR Preview" w:date="2026-01-01T00:00:00Z">
         <w:r>
           <w:t xml:space="preserve"> </w:t>
         </w:r>
       </w:ins>
-      <w:ins w:id="702" w:author="PR Preview" w:date="2026-01-01T00:00:00Z">
+      <w:ins w:id="704" w:author="PR Preview" w:date="2026-01-01T00:00:00Z">
         <w:r>
           <w:t xml:space="preserve">and the realized interval either contains</w:t>
         </w:r>
       </w:ins>
-      <w:ins w:id="703" w:author="PR Preview" w:date="2026-01-01T00:00:00Z">
+      <w:ins w:id="705" w:author="PR Preview" w:date="2026-01-01T00:00:00Z">
         <w:r>
           <w:t xml:space="preserve"> </w:t>
         </w:r>
@@ -26808,12 +26818,12 @@
           <m:t>π</m:t>
         </m:r>
       </m:oMath>
-      <w:ins w:id="704" w:author="PR Preview" w:date="2026-01-01T00:00:00Z">
+      <w:ins w:id="706" w:author="PR Preview" w:date="2026-01-01T00:00:00Z">
         <w:r>
           <w:t xml:space="preserve"> </w:t>
         </w:r>
       </w:ins>
-      <w:ins w:id="705" w:author="PR Preview" w:date="2026-01-01T00:00:00Z">
+      <w:ins w:id="707" w:author="PR Preview" w:date="2026-01-01T00:00:00Z">
         <w:r>
           <w:t xml:space="preserve">or does not.</w:t>
         </w:r>
@@ -26825,7 +26835,7 @@
       <w:pPr>
         <w:pStyle w:val="BodyText"/>
       </w:pPr>
-      <w:ins w:id="706" w:author="PR Preview" w:date="2026-01-01T00:00:00Z">
+      <w:ins w:id="708" w:author="PR Preview" w:date="2026-01-01T00:00:00Z">
         <w:r>
           <w:rPr>
             <w:b/>
@@ -26834,43 +26844,43 @@
           <w:t xml:space="preserve">Example 14 (Prior and posterior, with and without a known truth)</w:t>
         </w:r>
       </w:ins>
-      <w:ins w:id="707" w:author="PR Preview" w:date="2026-01-01T00:00:00Z">
+      <w:ins w:id="709" w:author="PR Preview" w:date="2026-01-01T00:00:00Z">
         <w:r>
           <w:t xml:space="preserve"> </w:t>
         </w:r>
       </w:ins>
-      <w:ins w:id="708" w:author="PR Preview" w:date="2026-01-01T00:00:00Z">
+      <w:ins w:id="710" w:author="PR Preview" w:date="2026-01-01T00:00:00Z">
         <w:r>
           <w:t xml:space="preserve">Plotting the prior and posterior densities together</w:t>
         </w:r>
       </w:ins>
-      <w:ins w:id="709" w:author="PR Preview" w:date="2026-01-01T00:00:00Z">
+      <w:ins w:id="711" w:author="PR Preview" w:date="2026-01-01T00:00:00Z">
         <w:r>
           <w:t xml:space="preserve"> </w:t>
         </w:r>
       </w:ins>
-      <w:ins w:id="710" w:author="PR Preview" w:date="2026-01-01T00:00:00Z">
+      <w:ins w:id="712" w:author="PR Preview" w:date="2026-01-01T00:00:00Z">
         <w:r>
           <w:t xml:space="preserve">shows how much the data moved our beliefs.</w:t>
         </w:r>
       </w:ins>
-      <w:ins w:id="711" w:author="PR Preview" w:date="2026-01-01T00:00:00Z">
+      <w:ins w:id="713" w:author="PR Preview" w:date="2026-01-01T00:00:00Z">
         <w:r>
           <w:t xml:space="preserve"> </w:t>
         </w:r>
       </w:ins>
-      <w:ins w:id="712" w:author="PR Preview" w:date="2026-01-01T00:00:00Z">
+      <w:ins w:id="714" w:author="PR Preview" w:date="2026-01-01T00:00:00Z">
         <w:r>
           <w:t xml:space="preserve">We use the Beta-Bernoulli model of</w:t>
         </w:r>
       </w:ins>
-      <w:ins w:id="713" w:author="PR Preview" w:date="2026-01-01T00:00:00Z">
+      <w:ins w:id="715" w:author="PR Preview" w:date="2026-01-01T00:00:00Z">
         <w:r>
           <w:t xml:space="preserve"> </w:t>
         </w:r>
       </w:ins>
       <w:hyperlink w:anchor="exm-beta-bernoulli">
-        <w:ins w:id="714" w:author="PR Preview" w:date="2026-01-01T00:00:00Z">
+        <w:ins w:id="716" w:author="PR Preview" w:date="2026-01-01T00:00:00Z">
           <w:r>
             <w:rPr>
               <w:rStyle w:val="Hyperlink"/>
@@ -26879,17 +26889,17 @@
           </w:r>
         </w:ins>
       </w:hyperlink>
-      <w:ins w:id="715" w:author="PR Preview" w:date="2026-01-01T00:00:00Z">
+      <w:ins w:id="717" w:author="PR Preview" w:date="2026-01-01T00:00:00Z">
         <w:r>
           <w:t xml:space="preserve"> </w:t>
         </w:r>
       </w:ins>
-      <w:ins w:id="716" w:author="PR Preview" w:date="2026-01-01T00:00:00Z">
+      <w:ins w:id="718" w:author="PR Preview" w:date="2026-01-01T00:00:00Z">
         <w:r>
           <w:t xml:space="preserve">with the uniform</w:t>
         </w:r>
       </w:ins>
-      <w:ins w:id="717" w:author="PR Preview" w:date="2026-01-01T00:00:00Z">
+      <w:ins w:id="719" w:author="PR Preview" w:date="2026-01-01T00:00:00Z">
         <w:r>
           <w:t xml:space="preserve"> </w:t>
         </w:r>
@@ -26930,23 +26940,23 @@
           <m:t>​</m:t>
         </m:r>
       </m:oMath>
-      <w:ins w:id="718" w:author="PR Preview" w:date="2026-01-01T00:00:00Z">
+      <w:ins w:id="720" w:author="PR Preview" w:date="2026-01-01T00:00:00Z">
         <w:r>
           <w:t xml:space="preserve"> </w:t>
         </w:r>
       </w:ins>
-      <w:ins w:id="719" w:author="PR Preview" w:date="2026-01-01T00:00:00Z">
+      <w:ins w:id="721" w:author="PR Preview" w:date="2026-01-01T00:00:00Z">
         <w:r>
           <w:t xml:space="preserve">prior of</w:t>
         </w:r>
       </w:ins>
-      <w:ins w:id="720" w:author="PR Preview" w:date="2026-01-01T00:00:00Z">
+      <w:ins w:id="722" w:author="PR Preview" w:date="2026-01-01T00:00:00Z">
         <w:r>
           <w:t xml:space="preserve"> </w:t>
         </w:r>
       </w:ins>
       <w:hyperlink w:anchor="exm-prior">
-        <w:ins w:id="721" w:author="PR Preview" w:date="2026-01-01T00:00:00Z">
+        <w:ins w:id="723" w:author="PR Preview" w:date="2026-01-01T00:00:00Z">
           <w:r>
             <w:rPr>
               <w:rStyle w:val="Hyperlink"/>
@@ -26955,12 +26965,12 @@
           </w:r>
         </w:ins>
       </w:hyperlink>
-      <w:ins w:id="722" w:author="PR Preview" w:date="2026-01-01T00:00:00Z">
+      <w:ins w:id="724" w:author="PR Preview" w:date="2026-01-01T00:00:00Z">
         <w:r>
           <w:t xml:space="preserve"> </w:t>
         </w:r>
       </w:ins>
-      <w:ins w:id="723" w:author="PR Preview" w:date="2026-01-01T00:00:00Z">
+      <w:ins w:id="725" w:author="PR Preview" w:date="2026-01-01T00:00:00Z">
         <w:r>
           <w:t xml:space="preserve">on two data sets:</w:t>
         </w:r>
@@ -32162,7 +32172,7 @@
       <w:pPr>
         <w:pStyle w:val="BodyText"/>
       </w:pPr>
-      <w:del w:id="724" w:author="PR Preview" w:date="2026-01-01T00:00:00Z">
+      <w:del w:id="726" w:author="PR Preview" w:date="2026-01-01T00:00:00Z">
         <w:r>
           <w:rPr>
             <w:b/>
@@ -32171,17 +32181,17 @@
           <w:delText xml:space="preserve">Example 14 (Three priors for a log odds ratio)</w:delText>
         </w:r>
       </w:del>
-      <w:del w:id="725" w:author="PR Preview" w:date="2026-01-01T00:00:00Z">
+      <w:del w:id="727" w:author="PR Preview" w:date="2026-01-01T00:00:00Z">
         <w:r>
           <w:delText xml:space="preserve"> </w:delText>
         </w:r>
       </w:del>
-      <w:del w:id="726" w:author="PR Preview" w:date="2026-01-01T00:00:00Z">
+      <w:del w:id="728" w:author="PR Preview" w:date="2026-01-01T00:00:00Z">
         <w:r>
           <w:delText xml:space="preserve">Let</w:delText>
         </w:r>
       </w:del>
-      <w:del w:id="727" w:author="PR Preview" w:date="2026-01-01T00:00:00Z">
+      <w:del w:id="729" w:author="PR Preview" w:date="2026-01-01T00:00:00Z">
         <w:r>
           <w:delText xml:space="preserve"> </w:delText>
         </w:r>
@@ -32191,16 +32201,6 @@
           <m:t>β</m:t>
         </m:r>
       </m:oMath>
-      <w:del w:id="728" w:author="PR Preview" w:date="2026-01-01T00:00:00Z">
-        <w:r>
-          <w:delText xml:space="preserve"> </w:delText>
-        </w:r>
-      </w:del>
-      <w:del w:id="729" w:author="PR Preview" w:date="2026-01-01T00:00:00Z">
-        <w:r>
-          <w:delText xml:space="preserve">be the log odds ratio of disease for exposed versus unexposed people,</w:delText>
-        </w:r>
-      </w:del>
       <w:del w:id="730" w:author="PR Preview" w:date="2026-01-01T00:00:00Z">
         <w:r>
           <w:delText xml:space="preserve"> </w:delText>
@@ -32208,10 +32208,20 @@
       </w:del>
       <w:del w:id="731" w:author="PR Preview" w:date="2026-01-01T00:00:00Z">
         <w:r>
-          <w:delText xml:space="preserve">so the odds ratio is</w:delText>
+          <w:delText xml:space="preserve">be the log odds ratio of disease for exposed versus unexposed people,</w:delText>
         </w:r>
       </w:del>
       <w:del w:id="732" w:author="PR Preview" w:date="2026-01-01T00:00:00Z">
+        <w:r>
+          <w:delText xml:space="preserve"> </w:delText>
+        </w:r>
+      </w:del>
+      <w:del w:id="733" w:author="PR Preview" w:date="2026-01-01T00:00:00Z">
+        <w:r>
+          <w:delText xml:space="preserve">so the odds ratio is</w:delText>
+        </w:r>
+      </w:del>
+      <w:del w:id="734" w:author="PR Preview" w:date="2026-01-01T00:00:00Z">
         <w:r>
           <w:delText xml:space="preserve"> </w:delText>
         </w:r>
@@ -32230,19 +32240,9 @@
           </m:sup>
         </m:sSup>
       </m:oMath>
-      <w:del w:id="733" w:author="PR Preview" w:date="2026-01-01T00:00:00Z">
+      <w:del w:id="735" w:author="PR Preview" w:date="2026-01-01T00:00:00Z">
         <w:r>
           <w:delText xml:space="preserve">,</w:delText>
-        </w:r>
-      </w:del>
-      <w:del w:id="734" w:author="PR Preview" w:date="2026-01-01T00:00:00Z">
-        <w:r>
-          <w:delText xml:space="preserve"> </w:delText>
-        </w:r>
-      </w:del>
-      <w:del w:id="735" w:author="PR Preview" w:date="2026-01-01T00:00:00Z">
-        <w:r>
-          <w:delText xml:space="preserve">and</w:delText>
         </w:r>
       </w:del>
       <w:del w:id="736" w:author="PR Preview" w:date="2026-01-01T00:00:00Z">
@@ -32250,17 +32250,27 @@
           <w:delText xml:space="preserve"> </w:delText>
         </w:r>
       </w:del>
-      <m:oMath>
-        <m:r>
-          <m:t>β</m:t>
-        </m:r>
-      </m:oMath>
       <w:del w:id="737" w:author="PR Preview" w:date="2026-01-01T00:00:00Z">
         <w:r>
-          <w:delText xml:space="preserve"> </w:delText>
+          <w:delText xml:space="preserve">and</w:delText>
         </w:r>
       </w:del>
       <w:del w:id="738" w:author="PR Preview" w:date="2026-01-01T00:00:00Z">
+        <w:r>
+          <w:delText xml:space="preserve"> </w:delText>
+        </w:r>
+      </w:del>
+      <m:oMath>
+        <m:r>
+          <m:t>β</m:t>
+        </m:r>
+      </m:oMath>
+      <w:del w:id="739" w:author="PR Preview" w:date="2026-01-01T00:00:00Z">
+        <w:r>
+          <w:delText xml:space="preserve"> </w:delText>
+        </w:r>
+      </w:del>
+      <w:del w:id="740" w:author="PR Preview" w:date="2026-01-01T00:00:00Z">
         <w:r>
           <w:delText xml:space="preserve">can be any real number.</w:delText>
         </w:r>
@@ -32270,7 +32280,7 @@
       <w:pPr>
         <w:pStyle w:val="BodyText"/>
       </w:pPr>
-      <w:ins w:id="739" w:author="PR Preview" w:date="2026-01-01T00:00:00Z">
+      <w:ins w:id="741" w:author="PR Preview" w:date="2026-01-01T00:00:00Z">
         <w:r>
           <w:rPr>
             <w:b/>
@@ -32279,17 +32289,17 @@
           <w:t xml:space="preserve">Example 15 (Three priors for a log odds ratio)</w:t>
         </w:r>
       </w:ins>
-      <w:ins w:id="740" w:author="PR Preview" w:date="2026-01-01T00:00:00Z">
+      <w:ins w:id="742" w:author="PR Preview" w:date="2026-01-01T00:00:00Z">
         <w:r>
           <w:t xml:space="preserve"> </w:t>
         </w:r>
       </w:ins>
-      <w:ins w:id="741" w:author="PR Preview" w:date="2026-01-01T00:00:00Z">
+      <w:ins w:id="743" w:author="PR Preview" w:date="2026-01-01T00:00:00Z">
         <w:r>
           <w:t xml:space="preserve">Let</w:t>
         </w:r>
       </w:ins>
-      <w:ins w:id="742" w:author="PR Preview" w:date="2026-01-01T00:00:00Z">
+      <w:ins w:id="744" w:author="PR Preview" w:date="2026-01-01T00:00:00Z">
         <w:r>
           <w:t xml:space="preserve"> </w:t>
         </w:r>
@@ -32299,27 +32309,27 @@
           <m:t>β</m:t>
         </m:r>
       </m:oMath>
-      <w:ins w:id="743" w:author="PR Preview" w:date="2026-01-01T00:00:00Z">
+      <w:ins w:id="745" w:author="PR Preview" w:date="2026-01-01T00:00:00Z">
         <w:r>
           <w:t xml:space="preserve"> </w:t>
         </w:r>
       </w:ins>
-      <w:ins w:id="744" w:author="PR Preview" w:date="2026-01-01T00:00:00Z">
+      <w:ins w:id="746" w:author="PR Preview" w:date="2026-01-01T00:00:00Z">
         <w:r>
           <w:t xml:space="preserve">be the log odds ratio of disease for exposed versus unexposed people,</w:t>
         </w:r>
       </w:ins>
-      <w:ins w:id="745" w:author="PR Preview" w:date="2026-01-01T00:00:00Z">
+      <w:ins w:id="747" w:author="PR Preview" w:date="2026-01-01T00:00:00Z">
         <w:r>
           <w:t xml:space="preserve"> </w:t>
         </w:r>
       </w:ins>
-      <w:ins w:id="746" w:author="PR Preview" w:date="2026-01-01T00:00:00Z">
+      <w:ins w:id="748" w:author="PR Preview" w:date="2026-01-01T00:00:00Z">
         <w:r>
           <w:t xml:space="preserve">so the odds ratio is</w:t>
         </w:r>
       </w:ins>
-      <w:ins w:id="747" w:author="PR Preview" w:date="2026-01-01T00:00:00Z">
+      <w:ins w:id="749" w:author="PR Preview" w:date="2026-01-01T00:00:00Z">
         <w:r>
           <w:t xml:space="preserve"> </w:t>
         </w:r>
@@ -32338,22 +32348,22 @@
           </m:sup>
         </m:sSup>
       </m:oMath>
-      <w:ins w:id="748" w:author="PR Preview" w:date="2026-01-01T00:00:00Z">
+      <w:ins w:id="750" w:author="PR Preview" w:date="2026-01-01T00:00:00Z">
         <w:r>
           <w:t xml:space="preserve">,</w:t>
         </w:r>
       </w:ins>
-      <w:ins w:id="749" w:author="PR Preview" w:date="2026-01-01T00:00:00Z">
+      <w:ins w:id="751" w:author="PR Preview" w:date="2026-01-01T00:00:00Z">
         <w:r>
           <w:t xml:space="preserve"> </w:t>
         </w:r>
       </w:ins>
-      <w:ins w:id="750" w:author="PR Preview" w:date="2026-01-01T00:00:00Z">
+      <w:ins w:id="752" w:author="PR Preview" w:date="2026-01-01T00:00:00Z">
         <w:r>
           <w:t xml:space="preserve">and</w:t>
         </w:r>
       </w:ins>
-      <w:ins w:id="751" w:author="PR Preview" w:date="2026-01-01T00:00:00Z">
+      <w:ins w:id="753" w:author="PR Preview" w:date="2026-01-01T00:00:00Z">
         <w:r>
           <w:t xml:space="preserve"> </w:t>
         </w:r>
@@ -32363,12 +32373,12 @@
           <m:t>β</m:t>
         </m:r>
       </m:oMath>
-      <w:ins w:id="752" w:author="PR Preview" w:date="2026-01-01T00:00:00Z">
+      <w:ins w:id="754" w:author="PR Preview" w:date="2026-01-01T00:00:00Z">
         <w:r>
           <w:t xml:space="preserve"> </w:t>
         </w:r>
       </w:ins>
-      <w:ins w:id="753" w:author="PR Preview" w:date="2026-01-01T00:00:00Z">
+      <w:ins w:id="755" w:author="PR Preview" w:date="2026-01-01T00:00:00Z">
         <w:r>
           <w:t xml:space="preserve">can be any real number.</w:t>
         </w:r>
@@ -33297,7 +33307,7 @@
       <w:pPr>
         <w:pStyle w:val="BodyText"/>
       </w:pPr>
-      <w:del w:id="754" w:author="PR Preview" w:date="2026-01-01T00:00:00Z">
+      <w:del w:id="756" w:author="PR Preview" w:date="2026-01-01T00:00:00Z">
         <w:r>
           <w:rPr>
             <w:b/>
@@ -33306,23 +33316,23 @@
           <w:delText xml:space="preserve">Example 15 (A flat prior on a probability is not flat on its log-odds)</w:delText>
         </w:r>
       </w:del>
-      <w:del w:id="755" w:author="PR Preview" w:date="2026-01-01T00:00:00Z">
+      <w:del w:id="757" w:author="PR Preview" w:date="2026-01-01T00:00:00Z">
         <w:r>
           <w:delText xml:space="preserve"> </w:delText>
         </w:r>
       </w:del>
-      <w:del w:id="756" w:author="PR Preview" w:date="2026-01-01T00:00:00Z">
+      <w:del w:id="758" w:author="PR Preview" w:date="2026-01-01T00:00:00Z">
         <w:r>
           <w:delText xml:space="preserve">A</w:delText>
         </w:r>
       </w:del>
-      <w:del w:id="757" w:author="PR Preview" w:date="2026-01-01T00:00:00Z">
+      <w:del w:id="759" w:author="PR Preview" w:date="2026-01-01T00:00:00Z">
         <w:r>
           <w:delText xml:space="preserve"> </w:delText>
         </w:r>
       </w:del>
       <w:hyperlink w:anchor="def-flat-prior">
-        <w:del w:id="758" w:author="PR Preview" w:date="2026-01-01T00:00:00Z">
+        <w:del w:id="760" w:author="PR Preview" w:date="2026-01-01T00:00:00Z">
           <w:r>
             <w:rPr>
               <w:rStyle w:val="Hyperlink"/>
@@ -33331,16 +33341,6 @@
           </w:r>
         </w:del>
       </w:hyperlink>
-      <w:del w:id="759" w:author="PR Preview" w:date="2026-01-01T00:00:00Z">
-        <w:r>
-          <w:delText xml:space="preserve"> </w:delText>
-        </w:r>
-      </w:del>
-      <w:del w:id="760" w:author="PR Preview" w:date="2026-01-01T00:00:00Z">
-        <w:r>
-          <w:delText xml:space="preserve">is flat only on the scale on which it is stated.</w:delText>
-        </w:r>
-      </w:del>
       <w:del w:id="761" w:author="PR Preview" w:date="2026-01-01T00:00:00Z">
         <w:r>
           <w:delText xml:space="preserve"> </w:delText>
@@ -33348,7 +33348,7 @@
       </w:del>
       <w:del w:id="762" w:author="PR Preview" w:date="2026-01-01T00:00:00Z">
         <w:r>
-          <w:delText xml:space="preserve">Let</w:delText>
+          <w:delText xml:space="preserve">is flat only on the scale on which it is stated.</w:delText>
         </w:r>
       </w:del>
       <w:del w:id="763" w:author="PR Preview" w:date="2026-01-01T00:00:00Z">
@@ -33356,28 +33356,38 @@
           <w:delText xml:space="preserve"> </w:delText>
         </w:r>
       </w:del>
-      <m:oMath>
-        <m:r>
-          <m:t>π</m:t>
-        </m:r>
-      </m:oMath>
       <w:del w:id="764" w:author="PR Preview" w:date="2026-01-01T00:00:00Z">
         <w:r>
-          <w:delText xml:space="preserve"> </w:delText>
+          <w:delText xml:space="preserve">Let</w:delText>
         </w:r>
       </w:del>
       <w:del w:id="765" w:author="PR Preview" w:date="2026-01-01T00:00:00Z">
         <w:r>
+          <w:delText xml:space="preserve"> </w:delText>
+        </w:r>
+      </w:del>
+      <m:oMath>
+        <m:r>
+          <m:t>π</m:t>
+        </m:r>
+      </m:oMath>
+      <w:del w:id="766" w:author="PR Preview" w:date="2026-01-01T00:00:00Z">
+        <w:r>
+          <w:delText xml:space="preserve"> </w:delText>
+        </w:r>
+      </w:del>
+      <w:del w:id="767" w:author="PR Preview" w:date="2026-01-01T00:00:00Z">
+        <w:r>
           <w:delText xml:space="preserve">have the uniform prior of</w:delText>
         </w:r>
       </w:del>
-      <w:del w:id="766" w:author="PR Preview" w:date="2026-01-01T00:00:00Z">
+      <w:del w:id="768" w:author="PR Preview" w:date="2026-01-01T00:00:00Z">
         <w:r>
           <w:delText xml:space="preserve"> </w:delText>
         </w:r>
       </w:del>
       <w:hyperlink w:anchor="exm-prior">
-        <w:del w:id="767" w:author="PR Preview" w:date="2026-01-01T00:00:00Z">
+        <w:del w:id="769" w:author="PR Preview" w:date="2026-01-01T00:00:00Z">
           <w:r>
             <w:rPr>
               <w:rStyle w:val="Hyperlink"/>
@@ -33386,22 +33396,22 @@
           </w:r>
         </w:del>
       </w:hyperlink>
-      <w:del w:id="768" w:author="PR Preview" w:date="2026-01-01T00:00:00Z">
+      <w:del w:id="770" w:author="PR Preview" w:date="2026-01-01T00:00:00Z">
         <w:r>
           <w:delText xml:space="preserve">,</w:delText>
-        </w:r>
-      </w:del>
-      <w:del w:id="769" w:author="PR Preview" w:date="2026-01-01T00:00:00Z">
-        <w:r>
-          <w:delText xml:space="preserve"> </w:delText>
-        </w:r>
-      </w:del>
-      <w:del w:id="770" w:author="PR Preview" w:date="2026-01-01T00:00:00Z">
-        <w:r>
-          <w:delText xml:space="preserve">and let</w:delText>
         </w:r>
       </w:del>
       <w:del w:id="771" w:author="PR Preview" w:date="2026-01-01T00:00:00Z">
+        <w:r>
+          <w:delText xml:space="preserve"> </w:delText>
+        </w:r>
+      </w:del>
+      <w:del w:id="772" w:author="PR Preview" w:date="2026-01-01T00:00:00Z">
+        <w:r>
+          <w:delText xml:space="preserve">and let</w:delText>
+        </w:r>
+      </w:del>
+      <w:del w:id="773" w:author="PR Preview" w:date="2026-01-01T00:00:00Z">
         <w:r>
           <w:delText xml:space="preserve"> </w:delText>
         </w:r>
@@ -33451,16 +33461,6 @@
           <m:t>)</m:t>
         </m:r>
       </m:oMath>
-      <w:del w:id="772" w:author="PR Preview" w:date="2026-01-01T00:00:00Z">
-        <w:r>
-          <w:delText xml:space="preserve"> </w:delText>
-        </w:r>
-      </w:del>
-      <w:del w:id="773" w:author="PR Preview" w:date="2026-01-01T00:00:00Z">
-        <w:r>
-          <w:delText xml:space="preserve">be its log-odds,</w:delText>
-        </w:r>
-      </w:del>
       <w:del w:id="774" w:author="PR Preview" w:date="2026-01-01T00:00:00Z">
         <w:r>
           <w:delText xml:space="preserve"> </w:delText>
@@ -33468,10 +33468,20 @@
       </w:del>
       <w:del w:id="775" w:author="PR Preview" w:date="2026-01-01T00:00:00Z">
         <w:r>
-          <w:delText xml:space="preserve">so that</w:delText>
+          <w:delText xml:space="preserve">be its log-odds,</w:delText>
         </w:r>
       </w:del>
       <w:del w:id="776" w:author="PR Preview" w:date="2026-01-01T00:00:00Z">
+        <w:r>
+          <w:delText xml:space="preserve"> </w:delText>
+        </w:r>
+      </w:del>
+      <w:del w:id="777" w:author="PR Preview" w:date="2026-01-01T00:00:00Z">
+        <w:r>
+          <w:delText xml:space="preserve">so that</w:delText>
+        </w:r>
+      </w:del>
+      <w:del w:id="778" w:author="PR Preview" w:date="2026-01-01T00:00:00Z">
         <w:r>
           <w:delText xml:space="preserve"> </w:delText>
         </w:r>
@@ -33562,19 +33572,9 @@
           <m:t>)</m:t>
         </m:r>
       </m:oMath>
-      <w:del w:id="777" w:author="PR Preview" w:date="2026-01-01T00:00:00Z">
+      <w:del w:id="779" w:author="PR Preview" w:date="2026-01-01T00:00:00Z">
         <w:r>
           <w:delText xml:space="preserve">.</w:delText>
-        </w:r>
-      </w:del>
-      <w:del w:id="778" w:author="PR Preview" w:date="2026-01-01T00:00:00Z">
-        <w:r>
-          <w:delText xml:space="preserve"> </w:delText>
-        </w:r>
-      </w:del>
-      <w:del w:id="779" w:author="PR Preview" w:date="2026-01-01T00:00:00Z">
-        <w:r>
-          <w:delText xml:space="preserve">The derivative of</w:delText>
         </w:r>
       </w:del>
       <w:del w:id="780" w:author="PR Preview" w:date="2026-01-01T00:00:00Z">
@@ -33582,20 +33582,30 @@
           <w:delText xml:space="preserve"> </w:delText>
         </w:r>
       </w:del>
-      <m:oMath>
-        <m:r>
-          <m:rPr>
-            <m:sty m:val="p"/>
-          </m:rPr>
-          <m:t>expit</m:t>
-        </m:r>
-      </m:oMath>
       <w:del w:id="781" w:author="PR Preview" w:date="2026-01-01T00:00:00Z">
         <w:r>
-          <w:delText xml:space="preserve"> </w:delText>
+          <w:delText xml:space="preserve">The derivative of</w:delText>
         </w:r>
       </w:del>
       <w:del w:id="782" w:author="PR Preview" w:date="2026-01-01T00:00:00Z">
+        <w:r>
+          <w:delText xml:space="preserve"> </w:delText>
+        </w:r>
+      </w:del>
+      <m:oMath>
+        <m:r>
+          <m:rPr>
+            <m:sty m:val="p"/>
+          </m:rPr>
+          <m:t>expit</m:t>
+        </m:r>
+      </m:oMath>
+      <w:del w:id="783" w:author="PR Preview" w:date="2026-01-01T00:00:00Z">
+        <w:r>
+          <w:delText xml:space="preserve"> </w:delText>
+        </w:r>
+      </w:del>
+      <w:del w:id="784" w:author="PR Preview" w:date="2026-01-01T00:00:00Z">
         <w:r>
           <w:delText xml:space="preserve">is</w:delText>
         </w:r>
@@ -33605,7 +33615,7 @@
       <w:pPr>
         <w:pStyle w:val="BodyText"/>
       </w:pPr>
-      <w:ins w:id="783" w:author="PR Preview" w:date="2026-01-01T00:00:00Z">
+      <w:ins w:id="785" w:author="PR Preview" w:date="2026-01-01T00:00:00Z">
         <w:r>
           <w:rPr>
             <w:b/>
@@ -33614,23 +33624,23 @@
           <w:t xml:space="preserve">Example 16 (A flat prior on a probability is not flat on its log-odds)</w:t>
         </w:r>
       </w:ins>
-      <w:ins w:id="784" w:author="PR Preview" w:date="2026-01-01T00:00:00Z">
+      <w:ins w:id="786" w:author="PR Preview" w:date="2026-01-01T00:00:00Z">
         <w:r>
           <w:t xml:space="preserve"> </w:t>
         </w:r>
       </w:ins>
-      <w:ins w:id="785" w:author="PR Preview" w:date="2026-01-01T00:00:00Z">
+      <w:ins w:id="787" w:author="PR Preview" w:date="2026-01-01T00:00:00Z">
         <w:r>
           <w:t xml:space="preserve">A</w:t>
         </w:r>
       </w:ins>
-      <w:ins w:id="786" w:author="PR Preview" w:date="2026-01-01T00:00:00Z">
+      <w:ins w:id="788" w:author="PR Preview" w:date="2026-01-01T00:00:00Z">
         <w:r>
           <w:t xml:space="preserve"> </w:t>
         </w:r>
       </w:ins>
       <w:hyperlink w:anchor="def-flat-prior">
-        <w:ins w:id="787" w:author="PR Preview" w:date="2026-01-01T00:00:00Z">
+        <w:ins w:id="789" w:author="PR Preview" w:date="2026-01-01T00:00:00Z">
           <w:r>
             <w:rPr>
               <w:rStyle w:val="Hyperlink"/>
@@ -33639,27 +33649,27 @@
           </w:r>
         </w:ins>
       </w:hyperlink>
-      <w:ins w:id="788" w:author="PR Preview" w:date="2026-01-01T00:00:00Z">
+      <w:ins w:id="790" w:author="PR Preview" w:date="2026-01-01T00:00:00Z">
         <w:r>
           <w:t xml:space="preserve"> </w:t>
         </w:r>
       </w:ins>
-      <w:ins w:id="789" w:author="PR Preview" w:date="2026-01-01T00:00:00Z">
+      <w:ins w:id="791" w:author="PR Preview" w:date="2026-01-01T00:00:00Z">
         <w:r>
           <w:t xml:space="preserve">is flat only on the scale on which it is stated.</w:t>
         </w:r>
       </w:ins>
-      <w:ins w:id="790" w:author="PR Preview" w:date="2026-01-01T00:00:00Z">
+      <w:ins w:id="792" w:author="PR Preview" w:date="2026-01-01T00:00:00Z">
         <w:r>
           <w:t xml:space="preserve"> </w:t>
         </w:r>
       </w:ins>
-      <w:ins w:id="791" w:author="PR Preview" w:date="2026-01-01T00:00:00Z">
+      <w:ins w:id="793" w:author="PR Preview" w:date="2026-01-01T00:00:00Z">
         <w:r>
           <w:t xml:space="preserve">Let</w:t>
         </w:r>
       </w:ins>
-      <w:ins w:id="792" w:author="PR Preview" w:date="2026-01-01T00:00:00Z">
+      <w:ins w:id="794" w:author="PR Preview" w:date="2026-01-01T00:00:00Z">
         <w:r>
           <w:t xml:space="preserve"> </w:t>
         </w:r>
@@ -33669,23 +33679,23 @@
           <m:t>π</m:t>
         </m:r>
       </m:oMath>
-      <w:ins w:id="793" w:author="PR Preview" w:date="2026-01-01T00:00:00Z">
+      <w:ins w:id="795" w:author="PR Preview" w:date="2026-01-01T00:00:00Z">
         <w:r>
           <w:t xml:space="preserve"> </w:t>
         </w:r>
       </w:ins>
-      <w:ins w:id="794" w:author="PR Preview" w:date="2026-01-01T00:00:00Z">
+      <w:ins w:id="796" w:author="PR Preview" w:date="2026-01-01T00:00:00Z">
         <w:r>
           <w:t xml:space="preserve">have the uniform prior of</w:t>
         </w:r>
       </w:ins>
-      <w:ins w:id="795" w:author="PR Preview" w:date="2026-01-01T00:00:00Z">
+      <w:ins w:id="797" w:author="PR Preview" w:date="2026-01-01T00:00:00Z">
         <w:r>
           <w:t xml:space="preserve"> </w:t>
         </w:r>
       </w:ins>
       <w:hyperlink w:anchor="exm-prior">
-        <w:ins w:id="796" w:author="PR Preview" w:date="2026-01-01T00:00:00Z">
+        <w:ins w:id="798" w:author="PR Preview" w:date="2026-01-01T00:00:00Z">
           <w:r>
             <w:rPr>
               <w:rStyle w:val="Hyperlink"/>
@@ -33694,22 +33704,22 @@
           </w:r>
         </w:ins>
       </w:hyperlink>
-      <w:ins w:id="797" w:author="PR Preview" w:date="2026-01-01T00:00:00Z">
+      <w:ins w:id="799" w:author="PR Preview" w:date="2026-01-01T00:00:00Z">
         <w:r>
           <w:t xml:space="preserve">,</w:t>
         </w:r>
       </w:ins>
-      <w:ins w:id="798" w:author="PR Preview" w:date="2026-01-01T00:00:00Z">
+      <w:ins w:id="800" w:author="PR Preview" w:date="2026-01-01T00:00:00Z">
         <w:r>
           <w:t xml:space="preserve"> </w:t>
         </w:r>
       </w:ins>
-      <w:ins w:id="799" w:author="PR Preview" w:date="2026-01-01T00:00:00Z">
+      <w:ins w:id="801" w:author="PR Preview" w:date="2026-01-01T00:00:00Z">
         <w:r>
           <w:t xml:space="preserve">and let</w:t>
         </w:r>
       </w:ins>
-      <w:ins w:id="800" w:author="PR Preview" w:date="2026-01-01T00:00:00Z">
+      <w:ins w:id="802" w:author="PR Preview" w:date="2026-01-01T00:00:00Z">
         <w:r>
           <w:t xml:space="preserve"> </w:t>
         </w:r>
@@ -33759,27 +33769,27 @@
           <m:t>)</m:t>
         </m:r>
       </m:oMath>
-      <w:ins w:id="801" w:author="PR Preview" w:date="2026-01-01T00:00:00Z">
+      <w:ins w:id="803" w:author="PR Preview" w:date="2026-01-01T00:00:00Z">
         <w:r>
           <w:t xml:space="preserve"> </w:t>
         </w:r>
       </w:ins>
-      <w:ins w:id="802" w:author="PR Preview" w:date="2026-01-01T00:00:00Z">
+      <w:ins w:id="804" w:author="PR Preview" w:date="2026-01-01T00:00:00Z">
         <w:r>
           <w:t xml:space="preserve">be its log-odds,</w:t>
         </w:r>
       </w:ins>
-      <w:ins w:id="803" w:author="PR Preview" w:date="2026-01-01T00:00:00Z">
+      <w:ins w:id="805" w:author="PR Preview" w:date="2026-01-01T00:00:00Z">
         <w:r>
           <w:t xml:space="preserve"> </w:t>
         </w:r>
       </w:ins>
-      <w:ins w:id="804" w:author="PR Preview" w:date="2026-01-01T00:00:00Z">
+      <w:ins w:id="806" w:author="PR Preview" w:date="2026-01-01T00:00:00Z">
         <w:r>
           <w:t xml:space="preserve">so that</w:t>
         </w:r>
       </w:ins>
-      <w:ins w:id="805" w:author="PR Preview" w:date="2026-01-01T00:00:00Z">
+      <w:ins w:id="807" w:author="PR Preview" w:date="2026-01-01T00:00:00Z">
         <w:r>
           <w:t xml:space="preserve"> </w:t>
         </w:r>
@@ -33870,22 +33880,22 @@
           <m:t>)</m:t>
         </m:r>
       </m:oMath>
-      <w:ins w:id="806" w:author="PR Preview" w:date="2026-01-01T00:00:00Z">
+      <w:ins w:id="808" w:author="PR Preview" w:date="2026-01-01T00:00:00Z">
         <w:r>
           <w:t xml:space="preserve">.</w:t>
         </w:r>
       </w:ins>
-      <w:ins w:id="807" w:author="PR Preview" w:date="2026-01-01T00:00:00Z">
+      <w:ins w:id="809" w:author="PR Preview" w:date="2026-01-01T00:00:00Z">
         <w:r>
           <w:t xml:space="preserve"> </w:t>
         </w:r>
       </w:ins>
-      <w:ins w:id="808" w:author="PR Preview" w:date="2026-01-01T00:00:00Z">
+      <w:ins w:id="810" w:author="PR Preview" w:date="2026-01-01T00:00:00Z">
         <w:r>
           <w:t xml:space="preserve">The derivative of</w:t>
         </w:r>
       </w:ins>
-      <w:ins w:id="809" w:author="PR Preview" w:date="2026-01-01T00:00:00Z">
+      <w:ins w:id="811" w:author="PR Preview" w:date="2026-01-01T00:00:00Z">
         <w:r>
           <w:t xml:space="preserve"> </w:t>
         </w:r>
@@ -33898,12 +33908,12 @@
           <m:t>expit</m:t>
         </m:r>
       </m:oMath>
-      <w:ins w:id="810" w:author="PR Preview" w:date="2026-01-01T00:00:00Z">
+      <w:ins w:id="812" w:author="PR Preview" w:date="2026-01-01T00:00:00Z">
         <w:r>
           <w:t xml:space="preserve"> </w:t>
         </w:r>
       </w:ins>
-      <w:ins w:id="811" w:author="PR Preview" w:date="2026-01-01T00:00:00Z">
+      <w:ins w:id="813" w:author="PR Preview" w:date="2026-01-01T00:00:00Z">
         <w:r>
           <w:t xml:space="preserve">is</w:t>
         </w:r>
@@ -35654,7 +35664,7 @@
       <w:pPr>
         <w:pStyle w:val="BodyText"/>
       </w:pPr>
-      <w:del w:id="812" w:author="PR Preview" w:date="2026-01-01T00:00:00Z">
+      <w:del w:id="814" w:author="PR Preview" w:date="2026-01-01T00:00:00Z">
         <w:r>
           <w:rPr>
             <w:b/>
@@ -35663,23 +35673,23 @@
           <w:delText xml:space="preserve">Example 16 (Posterior mode and maximum likelihood estimate for a probability)</w:delText>
         </w:r>
       </w:del>
-      <w:del w:id="813" w:author="PR Preview" w:date="2026-01-01T00:00:00Z">
+      <w:del w:id="815" w:author="PR Preview" w:date="2026-01-01T00:00:00Z">
         <w:r>
           <w:delText xml:space="preserve"> </w:delText>
         </w:r>
       </w:del>
-      <w:del w:id="814" w:author="PR Preview" w:date="2026-01-01T00:00:00Z">
+      <w:del w:id="816" w:author="PR Preview" w:date="2026-01-01T00:00:00Z">
         <w:r>
           <w:delText xml:space="preserve">In</w:delText>
         </w:r>
       </w:del>
-      <w:del w:id="815" w:author="PR Preview" w:date="2026-01-01T00:00:00Z">
+      <w:del w:id="817" w:author="PR Preview" w:date="2026-01-01T00:00:00Z">
         <w:r>
           <w:delText xml:space="preserve"> </w:delText>
         </w:r>
       </w:del>
       <w:hyperlink w:anchor="exm-beta-bernoulli">
-        <w:del w:id="816" w:author="PR Preview" w:date="2026-01-01T00:00:00Z">
+        <w:del w:id="818" w:author="PR Preview" w:date="2026-01-01T00:00:00Z">
           <w:r>
             <w:rPr>
               <w:rStyle w:val="Hyperlink"/>
@@ -35688,17 +35698,17 @@
           </w:r>
         </w:del>
       </w:hyperlink>
-      <w:del w:id="817" w:author="PR Preview" w:date="2026-01-01T00:00:00Z">
+      <w:del w:id="819" w:author="PR Preview" w:date="2026-01-01T00:00:00Z">
         <w:r>
           <w:delText xml:space="preserve"> </w:delText>
         </w:r>
       </w:del>
-      <w:del w:id="818" w:author="PR Preview" w:date="2026-01-01T00:00:00Z">
+      <w:del w:id="820" w:author="PR Preview" w:date="2026-01-01T00:00:00Z">
         <w:r>
           <w:delText xml:space="preserve">the prior is uniform on</w:delText>
         </w:r>
       </w:del>
-      <w:del w:id="819" w:author="PR Preview" w:date="2026-01-01T00:00:00Z">
+      <w:del w:id="821" w:author="PR Preview" w:date="2026-01-01T00:00:00Z">
         <w:r>
           <w:delText xml:space="preserve"> </w:delText>
         </w:r>
@@ -35729,19 +35739,9 @@
           <m:t>)</m:t>
         </m:r>
       </m:oMath>
-      <w:del w:id="820" w:author="PR Preview" w:date="2026-01-01T00:00:00Z">
+      <w:del w:id="822" w:author="PR Preview" w:date="2026-01-01T00:00:00Z">
         <w:r>
           <w:delText xml:space="preserve">,</w:delText>
-        </w:r>
-      </w:del>
-      <w:del w:id="821" w:author="PR Preview" w:date="2026-01-01T00:00:00Z">
-        <w:r>
-          <w:delText xml:space="preserve"> </w:delText>
-        </w:r>
-      </w:del>
-      <w:del w:id="822" w:author="PR Preview" w:date="2026-01-01T00:00:00Z">
-        <w:r>
-          <w:delText xml:space="preserve">so by</w:delText>
         </w:r>
       </w:del>
       <w:del w:id="823" w:author="PR Preview" w:date="2026-01-01T00:00:00Z">
@@ -35749,8 +35749,18 @@
           <w:delText xml:space="preserve"> </w:delText>
         </w:r>
       </w:del>
+      <w:del w:id="824" w:author="PR Preview" w:date="2026-01-01T00:00:00Z">
+        <w:r>
+          <w:delText xml:space="preserve">so by</w:delText>
+        </w:r>
+      </w:del>
+      <w:del w:id="825" w:author="PR Preview" w:date="2026-01-01T00:00:00Z">
+        <w:r>
+          <w:delText xml:space="preserve"> </w:delText>
+        </w:r>
+      </w:del>
       <w:hyperlink w:anchor="cor-flat-prior-posterior">
-        <w:del w:id="824" w:author="PR Preview" w:date="2026-01-01T00:00:00Z">
+        <w:del w:id="826" w:author="PR Preview" w:date="2026-01-01T00:00:00Z">
           <w:r>
             <w:rPr>
               <w:rStyle w:val="Hyperlink"/>
@@ -35759,16 +35769,6 @@
           </w:r>
         </w:del>
       </w:hyperlink>
-      <w:del w:id="825" w:author="PR Preview" w:date="2026-01-01T00:00:00Z">
-        <w:r>
-          <w:delText xml:space="preserve"> </w:delText>
-        </w:r>
-      </w:del>
-      <w:del w:id="826" w:author="PR Preview" w:date="2026-01-01T00:00:00Z">
-        <w:r>
-          <w:delText xml:space="preserve">the posterior density,</w:delText>
-        </w:r>
-      </w:del>
       <w:del w:id="827" w:author="PR Preview" w:date="2026-01-01T00:00:00Z">
         <w:r>
           <w:delText xml:space="preserve"> </w:delText>
@@ -35776,10 +35776,20 @@
       </w:del>
       <w:del w:id="828" w:author="PR Preview" w:date="2026-01-01T00:00:00Z">
         <w:r>
-          <w:delText xml:space="preserve">proportional to</w:delText>
+          <w:delText xml:space="preserve">the posterior density,</w:delText>
         </w:r>
       </w:del>
       <w:del w:id="829" w:author="PR Preview" w:date="2026-01-01T00:00:00Z">
+        <w:r>
+          <w:delText xml:space="preserve"> </w:delText>
+        </w:r>
+      </w:del>
+      <w:del w:id="830" w:author="PR Preview" w:date="2026-01-01T00:00:00Z">
+        <w:r>
+          <w:delText xml:space="preserve">proportional to</w:delText>
+        </w:r>
+      </w:del>
+      <w:del w:id="831" w:author="PR Preview" w:date="2026-01-01T00:00:00Z">
         <w:r>
           <w:delText xml:space="preserve"> </w:delText>
         </w:r>
@@ -35831,19 +35841,9 @@
           </m:sup>
         </m:sSup>
       </m:oMath>
-      <w:del w:id="830" w:author="PR Preview" w:date="2026-01-01T00:00:00Z">
+      <w:del w:id="832" w:author="PR Preview" w:date="2026-01-01T00:00:00Z">
         <w:r>
           <w:delText xml:space="preserve">,</w:delText>
-        </w:r>
-      </w:del>
-      <w:del w:id="831" w:author="PR Preview" w:date="2026-01-01T00:00:00Z">
-        <w:r>
-          <w:delText xml:space="preserve"> </w:delText>
-        </w:r>
-      </w:del>
-      <w:del w:id="832" w:author="PR Preview" w:date="2026-01-01T00:00:00Z">
-        <w:r>
-          <w:delText xml:space="preserve">is maximized at the maximum likelihood estimate.</w:delText>
         </w:r>
       </w:del>
       <w:del w:id="833" w:author="PR Preview" w:date="2026-01-01T00:00:00Z">
@@ -35853,7 +35853,7 @@
       </w:del>
       <w:del w:id="834" w:author="PR Preview" w:date="2026-01-01T00:00:00Z">
         <w:r>
-          <w:delText xml:space="preserve">Setting the derivative of the log-likelihood</w:delText>
+          <w:delText xml:space="preserve">is maximized at the maximum likelihood estimate.</w:delText>
         </w:r>
       </w:del>
       <w:del w:id="835" w:author="PR Preview" w:date="2026-01-01T00:00:00Z">
@@ -35861,83 +35861,9 @@
           <w:delText xml:space="preserve"> </w:delText>
         </w:r>
       </w:del>
-      <m:oMath>
-        <m:r>
-          <m:t>r</m:t>
-        </m:r>
-        <m:r>
-          <m:rPr>
-            <m:sty m:val="p"/>
-          </m:rPr>
-          <m:t>log</m:t>
-        </m:r>
-        <m:r>
-          <m:t>π</m:t>
-        </m:r>
-        <m:r>
-          <m:rPr>
-            <m:sty m:val="p"/>
-          </m:rPr>
-          <m:t>+</m:t>
-        </m:r>
-        <m:r>
-          <m:rPr>
-            <m:sty m:val="p"/>
-          </m:rPr>
-          <m:t>(</m:t>
-        </m:r>
-        <m:r>
-          <m:t>n</m:t>
-        </m:r>
-        <m:r>
-          <m:rPr>
-            <m:sty m:val="p"/>
-          </m:rPr>
-          <m:t>−</m:t>
-        </m:r>
-        <m:r>
-          <m:t>r</m:t>
-        </m:r>
-        <m:r>
-          <m:rPr>
-            <m:sty m:val="p"/>
-          </m:rPr>
-          <m:t>)</m:t>
-        </m:r>
-        <m:r>
-          <m:rPr>
-            <m:sty m:val="p"/>
-          </m:rPr>
-          <m:t>log</m:t>
-        </m:r>
-        <m:r>
-          <m:rPr>
-            <m:sty m:val="p"/>
-          </m:rPr>
-          <m:t>(</m:t>
-        </m:r>
-        <m:r>
-          <m:t>1</m:t>
-        </m:r>
-        <m:r>
-          <m:rPr>
-            <m:sty m:val="p"/>
-          </m:rPr>
-          <m:t>−</m:t>
-        </m:r>
-        <m:r>
-          <m:t>π</m:t>
-        </m:r>
-        <m:r>
-          <m:rPr>
-            <m:sty m:val="p"/>
-          </m:rPr>
-          <m:t>)</m:t>
-        </m:r>
-      </m:oMath>
       <w:del w:id="836" w:author="PR Preview" w:date="2026-01-01T00:00:00Z">
         <w:r>
-          <w:delText xml:space="preserve">,</w:delText>
+          <w:delText xml:space="preserve">Setting the derivative of the log-likelihood</w:delText>
         </w:r>
       </w:del>
       <w:del w:id="837" w:author="PR Preview" w:date="2026-01-01T00:00:00Z">
@@ -35945,9 +35871,83 @@
           <w:delText xml:space="preserve"> </w:delText>
         </w:r>
       </w:del>
+      <m:oMath>
+        <m:r>
+          <m:t>r</m:t>
+        </m:r>
+        <m:r>
+          <m:rPr>
+            <m:sty m:val="p"/>
+          </m:rPr>
+          <m:t>log</m:t>
+        </m:r>
+        <m:r>
+          <m:t>π</m:t>
+        </m:r>
+        <m:r>
+          <m:rPr>
+            <m:sty m:val="p"/>
+          </m:rPr>
+          <m:t>+</m:t>
+        </m:r>
+        <m:r>
+          <m:rPr>
+            <m:sty m:val="p"/>
+          </m:rPr>
+          <m:t>(</m:t>
+        </m:r>
+        <m:r>
+          <m:t>n</m:t>
+        </m:r>
+        <m:r>
+          <m:rPr>
+            <m:sty m:val="p"/>
+          </m:rPr>
+          <m:t>−</m:t>
+        </m:r>
+        <m:r>
+          <m:t>r</m:t>
+        </m:r>
+        <m:r>
+          <m:rPr>
+            <m:sty m:val="p"/>
+          </m:rPr>
+          <m:t>)</m:t>
+        </m:r>
+        <m:r>
+          <m:rPr>
+            <m:sty m:val="p"/>
+          </m:rPr>
+          <m:t>log</m:t>
+        </m:r>
+        <m:r>
+          <m:rPr>
+            <m:sty m:val="p"/>
+          </m:rPr>
+          <m:t>(</m:t>
+        </m:r>
+        <m:r>
+          <m:t>1</m:t>
+        </m:r>
+        <m:r>
+          <m:rPr>
+            <m:sty m:val="p"/>
+          </m:rPr>
+          <m:t>−</m:t>
+        </m:r>
+        <m:r>
+          <m:t>π</m:t>
+        </m:r>
+        <m:r>
+          <m:rPr>
+            <m:sty m:val="p"/>
+          </m:rPr>
+          <m:t>)</m:t>
+        </m:r>
+      </m:oMath>
       <w:del w:id="838" w:author="PR Preview" w:date="2026-01-01T00:00:00Z">
         <w:r>
-          <w:delText xml:space="preserve">which is</w:delText>
+          <w:delText xml:space="preserve">,</w:delText>
         </w:r>
       </w:del>
       <w:del w:id="839" w:author="PR Preview" w:date="2026-01-01T00:00:00Z">
@@ -35955,83 +35955,9 @@
           <w:delText xml:space="preserve"> </w:delText>
         </w:r>
       </w:del>
-      <m:oMath>
-        <m:r>
-          <m:t>r</m:t>
-        </m:r>
-        <m:r>
-          <m:rPr>
-            <m:sty m:val="p"/>
-          </m:rPr>
-          <m:t>/</m:t>
-        </m:r>
-        <m:r>
-          <m:t>π</m:t>
-        </m:r>
-        <m:r>
-          <m:rPr>
-            <m:sty m:val="p"/>
-          </m:rPr>
-          <m:t>−</m:t>
-        </m:r>
-        <m:r>
-          <m:rPr>
-            <m:sty m:val="p"/>
-          </m:rPr>
-          <m:t>(</m:t>
-        </m:r>
-        <m:r>
-          <m:t>n</m:t>
-        </m:r>
-        <m:r>
-          <m:rPr>
-            <m:sty m:val="p"/>
-          </m:rPr>
-          <m:t>−</m:t>
-        </m:r>
-        <m:r>
-          <m:t>r</m:t>
-        </m:r>
-        <m:r>
-          <m:rPr>
-            <m:sty m:val="p"/>
-          </m:rPr>
-          <m:t>)</m:t>
-        </m:r>
-        <m:r>
-          <m:rPr>
-            <m:sty m:val="p"/>
-          </m:rPr>
-          <m:t>/</m:t>
-        </m:r>
-        <m:r>
-          <m:rPr>
-            <m:sty m:val="p"/>
-          </m:rPr>
-          <m:t>(</m:t>
-        </m:r>
-        <m:r>
-          <m:t>1</m:t>
-        </m:r>
-        <m:r>
-          <m:rPr>
-            <m:sty m:val="p"/>
-          </m:rPr>
-          <m:t>−</m:t>
-        </m:r>
-        <m:r>
-          <m:t>π</m:t>
-        </m:r>
-        <m:r>
-          <m:rPr>
-            <m:sty m:val="p"/>
-          </m:rPr>
-          <m:t>)</m:t>
-        </m:r>
-      </m:oMath>
       <w:del w:id="840" w:author="PR Preview" w:date="2026-01-01T00:00:00Z">
         <w:r>
-          <w:delText xml:space="preserve">,</w:delText>
+          <w:delText xml:space="preserve">which is</w:delText>
         </w:r>
       </w:del>
       <w:del w:id="841" w:author="PR Preview" w:date="2026-01-01T00:00:00Z">
@@ -36039,12 +35965,96 @@
           <w:delText xml:space="preserve"> </w:delText>
         </w:r>
       </w:del>
+      <m:oMath>
+        <m:r>
+          <m:t>r</m:t>
+        </m:r>
+        <m:r>
+          <m:rPr>
+            <m:sty m:val="p"/>
+          </m:rPr>
+          <m:t>/</m:t>
+        </m:r>
+        <m:r>
+          <m:t>π</m:t>
+        </m:r>
+        <m:r>
+          <m:rPr>
+            <m:sty m:val="p"/>
+          </m:rPr>
+          <m:t>−</m:t>
+        </m:r>
+        <m:r>
+          <m:rPr>
+            <m:sty m:val="p"/>
+          </m:rPr>
+          <m:t>(</m:t>
+        </m:r>
+        <m:r>
+          <m:t>n</m:t>
+        </m:r>
+        <m:r>
+          <m:rPr>
+            <m:sty m:val="p"/>
+          </m:rPr>
+          <m:t>−</m:t>
+        </m:r>
+        <m:r>
+          <m:t>r</m:t>
+        </m:r>
+        <m:r>
+          <m:rPr>
+            <m:sty m:val="p"/>
+          </m:rPr>
+          <m:t>)</m:t>
+        </m:r>
+        <m:r>
+          <m:rPr>
+            <m:sty m:val="p"/>
+          </m:rPr>
+          <m:t>/</m:t>
+        </m:r>
+        <m:r>
+          <m:rPr>
+            <m:sty m:val="p"/>
+          </m:rPr>
+          <m:t>(</m:t>
+        </m:r>
+        <m:r>
+          <m:t>1</m:t>
+        </m:r>
+        <m:r>
+          <m:rPr>
+            <m:sty m:val="p"/>
+          </m:rPr>
+          <m:t>−</m:t>
+        </m:r>
+        <m:r>
+          <m:t>π</m:t>
+        </m:r>
+        <m:r>
+          <m:rPr>
+            <m:sty m:val="p"/>
+          </m:rPr>
+          <m:t>)</m:t>
+        </m:r>
+      </m:oMath>
       <w:del w:id="842" w:author="PR Preview" w:date="2026-01-01T00:00:00Z">
         <w:r>
-          <w:delText xml:space="preserve">to zero gives</w:delText>
+          <w:delText xml:space="preserve">,</w:delText>
         </w:r>
       </w:del>
       <w:del w:id="843" w:author="PR Preview" w:date="2026-01-01T00:00:00Z">
+        <w:r>
+          <w:delText xml:space="preserve"> </w:delText>
+        </w:r>
+      </w:del>
+      <w:del w:id="844" w:author="PR Preview" w:date="2026-01-01T00:00:00Z">
+        <w:r>
+          <w:delText xml:space="preserve">to zero gives</w:delText>
+        </w:r>
+      </w:del>
+      <w:del w:id="845" w:author="PR Preview" w:date="2026-01-01T00:00:00Z">
         <w:r>
           <w:delText xml:space="preserve"> </w:delText>
         </w:r>
@@ -36106,19 +36116,9 @@
           <m:t>0.604</m:t>
         </m:r>
       </m:oMath>
-      <w:del w:id="844" w:author="PR Preview" w:date="2026-01-01T00:00:00Z">
+      <w:del w:id="846" w:author="PR Preview" w:date="2026-01-01T00:00:00Z">
         <w:r>
           <w:delText xml:space="preserve">.</w:delText>
-        </w:r>
-      </w:del>
-      <w:del w:id="845" w:author="PR Preview" w:date="2026-01-01T00:00:00Z">
-        <w:r>
-          <w:delText xml:space="preserve"> </w:delText>
-        </w:r>
-      </w:del>
-      <w:del w:id="846" w:author="PR Preview" w:date="2026-01-01T00:00:00Z">
-        <w:r>
-          <w:delText xml:space="preserve">The posterior</w:delText>
         </w:r>
       </w:del>
       <w:del w:id="847" w:author="PR Preview" w:date="2026-01-01T00:00:00Z">
@@ -36127,6 +36127,16 @@
         </w:r>
       </w:del>
       <w:del w:id="848" w:author="PR Preview" w:date="2026-01-01T00:00:00Z">
+        <w:r>
+          <w:delText xml:space="preserve">The posterior</w:delText>
+        </w:r>
+      </w:del>
+      <w:del w:id="849" w:author="PR Preview" w:date="2026-01-01T00:00:00Z">
+        <w:r>
+          <w:delText xml:space="preserve"> </w:delText>
+        </w:r>
+      </w:del>
+      <w:del w:id="850" w:author="PR Preview" w:date="2026-01-01T00:00:00Z">
         <w:r>
           <w:rPr>
             <w:i/>
@@ -36135,12 +36145,12 @@
           <w:delText xml:space="preserve">mean</w:delText>
         </w:r>
       </w:del>
-      <w:del w:id="849" w:author="PR Preview" w:date="2026-01-01T00:00:00Z">
+      <w:del w:id="851" w:author="PR Preview" w:date="2026-01-01T00:00:00Z">
         <w:r>
           <w:delText xml:space="preserve">,</w:delText>
         </w:r>
       </w:del>
-      <w:del w:id="850" w:author="PR Preview" w:date="2026-01-01T00:00:00Z">
+      <w:del w:id="852" w:author="PR Preview" w:date="2026-01-01T00:00:00Z">
         <w:r>
           <w:delText xml:space="preserve"> </w:delText>
         </w:r>
@@ -36168,19 +36178,9 @@
           <m:t>0.602</m:t>
         </m:r>
       </m:oMath>
-      <w:del w:id="851" w:author="PR Preview" w:date="2026-01-01T00:00:00Z">
+      <w:del w:id="853" w:author="PR Preview" w:date="2026-01-01T00:00:00Z">
         <w:r>
           <w:delText xml:space="preserve">,</w:delText>
-        </w:r>
-      </w:del>
-      <w:del w:id="852" w:author="PR Preview" w:date="2026-01-01T00:00:00Z">
-        <w:r>
-          <w:delText xml:space="preserve"> </w:delText>
-        </w:r>
-      </w:del>
-      <w:del w:id="853" w:author="PR Preview" w:date="2026-01-01T00:00:00Z">
-        <w:r>
-          <w:delText xml:space="preserve">is not the maximum likelihood estimate:</w:delText>
         </w:r>
       </w:del>
       <w:del w:id="854" w:author="PR Preview" w:date="2026-01-01T00:00:00Z">
@@ -36188,8 +36188,18 @@
           <w:delText xml:space="preserve"> </w:delText>
         </w:r>
       </w:del>
+      <w:del w:id="855" w:author="PR Preview" w:date="2026-01-01T00:00:00Z">
+        <w:r>
+          <w:delText xml:space="preserve">is not the maximum likelihood estimate:</w:delText>
+        </w:r>
+      </w:del>
+      <w:del w:id="856" w:author="PR Preview" w:date="2026-01-01T00:00:00Z">
+        <w:r>
+          <w:delText xml:space="preserve"> </w:delText>
+        </w:r>
+      </w:del>
       <w:hyperlink w:anchor="cor-flat-prior-posterior">
-        <w:del w:id="855" w:author="PR Preview" w:date="2026-01-01T00:00:00Z">
+        <w:del w:id="857" w:author="PR Preview" w:date="2026-01-01T00:00:00Z">
           <w:r>
             <w:rPr>
               <w:rStyle w:val="Hyperlink"/>
@@ -36198,22 +36208,22 @@
           </w:r>
         </w:del>
       </w:hyperlink>
-      <w:del w:id="856" w:author="PR Preview" w:date="2026-01-01T00:00:00Z">
-        <w:r>
-          <w:delText xml:space="preserve"> </w:delText>
-        </w:r>
-      </w:del>
-      <w:del w:id="857" w:author="PR Preview" w:date="2026-01-01T00:00:00Z">
-        <w:r>
-          <w:delText xml:space="preserve">concerns the posterior’s shape,</w:delText>
-        </w:r>
-      </w:del>
       <w:del w:id="858" w:author="PR Preview" w:date="2026-01-01T00:00:00Z">
         <w:r>
           <w:delText xml:space="preserve"> </w:delText>
         </w:r>
       </w:del>
       <w:del w:id="859" w:author="PR Preview" w:date="2026-01-01T00:00:00Z">
+        <w:r>
+          <w:delText xml:space="preserve">concerns the posterior’s shape,</w:delText>
+        </w:r>
+      </w:del>
+      <w:del w:id="860" w:author="PR Preview" w:date="2026-01-01T00:00:00Z">
+        <w:r>
+          <w:delText xml:space="preserve"> </w:delText>
+        </w:r>
+      </w:del>
+      <w:del w:id="861" w:author="PR Preview" w:date="2026-01-01T00:00:00Z">
         <w:r>
           <w:delText xml:space="preserve">and so its mode, but a mean depends on the whole distribution.</w:delText>
         </w:r>
@@ -36223,7 +36233,7 @@
       <w:pPr>
         <w:pStyle w:val="BodyText"/>
       </w:pPr>
-      <w:ins w:id="860" w:author="PR Preview" w:date="2026-01-01T00:00:00Z">
+      <w:ins w:id="862" w:author="PR Preview" w:date="2026-01-01T00:00:00Z">
         <w:r>
           <w:rPr>
             <w:b/>
@@ -36232,23 +36242,23 @@
           <w:t xml:space="preserve">Example 17 (Posterior mode and maximum likelihood estimate for a probability)</w:t>
         </w:r>
       </w:ins>
-      <w:ins w:id="861" w:author="PR Preview" w:date="2026-01-01T00:00:00Z">
+      <w:ins w:id="863" w:author="PR Preview" w:date="2026-01-01T00:00:00Z">
         <w:r>
           <w:t xml:space="preserve"> </w:t>
         </w:r>
       </w:ins>
-      <w:ins w:id="862" w:author="PR Preview" w:date="2026-01-01T00:00:00Z">
+      <w:ins w:id="864" w:author="PR Preview" w:date="2026-01-01T00:00:00Z">
         <w:r>
           <w:t xml:space="preserve">In</w:t>
         </w:r>
       </w:ins>
-      <w:ins w:id="863" w:author="PR Preview" w:date="2026-01-01T00:00:00Z">
+      <w:ins w:id="865" w:author="PR Preview" w:date="2026-01-01T00:00:00Z">
         <w:r>
           <w:t xml:space="preserve"> </w:t>
         </w:r>
       </w:ins>
       <w:hyperlink w:anchor="exm-beta-bernoulli">
-        <w:ins w:id="864" w:author="PR Preview" w:date="2026-01-01T00:00:00Z">
+        <w:ins w:id="866" w:author="PR Preview" w:date="2026-01-01T00:00:00Z">
           <w:r>
             <w:rPr>
               <w:rStyle w:val="Hyperlink"/>
@@ -36257,17 +36267,17 @@
           </w:r>
         </w:ins>
       </w:hyperlink>
-      <w:ins w:id="865" w:author="PR Preview" w:date="2026-01-01T00:00:00Z">
+      <w:ins w:id="867" w:author="PR Preview" w:date="2026-01-01T00:00:00Z">
         <w:r>
           <w:t xml:space="preserve"> </w:t>
         </w:r>
       </w:ins>
-      <w:ins w:id="866" w:author="PR Preview" w:date="2026-01-01T00:00:00Z">
+      <w:ins w:id="868" w:author="PR Preview" w:date="2026-01-01T00:00:00Z">
         <w:r>
           <w:t xml:space="preserve">the prior is uniform on</w:t>
         </w:r>
       </w:ins>
-      <w:ins w:id="867" w:author="PR Preview" w:date="2026-01-01T00:00:00Z">
+      <w:ins w:id="869" w:author="PR Preview" w:date="2026-01-01T00:00:00Z">
         <w:r>
           <w:t xml:space="preserve"> </w:t>
         </w:r>
@@ -36298,28 +36308,28 @@
           <m:t>)</m:t>
         </m:r>
       </m:oMath>
-      <w:ins w:id="868" w:author="PR Preview" w:date="2026-01-01T00:00:00Z">
+      <w:ins w:id="870" w:author="PR Preview" w:date="2026-01-01T00:00:00Z">
         <w:r>
           <w:t xml:space="preserve">,</w:t>
         </w:r>
       </w:ins>
-      <w:ins w:id="869" w:author="PR Preview" w:date="2026-01-01T00:00:00Z">
+      <w:ins w:id="871" w:author="PR Preview" w:date="2026-01-01T00:00:00Z">
         <w:r>
           <w:t xml:space="preserve"> </w:t>
         </w:r>
       </w:ins>
-      <w:ins w:id="870" w:author="PR Preview" w:date="2026-01-01T00:00:00Z">
+      <w:ins w:id="872" w:author="PR Preview" w:date="2026-01-01T00:00:00Z">
         <w:r>
           <w:t xml:space="preserve">so by</w:t>
         </w:r>
       </w:ins>
-      <w:ins w:id="871" w:author="PR Preview" w:date="2026-01-01T00:00:00Z">
+      <w:ins w:id="873" w:author="PR Preview" w:date="2026-01-01T00:00:00Z">
         <w:r>
           <w:t xml:space="preserve"> </w:t>
         </w:r>
       </w:ins>
       <w:hyperlink w:anchor="cor-flat-prior-posterior">
-        <w:ins w:id="872" w:author="PR Preview" w:date="2026-01-01T00:00:00Z">
+        <w:ins w:id="874" w:author="PR Preview" w:date="2026-01-01T00:00:00Z">
           <w:r>
             <w:rPr>
               <w:rStyle w:val="Hyperlink"/>
@@ -36328,27 +36338,27 @@
           </w:r>
         </w:ins>
       </w:hyperlink>
-      <w:ins w:id="873" w:author="PR Preview" w:date="2026-01-01T00:00:00Z">
+      <w:ins w:id="875" w:author="PR Preview" w:date="2026-01-01T00:00:00Z">
         <w:r>
           <w:t xml:space="preserve"> </w:t>
         </w:r>
       </w:ins>
-      <w:ins w:id="874" w:author="PR Preview" w:date="2026-01-01T00:00:00Z">
+      <w:ins w:id="876" w:author="PR Preview" w:date="2026-01-01T00:00:00Z">
         <w:r>
           <w:t xml:space="preserve">the posterior density,</w:t>
         </w:r>
       </w:ins>
-      <w:ins w:id="875" w:author="PR Preview" w:date="2026-01-01T00:00:00Z">
+      <w:ins w:id="877" w:author="PR Preview" w:date="2026-01-01T00:00:00Z">
         <w:r>
           <w:t xml:space="preserve"> </w:t>
         </w:r>
       </w:ins>
-      <w:ins w:id="876" w:author="PR Preview" w:date="2026-01-01T00:00:00Z">
+      <w:ins w:id="878" w:author="PR Preview" w:date="2026-01-01T00:00:00Z">
         <w:r>
           <w:t xml:space="preserve">proportional to</w:t>
         </w:r>
       </w:ins>
-      <w:ins w:id="877" w:author="PR Preview" w:date="2026-01-01T00:00:00Z">
+      <w:ins w:id="879" w:author="PR Preview" w:date="2026-01-01T00:00:00Z">
         <w:r>
           <w:t xml:space="preserve"> </w:t>
         </w:r>
@@ -36400,32 +36410,32 @@
           </m:sup>
         </m:sSup>
       </m:oMath>
-      <w:ins w:id="878" w:author="PR Preview" w:date="2026-01-01T00:00:00Z">
+      <w:ins w:id="880" w:author="PR Preview" w:date="2026-01-01T00:00:00Z">
         <w:r>
           <w:t xml:space="preserve">,</w:t>
         </w:r>
       </w:ins>
-      <w:ins w:id="879" w:author="PR Preview" w:date="2026-01-01T00:00:00Z">
+      <w:ins w:id="881" w:author="PR Preview" w:date="2026-01-01T00:00:00Z">
         <w:r>
           <w:t xml:space="preserve"> </w:t>
         </w:r>
       </w:ins>
-      <w:ins w:id="880" w:author="PR Preview" w:date="2026-01-01T00:00:00Z">
+      <w:ins w:id="882" w:author="PR Preview" w:date="2026-01-01T00:00:00Z">
         <w:r>
           <w:t xml:space="preserve">is maximized at the maximum likelihood estimate.</w:t>
         </w:r>
       </w:ins>
-      <w:ins w:id="881" w:author="PR Preview" w:date="2026-01-01T00:00:00Z">
+      <w:ins w:id="883" w:author="PR Preview" w:date="2026-01-01T00:00:00Z">
         <w:r>
           <w:t xml:space="preserve"> </w:t>
         </w:r>
       </w:ins>
-      <w:ins w:id="882" w:author="PR Preview" w:date="2026-01-01T00:00:00Z">
+      <w:ins w:id="884" w:author="PR Preview" w:date="2026-01-01T00:00:00Z">
         <w:r>
           <w:t xml:space="preserve">Setting the derivative of the log-likelihood</w:t>
         </w:r>
       </w:ins>
-      <w:ins w:id="883" w:author="PR Preview" w:date="2026-01-01T00:00:00Z">
+      <w:ins w:id="885" w:author="PR Preview" w:date="2026-01-01T00:00:00Z">
         <w:r>
           <w:t xml:space="preserve"> </w:t>
         </w:r>
@@ -36504,22 +36514,22 @@
           <m:t>)</m:t>
         </m:r>
       </m:oMath>
-      <w:ins w:id="884" w:author="PR Preview" w:date="2026-01-01T00:00:00Z">
+      <w:ins w:id="886" w:author="PR Preview" w:date="2026-01-01T00:00:00Z">
         <w:r>
           <w:t xml:space="preserve">,</w:t>
         </w:r>
       </w:ins>
-      <w:ins w:id="885" w:author="PR Preview" w:date="2026-01-01T00:00:00Z">
+      <w:ins w:id="887" w:author="PR Preview" w:date="2026-01-01T00:00:00Z">
         <w:r>
           <w:t xml:space="preserve"> </w:t>
         </w:r>
       </w:ins>
-      <w:ins w:id="886" w:author="PR Preview" w:date="2026-01-01T00:00:00Z">
+      <w:ins w:id="888" w:author="PR Preview" w:date="2026-01-01T00:00:00Z">
         <w:r>
           <w:t xml:space="preserve">which is</w:t>
         </w:r>
       </w:ins>
-      <w:ins w:id="887" w:author="PR Preview" w:date="2026-01-01T00:00:00Z">
+      <w:ins w:id="889" w:author="PR Preview" w:date="2026-01-01T00:00:00Z">
         <w:r>
           <w:t xml:space="preserve"> </w:t>
         </w:r>
@@ -36598,22 +36608,22 @@
           <m:t>)</m:t>
         </m:r>
       </m:oMath>
-      <w:ins w:id="888" w:author="PR Preview" w:date="2026-01-01T00:00:00Z">
+      <w:ins w:id="890" w:author="PR Preview" w:date="2026-01-01T00:00:00Z">
         <w:r>
           <w:t xml:space="preserve">,</w:t>
         </w:r>
       </w:ins>
-      <w:ins w:id="889" w:author="PR Preview" w:date="2026-01-01T00:00:00Z">
+      <w:ins w:id="891" w:author="PR Preview" w:date="2026-01-01T00:00:00Z">
         <w:r>
           <w:t xml:space="preserve"> </w:t>
         </w:r>
       </w:ins>
-      <w:ins w:id="890" w:author="PR Preview" w:date="2026-01-01T00:00:00Z">
+      <w:ins w:id="892" w:author="PR Preview" w:date="2026-01-01T00:00:00Z">
         <w:r>
           <w:t xml:space="preserve">to zero gives</w:t>
         </w:r>
       </w:ins>
-      <w:ins w:id="891" w:author="PR Preview" w:date="2026-01-01T00:00:00Z">
+      <w:ins w:id="893" w:author="PR Preview" w:date="2026-01-01T00:00:00Z">
         <w:r>
           <w:t xml:space="preserve"> </w:t>
         </w:r>
@@ -36675,27 +36685,27 @@
           <m:t>0.604</m:t>
         </m:r>
       </m:oMath>
-      <w:ins w:id="892" w:author="PR Preview" w:date="2026-01-01T00:00:00Z">
+      <w:ins w:id="894" w:author="PR Preview" w:date="2026-01-01T00:00:00Z">
         <w:r>
           <w:t xml:space="preserve">.</w:t>
         </w:r>
       </w:ins>
-      <w:ins w:id="893" w:author="PR Preview" w:date="2026-01-01T00:00:00Z">
+      <w:ins w:id="895" w:author="PR Preview" w:date="2026-01-01T00:00:00Z">
         <w:r>
           <w:t xml:space="preserve"> </w:t>
         </w:r>
       </w:ins>
-      <w:ins w:id="894" w:author="PR Preview" w:date="2026-01-01T00:00:00Z">
+      <w:ins w:id="896" w:author="PR Preview" w:date="2026-01-01T00:00:00Z">
         <w:r>
           <w:t xml:space="preserve">The posterior</w:t>
         </w:r>
       </w:ins>
-      <w:ins w:id="895" w:author="PR Preview" w:date="2026-01-01T00:00:00Z">
+      <w:ins w:id="897" w:author="PR Preview" w:date="2026-01-01T00:00:00Z">
         <w:r>
           <w:t xml:space="preserve"> </w:t>
         </w:r>
       </w:ins>
-      <w:ins w:id="896" w:author="PR Preview" w:date="2026-01-01T00:00:00Z">
+      <w:ins w:id="898" w:author="PR Preview" w:date="2026-01-01T00:00:00Z">
         <w:r>
           <w:rPr>
             <w:i/>
@@ -36704,12 +36714,12 @@
           <w:t xml:space="preserve">mean</w:t>
         </w:r>
       </w:ins>
-      <w:ins w:id="897" w:author="PR Preview" w:date="2026-01-01T00:00:00Z">
+      <w:ins w:id="899" w:author="PR Preview" w:date="2026-01-01T00:00:00Z">
         <w:r>
           <w:t xml:space="preserve">,</w:t>
         </w:r>
       </w:ins>
-      <w:ins w:id="898" w:author="PR Preview" w:date="2026-01-01T00:00:00Z">
+      <w:ins w:id="900" w:author="PR Preview" w:date="2026-01-01T00:00:00Z">
         <w:r>
           <w:t xml:space="preserve"> </w:t>
         </w:r>
@@ -36737,28 +36747,28 @@
           <m:t>0.602</m:t>
         </m:r>
       </m:oMath>
-      <w:ins w:id="899" w:author="PR Preview" w:date="2026-01-01T00:00:00Z">
+      <w:ins w:id="901" w:author="PR Preview" w:date="2026-01-01T00:00:00Z">
         <w:r>
           <w:t xml:space="preserve">,</w:t>
         </w:r>
       </w:ins>
-      <w:ins w:id="900" w:author="PR Preview" w:date="2026-01-01T00:00:00Z">
+      <w:ins w:id="902" w:author="PR Preview" w:date="2026-01-01T00:00:00Z">
         <w:r>
           <w:t xml:space="preserve"> </w:t>
         </w:r>
       </w:ins>
-      <w:ins w:id="901" w:author="PR Preview" w:date="2026-01-01T00:00:00Z">
+      <w:ins w:id="903" w:author="PR Preview" w:date="2026-01-01T00:00:00Z">
         <w:r>
           <w:t xml:space="preserve">is not the maximum likelihood estimate:</w:t>
         </w:r>
       </w:ins>
-      <w:ins w:id="902" w:author="PR Preview" w:date="2026-01-01T00:00:00Z">
+      <w:ins w:id="904" w:author="PR Preview" w:date="2026-01-01T00:00:00Z">
         <w:r>
           <w:t xml:space="preserve"> </w:t>
         </w:r>
       </w:ins>
       <w:hyperlink w:anchor="cor-flat-prior-posterior">
-        <w:ins w:id="903" w:author="PR Preview" w:date="2026-01-01T00:00:00Z">
+        <w:ins w:id="905" w:author="PR Preview" w:date="2026-01-01T00:00:00Z">
           <w:r>
             <w:rPr>
               <w:rStyle w:val="Hyperlink"/>
@@ -36767,22 +36777,22 @@
           </w:r>
         </w:ins>
       </w:hyperlink>
-      <w:ins w:id="904" w:author="PR Preview" w:date="2026-01-01T00:00:00Z">
+      <w:ins w:id="906" w:author="PR Preview" w:date="2026-01-01T00:00:00Z">
         <w:r>
           <w:t xml:space="preserve"> </w:t>
         </w:r>
       </w:ins>
-      <w:ins w:id="905" w:author="PR Preview" w:date="2026-01-01T00:00:00Z">
+      <w:ins w:id="907" w:author="PR Preview" w:date="2026-01-01T00:00:00Z">
         <w:r>
           <w:t xml:space="preserve">concerns the posterior’s shape,</w:t>
         </w:r>
       </w:ins>
-      <w:ins w:id="906" w:author="PR Preview" w:date="2026-01-01T00:00:00Z">
+      <w:ins w:id="908" w:author="PR Preview" w:date="2026-01-01T00:00:00Z">
         <w:r>
           <w:t xml:space="preserve"> </w:t>
         </w:r>
       </w:ins>
-      <w:ins w:id="907" w:author="PR Preview" w:date="2026-01-01T00:00:00Z">
+      <w:ins w:id="909" w:author="PR Preview" w:date="2026-01-01T00:00:00Z">
         <w:r>
           <w:t xml:space="preserve">and so its mode, but a mean depends on the whole distribution.</w:t>
         </w:r>
@@ -36898,7 +36908,7 @@
       <w:pPr>
         <w:pStyle w:val="BodyText"/>
       </w:pPr>
-      <w:del w:id="908" w:author="PR Preview" w:date="2026-01-01T00:00:00Z">
+      <w:del w:id="910" w:author="PR Preview" w:date="2026-01-01T00:00:00Z">
         <w:r>
           <w:rPr>
             <w:b/>
@@ -36907,23 +36917,23 @@
           <w:delText xml:space="preserve">Example 17 (A skeptical prior for a Gaussian mean)</w:delText>
         </w:r>
       </w:del>
-      <w:del w:id="909" w:author="PR Preview" w:date="2026-01-01T00:00:00Z">
+      <w:del w:id="911" w:author="PR Preview" w:date="2026-01-01T00:00:00Z">
         <w:r>
           <w:delText xml:space="preserve"> </w:delText>
         </w:r>
       </w:del>
-      <w:del w:id="910" w:author="PR Preview" w:date="2026-01-01T00:00:00Z">
+      <w:del w:id="912" w:author="PR Preview" w:date="2026-01-01T00:00:00Z">
         <w:r>
           <w:delText xml:space="preserve">In the model of</w:delText>
         </w:r>
       </w:del>
-      <w:del w:id="911" w:author="PR Preview" w:date="2026-01-01T00:00:00Z">
+      <w:del w:id="913" w:author="PR Preview" w:date="2026-01-01T00:00:00Z">
         <w:r>
           <w:delText xml:space="preserve"> </w:delText>
         </w:r>
       </w:del>
       <w:hyperlink w:anchor="exm-normal-normal">
-        <w:del w:id="912" w:author="PR Preview" w:date="2026-01-01T00:00:00Z">
+        <w:del w:id="914" w:author="PR Preview" w:date="2026-01-01T00:00:00Z">
           <w:r>
             <w:rPr>
               <w:rStyle w:val="Hyperlink"/>
@@ -36932,22 +36942,22 @@
           </w:r>
         </w:del>
       </w:hyperlink>
-      <w:del w:id="913" w:author="PR Preview" w:date="2026-01-01T00:00:00Z">
+      <w:del w:id="915" w:author="PR Preview" w:date="2026-01-01T00:00:00Z">
         <w:r>
           <w:delText xml:space="preserve">,</w:delText>
-        </w:r>
-      </w:del>
-      <w:del w:id="914" w:author="PR Preview" w:date="2026-01-01T00:00:00Z">
-        <w:r>
-          <w:delText xml:space="preserve"> </w:delText>
-        </w:r>
-      </w:del>
-      <w:del w:id="915" w:author="PR Preview" w:date="2026-01-01T00:00:00Z">
-        <w:r>
-          <w:delText xml:space="preserve">replace the</w:delText>
         </w:r>
       </w:del>
       <w:del w:id="916" w:author="PR Preview" w:date="2026-01-01T00:00:00Z">
+        <w:r>
+          <w:delText xml:space="preserve"> </w:delText>
+        </w:r>
+      </w:del>
+      <w:del w:id="917" w:author="PR Preview" w:date="2026-01-01T00:00:00Z">
+        <w:r>
+          <w:delText xml:space="preserve">replace the</w:delText>
+        </w:r>
+      </w:del>
+      <w:del w:id="918" w:author="PR Preview" w:date="2026-01-01T00:00:00Z">
         <w:r>
           <w:delText xml:space="preserve"> </w:delText>
         </w:r>
@@ -36988,23 +36998,23 @@
           <m:t>​</m:t>
         </m:r>
       </m:oMath>
-      <w:del w:id="917" w:author="PR Preview" w:date="2026-01-01T00:00:00Z">
+      <w:del w:id="919" w:author="PR Preview" w:date="2026-01-01T00:00:00Z">
         <w:r>
           <w:delText xml:space="preserve"> </w:delText>
         </w:r>
       </w:del>
-      <w:del w:id="918" w:author="PR Preview" w:date="2026-01-01T00:00:00Z">
+      <w:del w:id="920" w:author="PR Preview" w:date="2026-01-01T00:00:00Z">
         <w:r>
           <w:delText xml:space="preserve">prior by the</w:delText>
         </w:r>
       </w:del>
-      <w:del w:id="919" w:author="PR Preview" w:date="2026-01-01T00:00:00Z">
+      <w:del w:id="921" w:author="PR Preview" w:date="2026-01-01T00:00:00Z">
         <w:r>
           <w:delText xml:space="preserve"> </w:delText>
         </w:r>
       </w:del>
       <w:hyperlink w:anchor="def-skeptical-prior">
-        <w:del w:id="920" w:author="PR Preview" w:date="2026-01-01T00:00:00Z">
+        <w:del w:id="922" w:author="PR Preview" w:date="2026-01-01T00:00:00Z">
           <w:r>
             <w:rPr>
               <w:rStyle w:val="Hyperlink"/>
@@ -37013,7 +37023,7 @@
           </w:r>
         </w:del>
       </w:hyperlink>
-      <w:del w:id="921" w:author="PR Preview" w:date="2026-01-01T00:00:00Z">
+      <w:del w:id="923" w:author="PR Preview" w:date="2026-01-01T00:00:00Z">
         <w:r>
           <w:delText xml:space="preserve"> </w:delText>
         </w:r>
@@ -37072,19 +37082,9 @@
           <m:t>​</m:t>
         </m:r>
       </m:oMath>
-      <w:del w:id="922" w:author="PR Preview" w:date="2026-01-01T00:00:00Z">
+      <w:del w:id="924" w:author="PR Preview" w:date="2026-01-01T00:00:00Z">
         <w:r>
           <w:delText xml:space="preserve">,</w:delText>
-        </w:r>
-      </w:del>
-      <w:del w:id="923" w:author="PR Preview" w:date="2026-01-01T00:00:00Z">
-        <w:r>
-          <w:delText xml:space="preserve"> </w:delText>
-        </w:r>
-      </w:del>
-      <w:del w:id="924" w:author="PR Preview" w:date="2026-01-01T00:00:00Z">
-        <w:r>
-          <w:delText xml:space="preserve">whose standard deviation</w:delText>
         </w:r>
       </w:del>
       <w:del w:id="925" w:author="PR Preview" w:date="2026-01-01T00:00:00Z">
@@ -37092,21 +37092,21 @@
           <w:delText xml:space="preserve"> </w:delText>
         </w:r>
       </w:del>
-      <m:oMath>
-        <m:r>
-          <m:t>τ</m:t>
-        </m:r>
-      </m:oMath>
       <w:del w:id="926" w:author="PR Preview" w:date="2026-01-01T00:00:00Z">
         <w:r>
-          <w:delText xml:space="preserve"> </w:delText>
+          <w:delText xml:space="preserve">whose standard deviation</w:delText>
         </w:r>
       </w:del>
       <w:del w:id="927" w:author="PR Preview" w:date="2026-01-01T00:00:00Z">
         <w:r>
-          <w:delText xml:space="preserve">sets how skeptical it is.</w:delText>
+          <w:delText xml:space="preserve"> </w:delText>
         </w:r>
       </w:del>
+      <m:oMath>
+        <m:r>
+          <m:t>τ</m:t>
+        </m:r>
+      </m:oMath>
       <w:del w:id="928" w:author="PR Preview" w:date="2026-01-01T00:00:00Z">
         <w:r>
           <w:delText xml:space="preserve"> </w:delText>
@@ -37114,10 +37114,20 @@
       </w:del>
       <w:del w:id="929" w:author="PR Preview" w:date="2026-01-01T00:00:00Z">
         <w:r>
-          <w:delText xml:space="preserve">Its density is proportional to</w:delText>
+          <w:delText xml:space="preserve">sets how skeptical it is.</w:delText>
         </w:r>
       </w:del>
       <w:del w:id="930" w:author="PR Preview" w:date="2026-01-01T00:00:00Z">
+        <w:r>
+          <w:delText xml:space="preserve"> </w:delText>
+        </w:r>
+      </w:del>
+      <w:del w:id="931" w:author="PR Preview" w:date="2026-01-01T00:00:00Z">
+        <w:r>
+          <w:delText xml:space="preserve">Its density is proportional to</w:delText>
+        </w:r>
+      </w:del>
+      <w:del w:id="932" w:author="PR Preview" w:date="2026-01-01T00:00:00Z">
         <w:r>
           <w:delText xml:space="preserve"> </w:delText>
         </w:r>
@@ -37197,22 +37207,22 @@
           <m:t>​</m:t>
         </m:r>
       </m:oMath>
-      <w:del w:id="931" w:author="PR Preview" w:date="2026-01-01T00:00:00Z">
+      <w:del w:id="933" w:author="PR Preview" w:date="2026-01-01T00:00:00Z">
         <w:r>
           <w:delText xml:space="preserve">.</w:delText>
-        </w:r>
-      </w:del>
-      <w:del w:id="932" w:author="PR Preview" w:date="2026-01-01T00:00:00Z">
-        <w:r>
-          <w:delText xml:space="preserve"> </w:delText>
-        </w:r>
-      </w:del>
-      <w:del w:id="933" w:author="PR Preview" w:date="2026-01-01T00:00:00Z">
-        <w:r>
-          <w:delText xml:space="preserve">Let</w:delText>
         </w:r>
       </w:del>
       <w:del w:id="934" w:author="PR Preview" w:date="2026-01-01T00:00:00Z">
+        <w:r>
+          <w:delText xml:space="preserve"> </w:delText>
+        </w:r>
+      </w:del>
+      <w:del w:id="935" w:author="PR Preview" w:date="2026-01-01T00:00:00Z">
+        <w:r>
+          <w:delText xml:space="preserve">Let</w:delText>
+        </w:r>
+      </w:del>
+      <w:del w:id="936" w:author="PR Preview" w:date="2026-01-01T00:00:00Z">
         <w:r>
           <w:delText xml:space="preserve"> </w:delText>
         </w:r>
@@ -37302,19 +37312,9 @@
           </m:den>
         </m:f>
       </m:oMath>
-      <w:del w:id="935" w:author="PR Preview" w:date="2026-01-01T00:00:00Z">
+      <w:del w:id="937" w:author="PR Preview" w:date="2026-01-01T00:00:00Z">
         <w:r>
           <w:delText xml:space="preserve">.</w:delText>
-        </w:r>
-      </w:del>
-      <w:del w:id="936" w:author="PR Preview" w:date="2026-01-01T00:00:00Z">
-        <w:r>
-          <w:delText xml:space="preserve"> </w:delText>
-        </w:r>
-      </w:del>
-      <w:del w:id="937" w:author="PR Preview" w:date="2026-01-01T00:00:00Z">
-        <w:r>
-          <w:delText xml:space="preserve">Reusing the likelihood from</w:delText>
         </w:r>
       </w:del>
       <w:del w:id="938" w:author="PR Preview" w:date="2026-01-01T00:00:00Z">
@@ -37322,8 +37322,18 @@
           <w:delText xml:space="preserve"> </w:delText>
         </w:r>
       </w:del>
+      <w:del w:id="939" w:author="PR Preview" w:date="2026-01-01T00:00:00Z">
+        <w:r>
+          <w:delText xml:space="preserve">Reusing the likelihood from</w:delText>
+        </w:r>
+      </w:del>
+      <w:del w:id="940" w:author="PR Preview" w:date="2026-01-01T00:00:00Z">
+        <w:r>
+          <w:delText xml:space="preserve"> </w:delText>
+        </w:r>
+      </w:del>
       <w:hyperlink w:anchor="exm-normal-normal">
-        <w:del w:id="939" w:author="PR Preview" w:date="2026-01-01T00:00:00Z">
+        <w:del w:id="941" w:author="PR Preview" w:date="2026-01-01T00:00:00Z">
           <w:r>
             <w:rPr>
               <w:rStyle w:val="Hyperlink"/>
@@ -37332,7 +37342,7 @@
           </w:r>
         </w:del>
       </w:hyperlink>
-      <w:del w:id="940" w:author="PR Preview" w:date="2026-01-01T00:00:00Z">
+      <w:del w:id="942" w:author="PR Preview" w:date="2026-01-01T00:00:00Z">
         <w:r>
           <w:delText xml:space="preserve">:</w:delText>
         </w:r>
@@ -38325,12 +38335,12 @@
       <w:pPr>
         <w:pStyle w:val="FirstParagraph"/>
       </w:pPr>
-      <w:del w:id="941" w:author="PR Preview" w:date="2026-01-01T00:00:00Z">
+      <w:del w:id="943" w:author="PR Preview" w:date="2026-01-01T00:00:00Z">
         <w:r>
           <w:delText xml:space="preserve">So</w:delText>
         </w:r>
       </w:del>
-      <w:del w:id="942" w:author="PR Preview" w:date="2026-01-01T00:00:00Z">
+      <w:del w:id="944" w:author="PR Preview" w:date="2026-01-01T00:00:00Z">
         <w:r>
           <w:delText xml:space="preserve"> </w:delText>
         </w:r>
@@ -38456,19 +38466,9 @@
           <m:t>​</m:t>
         </m:r>
       </m:oMath>
-      <w:del w:id="943" w:author="PR Preview" w:date="2026-01-01T00:00:00Z">
+      <w:del w:id="945" w:author="PR Preview" w:date="2026-01-01T00:00:00Z">
         <w:r>
           <w:delText xml:space="preserve">,</w:delText>
-        </w:r>
-      </w:del>
-      <w:del w:id="944" w:author="PR Preview" w:date="2026-01-01T00:00:00Z">
-        <w:r>
-          <w:delText xml:space="preserve"> </w:delText>
-        </w:r>
-      </w:del>
-      <w:del w:id="945" w:author="PR Preview" w:date="2026-01-01T00:00:00Z">
-        <w:r>
-          <w:delText xml:space="preserve">and</w:delText>
         </w:r>
       </w:del>
       <w:del w:id="946" w:author="PR Preview" w:date="2026-01-01T00:00:00Z">
@@ -38476,37 +38476,47 @@
           <w:delText xml:space="preserve"> </w:delText>
         </w:r>
       </w:del>
-      <m:oMath>
-        <m:r>
-          <m:t>τ</m:t>
-        </m:r>
-        <m:r>
-          <m:rPr>
-            <m:sty m:val="p"/>
-          </m:rPr>
-          <m:t>=</m:t>
-        </m:r>
-        <m:r>
-          <m:t>1</m:t>
-        </m:r>
-      </m:oMath>
       <w:del w:id="947" w:author="PR Preview" w:date="2026-01-01T00:00:00Z">
         <w:r>
-          <w:delText xml:space="preserve"> </w:delText>
+          <w:delText xml:space="preserve">and</w:delText>
         </w:r>
       </w:del>
       <w:del w:id="948" w:author="PR Preview" w:date="2026-01-01T00:00:00Z">
         <w:r>
+          <w:delText xml:space="preserve"> </w:delText>
+        </w:r>
+      </w:del>
+      <m:oMath>
+        <m:r>
+          <m:t>τ</m:t>
+        </m:r>
+        <m:r>
+          <m:rPr>
+            <m:sty m:val="p"/>
+          </m:rPr>
+          <m:t>=</m:t>
+        </m:r>
+        <m:r>
+          <m:t>1</m:t>
+        </m:r>
+      </m:oMath>
+      <w:del w:id="949" w:author="PR Preview" w:date="2026-01-01T00:00:00Z">
+        <w:r>
+          <w:delText xml:space="preserve"> </w:delText>
+        </w:r>
+      </w:del>
+      <w:del w:id="950" w:author="PR Preview" w:date="2026-01-01T00:00:00Z">
+        <w:r>
           <w:delText xml:space="preserve">recovers</w:delText>
         </w:r>
       </w:del>
-      <w:del w:id="949" w:author="PR Preview" w:date="2026-01-01T00:00:00Z">
+      <w:del w:id="951" w:author="PR Preview" w:date="2026-01-01T00:00:00Z">
         <w:r>
           <w:delText xml:space="preserve"> </w:delText>
         </w:r>
       </w:del>
       <w:hyperlink w:anchor="exm-normal-normal">
-        <w:del w:id="950" w:author="PR Preview" w:date="2026-01-01T00:00:00Z">
+        <w:del w:id="952" w:author="PR Preview" w:date="2026-01-01T00:00:00Z">
           <w:r>
             <w:rPr>
               <w:rStyle w:val="Hyperlink"/>
@@ -38515,17 +38525,17 @@
           </w:r>
         </w:del>
       </w:hyperlink>
-      <w:del w:id="951" w:author="PR Preview" w:date="2026-01-01T00:00:00Z">
+      <w:del w:id="953" w:author="PR Preview" w:date="2026-01-01T00:00:00Z">
         <w:r>
           <w:delText xml:space="preserve">.</w:delText>
         </w:r>
       </w:del>
-      <w:del w:id="952" w:author="PR Preview" w:date="2026-01-01T00:00:00Z">
+      <w:del w:id="954" w:author="PR Preview" w:date="2026-01-01T00:00:00Z">
         <w:r>
           <w:delText xml:space="preserve"> </w:delText>
         </w:r>
       </w:del>
-      <w:del w:id="953" w:author="PR Preview" w:date="2026-01-01T00:00:00Z">
+      <w:del w:id="955" w:author="PR Preview" w:date="2026-01-01T00:00:00Z">
         <w:r>
           <w:delText xml:space="preserve">The posterior mean</w:delText>
         </w:r>
@@ -38535,7 +38545,7 @@
       <w:pPr>
         <w:pStyle w:val="BodyText"/>
       </w:pPr>
-      <w:ins w:id="954" w:author="PR Preview" w:date="2026-01-01T00:00:00Z">
+      <w:ins w:id="956" w:author="PR Preview" w:date="2026-01-01T00:00:00Z">
         <w:r>
           <w:rPr>
             <w:b/>
@@ -38544,23 +38554,23 @@
           <w:t xml:space="preserve">Example 18 (A skeptical prior for a Gaussian mean)</w:t>
         </w:r>
       </w:ins>
-      <w:ins w:id="955" w:author="PR Preview" w:date="2026-01-01T00:00:00Z">
+      <w:ins w:id="957" w:author="PR Preview" w:date="2026-01-01T00:00:00Z">
         <w:r>
           <w:t xml:space="preserve"> </w:t>
         </w:r>
       </w:ins>
-      <w:ins w:id="956" w:author="PR Preview" w:date="2026-01-01T00:00:00Z">
+      <w:ins w:id="958" w:author="PR Preview" w:date="2026-01-01T00:00:00Z">
         <w:r>
           <w:t xml:space="preserve">In the model of</w:t>
         </w:r>
       </w:ins>
-      <w:ins w:id="957" w:author="PR Preview" w:date="2026-01-01T00:00:00Z">
+      <w:ins w:id="959" w:author="PR Preview" w:date="2026-01-01T00:00:00Z">
         <w:r>
           <w:t xml:space="preserve"> </w:t>
         </w:r>
       </w:ins>
       <w:hyperlink w:anchor="exm-normal-normal">
-        <w:ins w:id="958" w:author="PR Preview" w:date="2026-01-01T00:00:00Z">
+        <w:ins w:id="960" w:author="PR Preview" w:date="2026-01-01T00:00:00Z">
           <w:r>
             <w:rPr>
               <w:rStyle w:val="Hyperlink"/>
@@ -38569,22 +38579,22 @@
           </w:r>
         </w:ins>
       </w:hyperlink>
-      <w:ins w:id="959" w:author="PR Preview" w:date="2026-01-01T00:00:00Z">
+      <w:ins w:id="961" w:author="PR Preview" w:date="2026-01-01T00:00:00Z">
         <w:r>
           <w:t xml:space="preserve">,</w:t>
         </w:r>
       </w:ins>
-      <w:ins w:id="960" w:author="PR Preview" w:date="2026-01-01T00:00:00Z">
+      <w:ins w:id="962" w:author="PR Preview" w:date="2026-01-01T00:00:00Z">
         <w:r>
           <w:t xml:space="preserve"> </w:t>
         </w:r>
       </w:ins>
-      <w:ins w:id="961" w:author="PR Preview" w:date="2026-01-01T00:00:00Z">
+      <w:ins w:id="963" w:author="PR Preview" w:date="2026-01-01T00:00:00Z">
         <w:r>
           <w:t xml:space="preserve">replace the</w:t>
         </w:r>
       </w:ins>
-      <w:ins w:id="962" w:author="PR Preview" w:date="2026-01-01T00:00:00Z">
+      <w:ins w:id="964" w:author="PR Preview" w:date="2026-01-01T00:00:00Z">
         <w:r>
           <w:t xml:space="preserve"> </w:t>
         </w:r>
@@ -38625,23 +38635,23 @@
           <m:t>​</m:t>
         </m:r>
       </m:oMath>
-      <w:ins w:id="963" w:author="PR Preview" w:date="2026-01-01T00:00:00Z">
+      <w:ins w:id="965" w:author="PR Preview" w:date="2026-01-01T00:00:00Z">
         <w:r>
           <w:t xml:space="preserve"> </w:t>
         </w:r>
       </w:ins>
-      <w:ins w:id="964" w:author="PR Preview" w:date="2026-01-01T00:00:00Z">
+      <w:ins w:id="966" w:author="PR Preview" w:date="2026-01-01T00:00:00Z">
         <w:r>
           <w:t xml:space="preserve">prior by the</w:t>
         </w:r>
       </w:ins>
-      <w:ins w:id="965" w:author="PR Preview" w:date="2026-01-01T00:00:00Z">
+      <w:ins w:id="967" w:author="PR Preview" w:date="2026-01-01T00:00:00Z">
         <w:r>
           <w:t xml:space="preserve"> </w:t>
         </w:r>
       </w:ins>
       <w:hyperlink w:anchor="def-skeptical-prior">
-        <w:ins w:id="966" w:author="PR Preview" w:date="2026-01-01T00:00:00Z">
+        <w:ins w:id="968" w:author="PR Preview" w:date="2026-01-01T00:00:00Z">
           <w:r>
             <w:rPr>
               <w:rStyle w:val="Hyperlink"/>
@@ -38650,7 +38660,7 @@
           </w:r>
         </w:ins>
       </w:hyperlink>
-      <w:ins w:id="967" w:author="PR Preview" w:date="2026-01-01T00:00:00Z">
+      <w:ins w:id="969" w:author="PR Preview" w:date="2026-01-01T00:00:00Z">
         <w:r>
           <w:t xml:space="preserve"> </w:t>
         </w:r>
@@ -38709,22 +38719,22 @@
           <m:t>​</m:t>
         </m:r>
       </m:oMath>
-      <w:ins w:id="968" w:author="PR Preview" w:date="2026-01-01T00:00:00Z">
+      <w:ins w:id="970" w:author="PR Preview" w:date="2026-01-01T00:00:00Z">
         <w:r>
           <w:t xml:space="preserve">,</w:t>
         </w:r>
       </w:ins>
-      <w:ins w:id="969" w:author="PR Preview" w:date="2026-01-01T00:00:00Z">
+      <w:ins w:id="971" w:author="PR Preview" w:date="2026-01-01T00:00:00Z">
         <w:r>
           <w:t xml:space="preserve"> </w:t>
         </w:r>
       </w:ins>
-      <w:ins w:id="970" w:author="PR Preview" w:date="2026-01-01T00:00:00Z">
+      <w:ins w:id="972" w:author="PR Preview" w:date="2026-01-01T00:00:00Z">
         <w:r>
           <w:t xml:space="preserve">whose standard deviation</w:t>
         </w:r>
       </w:ins>
-      <w:ins w:id="971" w:author="PR Preview" w:date="2026-01-01T00:00:00Z">
+      <w:ins w:id="973" w:author="PR Preview" w:date="2026-01-01T00:00:00Z">
         <w:r>
           <w:t xml:space="preserve"> </w:t>
         </w:r>
@@ -38734,27 +38744,27 @@
           <m:t>τ</m:t>
         </m:r>
       </m:oMath>
-      <w:ins w:id="972" w:author="PR Preview" w:date="2026-01-01T00:00:00Z">
+      <w:ins w:id="974" w:author="PR Preview" w:date="2026-01-01T00:00:00Z">
         <w:r>
           <w:t xml:space="preserve"> </w:t>
         </w:r>
       </w:ins>
-      <w:ins w:id="973" w:author="PR Preview" w:date="2026-01-01T00:00:00Z">
+      <w:ins w:id="975" w:author="PR Preview" w:date="2026-01-01T00:00:00Z">
         <w:r>
           <w:t xml:space="preserve">sets how skeptical it is.</w:t>
         </w:r>
       </w:ins>
-      <w:ins w:id="974" w:author="PR Preview" w:date="2026-01-01T00:00:00Z">
+      <w:ins w:id="976" w:author="PR Preview" w:date="2026-01-01T00:00:00Z">
         <w:r>
           <w:t xml:space="preserve"> </w:t>
         </w:r>
       </w:ins>
-      <w:ins w:id="975" w:author="PR Preview" w:date="2026-01-01T00:00:00Z">
+      <w:ins w:id="977" w:author="PR Preview" w:date="2026-01-01T00:00:00Z">
         <w:r>
           <w:t xml:space="preserve">Its density is proportional to</w:t>
         </w:r>
       </w:ins>
-      <w:ins w:id="976" w:author="PR Preview" w:date="2026-01-01T00:00:00Z">
+      <w:ins w:id="978" w:author="PR Preview" w:date="2026-01-01T00:00:00Z">
         <w:r>
           <w:t xml:space="preserve"> </w:t>
         </w:r>
@@ -38834,22 +38844,22 @@
           <m:t>​</m:t>
         </m:r>
       </m:oMath>
-      <w:ins w:id="977" w:author="PR Preview" w:date="2026-01-01T00:00:00Z">
+      <w:ins w:id="979" w:author="PR Preview" w:date="2026-01-01T00:00:00Z">
         <w:r>
           <w:t xml:space="preserve">.</w:t>
         </w:r>
       </w:ins>
-      <w:ins w:id="978" w:author="PR Preview" w:date="2026-01-01T00:00:00Z">
+      <w:ins w:id="980" w:author="PR Preview" w:date="2026-01-01T00:00:00Z">
         <w:r>
           <w:t xml:space="preserve"> </w:t>
         </w:r>
       </w:ins>
-      <w:ins w:id="979" w:author="PR Preview" w:date="2026-01-01T00:00:00Z">
+      <w:ins w:id="981" w:author="PR Preview" w:date="2026-01-01T00:00:00Z">
         <w:r>
           <w:t xml:space="preserve">Let</w:t>
         </w:r>
       </w:ins>
-      <w:ins w:id="980" w:author="PR Preview" w:date="2026-01-01T00:00:00Z">
+      <w:ins w:id="982" w:author="PR Preview" w:date="2026-01-01T00:00:00Z">
         <w:r>
           <w:t xml:space="preserve"> </w:t>
         </w:r>
@@ -38939,28 +38949,28 @@
           </m:den>
         </m:f>
       </m:oMath>
-      <w:ins w:id="981" w:author="PR Preview" w:date="2026-01-01T00:00:00Z">
+      <w:ins w:id="983" w:author="PR Preview" w:date="2026-01-01T00:00:00Z">
         <w:r>
           <w:t xml:space="preserve">.</w:t>
         </w:r>
       </w:ins>
-      <w:ins w:id="982" w:author="PR Preview" w:date="2026-01-01T00:00:00Z">
+      <w:ins w:id="984" w:author="PR Preview" w:date="2026-01-01T00:00:00Z">
         <w:r>
           <w:t xml:space="preserve"> </w:t>
         </w:r>
       </w:ins>
-      <w:ins w:id="983" w:author="PR Preview" w:date="2026-01-01T00:00:00Z">
+      <w:ins w:id="985" w:author="PR Preview" w:date="2026-01-01T00:00:00Z">
         <w:r>
           <w:t xml:space="preserve">Reusing the likelihood from</w:t>
         </w:r>
       </w:ins>
-      <w:ins w:id="984" w:author="PR Preview" w:date="2026-01-01T00:00:00Z">
+      <w:ins w:id="986" w:author="PR Preview" w:date="2026-01-01T00:00:00Z">
         <w:r>
           <w:t xml:space="preserve"> </w:t>
         </w:r>
       </w:ins>
       <w:hyperlink w:anchor="exm-normal-normal">
-        <w:ins w:id="985" w:author="PR Preview" w:date="2026-01-01T00:00:00Z">
+        <w:ins w:id="987" w:author="PR Preview" w:date="2026-01-01T00:00:00Z">
           <w:r>
             <w:rPr>
               <w:rStyle w:val="Hyperlink"/>
@@ -38969,7 +38979,7 @@
           </w:r>
         </w:ins>
       </w:hyperlink>
-      <w:ins w:id="986" w:author="PR Preview" w:date="2026-01-01T00:00:00Z">
+      <w:ins w:id="988" w:author="PR Preview" w:date="2026-01-01T00:00:00Z">
         <w:r>
           <w:t xml:space="preserve">:</w:t>
         </w:r>
@@ -39962,12 +39972,12 @@
       <w:pPr>
         <w:pStyle w:val="FirstParagraph"/>
       </w:pPr>
-      <w:ins w:id="987" w:author="PR Preview" w:date="2026-01-01T00:00:00Z">
+      <w:ins w:id="989" w:author="PR Preview" w:date="2026-01-01T00:00:00Z">
         <w:r>
           <w:t xml:space="preserve">So</w:t>
         </w:r>
       </w:ins>
-      <w:ins w:id="988" w:author="PR Preview" w:date="2026-01-01T00:00:00Z">
+      <w:ins w:id="990" w:author="PR Preview" w:date="2026-01-01T00:00:00Z">
         <w:r>
           <w:t xml:space="preserve"> </w:t>
         </w:r>
@@ -40093,22 +40103,22 @@
           <m:t>​</m:t>
         </m:r>
       </m:oMath>
-      <w:ins w:id="989" w:author="PR Preview" w:date="2026-01-01T00:00:00Z">
+      <w:ins w:id="991" w:author="PR Preview" w:date="2026-01-01T00:00:00Z">
         <w:r>
           <w:t xml:space="preserve">,</w:t>
         </w:r>
       </w:ins>
-      <w:ins w:id="990" w:author="PR Preview" w:date="2026-01-01T00:00:00Z">
+      <w:ins w:id="992" w:author="PR Preview" w:date="2026-01-01T00:00:00Z">
         <w:r>
           <w:t xml:space="preserve"> </w:t>
         </w:r>
       </w:ins>
-      <w:ins w:id="991" w:author="PR Preview" w:date="2026-01-01T00:00:00Z">
+      <w:ins w:id="993" w:author="PR Preview" w:date="2026-01-01T00:00:00Z">
         <w:r>
           <w:t xml:space="preserve">and</w:t>
         </w:r>
       </w:ins>
-      <w:ins w:id="992" w:author="PR Preview" w:date="2026-01-01T00:00:00Z">
+      <w:ins w:id="994" w:author="PR Preview" w:date="2026-01-01T00:00:00Z">
         <w:r>
           <w:t xml:space="preserve"> </w:t>
         </w:r>
@@ -40127,23 +40137,23 @@
           <m:t>1</m:t>
         </m:r>
       </m:oMath>
-      <w:ins w:id="993" w:author="PR Preview" w:date="2026-01-01T00:00:00Z">
+      <w:ins w:id="995" w:author="PR Preview" w:date="2026-01-01T00:00:00Z">
         <w:r>
           <w:t xml:space="preserve"> </w:t>
         </w:r>
       </w:ins>
-      <w:ins w:id="994" w:author="PR Preview" w:date="2026-01-01T00:00:00Z">
+      <w:ins w:id="996" w:author="PR Preview" w:date="2026-01-01T00:00:00Z">
         <w:r>
           <w:t xml:space="preserve">recovers</w:t>
         </w:r>
       </w:ins>
-      <w:ins w:id="995" w:author="PR Preview" w:date="2026-01-01T00:00:00Z">
+      <w:ins w:id="997" w:author="PR Preview" w:date="2026-01-01T00:00:00Z">
         <w:r>
           <w:t xml:space="preserve"> </w:t>
         </w:r>
       </w:ins>
       <w:hyperlink w:anchor="exm-normal-normal">
-        <w:ins w:id="996" w:author="PR Preview" w:date="2026-01-01T00:00:00Z">
+        <w:ins w:id="998" w:author="PR Preview" w:date="2026-01-01T00:00:00Z">
           <w:r>
             <w:rPr>
               <w:rStyle w:val="Hyperlink"/>
@@ -40152,17 +40162,17 @@
           </w:r>
         </w:ins>
       </w:hyperlink>
-      <w:ins w:id="997" w:author="PR Preview" w:date="2026-01-01T00:00:00Z">
+      <w:ins w:id="999" w:author="PR Preview" w:date="2026-01-01T00:00:00Z">
         <w:r>
           <w:t xml:space="preserve">.</w:t>
         </w:r>
       </w:ins>
-      <w:ins w:id="998" w:author="PR Preview" w:date="2026-01-01T00:00:00Z">
+      <w:ins w:id="1000" w:author="PR Preview" w:date="2026-01-01T00:00:00Z">
         <w:r>
           <w:t xml:space="preserve"> </w:t>
         </w:r>
       </w:ins>
-      <w:ins w:id="999" w:author="PR Preview" w:date="2026-01-01T00:00:00Z">
+      <w:ins w:id="1001" w:author="PR Preview" w:date="2026-01-01T00:00:00Z">
         <w:r>
           <w:t xml:space="preserve">The posterior mean</w:t>
         </w:r>
@@ -41364,7 +41374,7 @@
       <w:pPr>
         <w:pStyle w:val="BodyText"/>
       </w:pPr>
-      <w:del w:id="1000" w:author="PR Preview" w:date="2026-01-01T00:00:00Z">
+      <w:del w:id="1002" w:author="PR Preview" w:date="2026-01-01T00:00:00Z">
         <w:r>
           <w:rPr>
             <w:b/>
@@ -41373,23 +41383,23 @@
           <w:delText xml:space="preserve">Example 18 (Prior predictive distribution of a count)</w:delText>
         </w:r>
       </w:del>
-      <w:del w:id="1001" w:author="PR Preview" w:date="2026-01-01T00:00:00Z">
+      <w:del w:id="1003" w:author="PR Preview" w:date="2026-01-01T00:00:00Z">
         <w:r>
           <w:delText xml:space="preserve"> </w:delText>
         </w:r>
       </w:del>
-      <w:del w:id="1002" w:author="PR Preview" w:date="2026-01-01T00:00:00Z">
+      <w:del w:id="1004" w:author="PR Preview" w:date="2026-01-01T00:00:00Z">
         <w:r>
           <w:delText xml:space="preserve">In the Beta-Bernoulli model of</w:delText>
         </w:r>
       </w:del>
-      <w:del w:id="1003" w:author="PR Preview" w:date="2026-01-01T00:00:00Z">
+      <w:del w:id="1005" w:author="PR Preview" w:date="2026-01-01T00:00:00Z">
         <w:r>
           <w:delText xml:space="preserve"> </w:delText>
         </w:r>
       </w:del>
       <w:hyperlink w:anchor="exm-beta-bernoulli">
-        <w:del w:id="1004" w:author="PR Preview" w:date="2026-01-01T00:00:00Z">
+        <w:del w:id="1006" w:author="PR Preview" w:date="2026-01-01T00:00:00Z">
           <w:r>
             <w:rPr>
               <w:rStyle w:val="Hyperlink"/>
@@ -41398,22 +41408,22 @@
           </w:r>
         </w:del>
       </w:hyperlink>
-      <w:del w:id="1005" w:author="PR Preview" w:date="2026-01-01T00:00:00Z">
+      <w:del w:id="1007" w:author="PR Preview" w:date="2026-01-01T00:00:00Z">
         <w:r>
           <w:delText xml:space="preserve">,</w:delText>
-        </w:r>
-      </w:del>
-      <w:del w:id="1006" w:author="PR Preview" w:date="2026-01-01T00:00:00Z">
-        <w:r>
-          <w:delText xml:space="preserve"> </w:delText>
-        </w:r>
-      </w:del>
-      <w:del w:id="1007" w:author="PR Preview" w:date="2026-01-01T00:00:00Z">
-        <w:r>
-          <w:delText xml:space="preserve">the number of successes</w:delText>
         </w:r>
       </w:del>
       <w:del w:id="1008" w:author="PR Preview" w:date="2026-01-01T00:00:00Z">
+        <w:r>
+          <w:delText xml:space="preserve"> </w:delText>
+        </w:r>
+      </w:del>
+      <w:del w:id="1009" w:author="PR Preview" w:date="2026-01-01T00:00:00Z">
+        <w:r>
+          <w:delText xml:space="preserve">the number of successes</w:delText>
+        </w:r>
+      </w:del>
+      <w:del w:id="1010" w:author="PR Preview" w:date="2026-01-01T00:00:00Z">
         <w:r>
           <w:delText xml:space="preserve"> </w:delText>
         </w:r>
@@ -41470,17 +41480,17 @@
           </m:e>
         </m:nary>
       </m:oMath>
-      <w:del w:id="1009" w:author="PR Preview" w:date="2026-01-01T00:00:00Z">
+      <w:del w:id="1011" w:author="PR Preview" w:date="2026-01-01T00:00:00Z">
         <w:r>
           <w:delText xml:space="preserve"> </w:delText>
         </w:r>
       </w:del>
-      <w:del w:id="1010" w:author="PR Preview" w:date="2026-01-01T00:00:00Z">
+      <w:del w:id="1012" w:author="PR Preview" w:date="2026-01-01T00:00:00Z">
         <w:r>
           <w:delText xml:space="preserve">given</w:delText>
         </w:r>
       </w:del>
-      <w:del w:id="1011" w:author="PR Preview" w:date="2026-01-01T00:00:00Z">
+      <w:del w:id="1013" w:author="PR Preview" w:date="2026-01-01T00:00:00Z">
         <w:r>
           <w:delText xml:space="preserve"> </w:delText>
         </w:r>
@@ -41490,17 +41500,17 @@
           <m:t>π</m:t>
         </m:r>
       </m:oMath>
-      <w:del w:id="1012" w:author="PR Preview" w:date="2026-01-01T00:00:00Z">
+      <w:del w:id="1014" w:author="PR Preview" w:date="2026-01-01T00:00:00Z">
         <w:r>
           <w:delText xml:space="preserve"> </w:delText>
         </w:r>
       </w:del>
-      <w:del w:id="1013" w:author="PR Preview" w:date="2026-01-01T00:00:00Z">
+      <w:del w:id="1015" w:author="PR Preview" w:date="2026-01-01T00:00:00Z">
         <w:r>
           <w:delText xml:space="preserve">is</w:delText>
         </w:r>
       </w:del>
-      <w:del w:id="1014" w:author="PR Preview" w:date="2026-01-01T00:00:00Z">
+      <w:del w:id="1016" w:author="PR Preview" w:date="2026-01-01T00:00:00Z">
         <w:r>
           <w:delText xml:space="preserve"> </w:delText>
         </w:r>
@@ -41537,22 +41547,22 @@
           <m:t>)</m:t>
         </m:r>
       </m:oMath>
-      <w:del w:id="1015" w:author="PR Preview" w:date="2026-01-01T00:00:00Z">
+      <w:del w:id="1017" w:author="PR Preview" w:date="2026-01-01T00:00:00Z">
         <w:r>
           <w:delText xml:space="preserve">.</w:delText>
-        </w:r>
-      </w:del>
-      <w:del w:id="1016" w:author="PR Preview" w:date="2026-01-01T00:00:00Z">
-        <w:r>
-          <w:delText xml:space="preserve"> </w:delText>
-        </w:r>
-      </w:del>
-      <w:del w:id="1017" w:author="PR Preview" w:date="2026-01-01T00:00:00Z">
-        <w:r>
-          <w:delText xml:space="preserve">Under the uniform</w:delText>
         </w:r>
       </w:del>
       <w:del w:id="1018" w:author="PR Preview" w:date="2026-01-01T00:00:00Z">
+        <w:r>
+          <w:delText xml:space="preserve"> </w:delText>
+        </w:r>
+      </w:del>
+      <w:del w:id="1019" w:author="PR Preview" w:date="2026-01-01T00:00:00Z">
+        <w:r>
+          <w:delText xml:space="preserve">Under the uniform</w:delText>
+        </w:r>
+      </w:del>
+      <w:del w:id="1020" w:author="PR Preview" w:date="2026-01-01T00:00:00Z">
         <w:r>
           <w:delText xml:space="preserve"> </w:delText>
         </w:r>
@@ -41593,22 +41603,22 @@
           <m:t>​</m:t>
         </m:r>
       </m:oMath>
-      <w:del w:id="1019" w:author="PR Preview" w:date="2026-01-01T00:00:00Z">
-        <w:r>
-          <w:delText xml:space="preserve"> </w:delText>
-        </w:r>
-      </w:del>
-      <w:del w:id="1020" w:author="PR Preview" w:date="2026-01-01T00:00:00Z">
-        <w:r>
-          <w:delText xml:space="preserve">prior,</w:delText>
-        </w:r>
-      </w:del>
       <w:del w:id="1021" w:author="PR Preview" w:date="2026-01-01T00:00:00Z">
         <w:r>
           <w:delText xml:space="preserve"> </w:delText>
         </w:r>
       </w:del>
       <w:del w:id="1022" w:author="PR Preview" w:date="2026-01-01T00:00:00Z">
+        <w:r>
+          <w:delText xml:space="preserve">prior,</w:delText>
+        </w:r>
+      </w:del>
+      <w:del w:id="1023" w:author="PR Preview" w:date="2026-01-01T00:00:00Z">
+        <w:r>
+          <w:delText xml:space="preserve"> </w:delText>
+        </w:r>
+      </w:del>
+      <w:del w:id="1024" w:author="PR Preview" w:date="2026-01-01T00:00:00Z">
         <w:r>
           <w:delText xml:space="preserve">its prior predictive probabilities are</w:delText>
         </w:r>
@@ -41618,7 +41628,7 @@
       <w:pPr>
         <w:pStyle w:val="BodyText"/>
       </w:pPr>
-      <w:ins w:id="1023" w:author="PR Preview" w:date="2026-01-01T00:00:00Z">
+      <w:ins w:id="1025" w:author="PR Preview" w:date="2026-01-01T00:00:00Z">
         <w:r>
           <w:rPr>
             <w:b/>
@@ -41627,23 +41637,23 @@
           <w:t xml:space="preserve">Example 19 (Prior predictive distribution of a count)</w:t>
         </w:r>
       </w:ins>
-      <w:ins w:id="1024" w:author="PR Preview" w:date="2026-01-01T00:00:00Z">
+      <w:ins w:id="1026" w:author="PR Preview" w:date="2026-01-01T00:00:00Z">
         <w:r>
           <w:t xml:space="preserve"> </w:t>
         </w:r>
       </w:ins>
-      <w:ins w:id="1025" w:author="PR Preview" w:date="2026-01-01T00:00:00Z">
+      <w:ins w:id="1027" w:author="PR Preview" w:date="2026-01-01T00:00:00Z">
         <w:r>
           <w:t xml:space="preserve">In the Beta-Bernoulli model of</w:t>
         </w:r>
       </w:ins>
-      <w:ins w:id="1026" w:author="PR Preview" w:date="2026-01-01T00:00:00Z">
+      <w:ins w:id="1028" w:author="PR Preview" w:date="2026-01-01T00:00:00Z">
         <w:r>
           <w:t xml:space="preserve"> </w:t>
         </w:r>
       </w:ins>
       <w:hyperlink w:anchor="exm-beta-bernoulli">
-        <w:ins w:id="1027" w:author="PR Preview" w:date="2026-01-01T00:00:00Z">
+        <w:ins w:id="1029" w:author="PR Preview" w:date="2026-01-01T00:00:00Z">
           <w:r>
             <w:rPr>
               <w:rStyle w:val="Hyperlink"/>
@@ -41652,22 +41662,22 @@
           </w:r>
         </w:ins>
       </w:hyperlink>
-      <w:ins w:id="1028" w:author="PR Preview" w:date="2026-01-01T00:00:00Z">
+      <w:ins w:id="1030" w:author="PR Preview" w:date="2026-01-01T00:00:00Z">
         <w:r>
           <w:t xml:space="preserve">,</w:t>
         </w:r>
       </w:ins>
-      <w:ins w:id="1029" w:author="PR Preview" w:date="2026-01-01T00:00:00Z">
+      <w:ins w:id="1031" w:author="PR Preview" w:date="2026-01-01T00:00:00Z">
         <w:r>
           <w:t xml:space="preserve"> </w:t>
         </w:r>
       </w:ins>
-      <w:ins w:id="1030" w:author="PR Preview" w:date="2026-01-01T00:00:00Z">
+      <w:ins w:id="1032" w:author="PR Preview" w:date="2026-01-01T00:00:00Z">
         <w:r>
           <w:t xml:space="preserve">the number of successes</w:t>
         </w:r>
       </w:ins>
-      <w:ins w:id="1031" w:author="PR Preview" w:date="2026-01-01T00:00:00Z">
+      <w:ins w:id="1033" w:author="PR Preview" w:date="2026-01-01T00:00:00Z">
         <w:r>
           <w:t xml:space="preserve"> </w:t>
         </w:r>
@@ -41724,17 +41734,17 @@
           </m:e>
         </m:nary>
       </m:oMath>
-      <w:ins w:id="1032" w:author="PR Preview" w:date="2026-01-01T00:00:00Z">
+      <w:ins w:id="1034" w:author="PR Preview" w:date="2026-01-01T00:00:00Z">
         <w:r>
           <w:t xml:space="preserve"> </w:t>
         </w:r>
       </w:ins>
-      <w:ins w:id="1033" w:author="PR Preview" w:date="2026-01-01T00:00:00Z">
+      <w:ins w:id="1035" w:author="PR Preview" w:date="2026-01-01T00:00:00Z">
         <w:r>
           <w:t xml:space="preserve">given</w:t>
         </w:r>
       </w:ins>
-      <w:ins w:id="1034" w:author="PR Preview" w:date="2026-01-01T00:00:00Z">
+      <w:ins w:id="1036" w:author="PR Preview" w:date="2026-01-01T00:00:00Z">
         <w:r>
           <w:t xml:space="preserve"> </w:t>
         </w:r>
@@ -41744,17 +41754,17 @@
           <m:t>π</m:t>
         </m:r>
       </m:oMath>
-      <w:ins w:id="1035" w:author="PR Preview" w:date="2026-01-01T00:00:00Z">
+      <w:ins w:id="1037" w:author="PR Preview" w:date="2026-01-01T00:00:00Z">
         <w:r>
           <w:t xml:space="preserve"> </w:t>
         </w:r>
       </w:ins>
-      <w:ins w:id="1036" w:author="PR Preview" w:date="2026-01-01T00:00:00Z">
+      <w:ins w:id="1038" w:author="PR Preview" w:date="2026-01-01T00:00:00Z">
         <w:r>
           <w:t xml:space="preserve">is</w:t>
         </w:r>
       </w:ins>
-      <w:ins w:id="1037" w:author="PR Preview" w:date="2026-01-01T00:00:00Z">
+      <w:ins w:id="1039" w:author="PR Preview" w:date="2026-01-01T00:00:00Z">
         <w:r>
           <w:t xml:space="preserve"> </w:t>
         </w:r>
@@ -41791,22 +41801,22 @@
           <m:t>)</m:t>
         </m:r>
       </m:oMath>
-      <w:ins w:id="1038" w:author="PR Preview" w:date="2026-01-01T00:00:00Z">
+      <w:ins w:id="1040" w:author="PR Preview" w:date="2026-01-01T00:00:00Z">
         <w:r>
           <w:t xml:space="preserve">.</w:t>
         </w:r>
       </w:ins>
-      <w:ins w:id="1039" w:author="PR Preview" w:date="2026-01-01T00:00:00Z">
+      <w:ins w:id="1041" w:author="PR Preview" w:date="2026-01-01T00:00:00Z">
         <w:r>
           <w:t xml:space="preserve"> </w:t>
         </w:r>
       </w:ins>
-      <w:ins w:id="1040" w:author="PR Preview" w:date="2026-01-01T00:00:00Z">
+      <w:ins w:id="1042" w:author="PR Preview" w:date="2026-01-01T00:00:00Z">
         <w:r>
           <w:t xml:space="preserve">Under the uniform</w:t>
         </w:r>
       </w:ins>
-      <w:ins w:id="1041" w:author="PR Preview" w:date="2026-01-01T00:00:00Z">
+      <w:ins w:id="1043" w:author="PR Preview" w:date="2026-01-01T00:00:00Z">
         <w:r>
           <w:t xml:space="preserve"> </w:t>
         </w:r>
@@ -41847,22 +41857,22 @@
           <m:t>​</m:t>
         </m:r>
       </m:oMath>
-      <w:ins w:id="1042" w:author="PR Preview" w:date="2026-01-01T00:00:00Z">
+      <w:ins w:id="1044" w:author="PR Preview" w:date="2026-01-01T00:00:00Z">
         <w:r>
           <w:t xml:space="preserve"> </w:t>
         </w:r>
       </w:ins>
-      <w:ins w:id="1043" w:author="PR Preview" w:date="2026-01-01T00:00:00Z">
+      <w:ins w:id="1045" w:author="PR Preview" w:date="2026-01-01T00:00:00Z">
         <w:r>
           <w:t xml:space="preserve">prior,</w:t>
         </w:r>
       </w:ins>
-      <w:ins w:id="1044" w:author="PR Preview" w:date="2026-01-01T00:00:00Z">
+      <w:ins w:id="1046" w:author="PR Preview" w:date="2026-01-01T00:00:00Z">
         <w:r>
           <w:t xml:space="preserve"> </w:t>
         </w:r>
       </w:ins>
-      <w:ins w:id="1045" w:author="PR Preview" w:date="2026-01-01T00:00:00Z">
+      <w:ins w:id="1047" w:author="PR Preview" w:date="2026-01-01T00:00:00Z">
         <w:r>
           <w:t xml:space="preserve">its prior predictive probabilities are</w:t>
         </w:r>
@@ -44230,7 +44240,7 @@
       <w:pPr>
         <w:pStyle w:val="BodyText"/>
       </w:pPr>
-      <w:del w:id="1046" w:author="PR Preview" w:date="2026-01-01T00:00:00Z">
+      <w:del w:id="1048" w:author="PR Preview" w:date="2026-01-01T00:00:00Z">
         <w:r>
           <w:rPr>
             <w:b/>
@@ -44239,17 +44249,17 @@
           <w:delText xml:space="preserve">Example 19 (Will the next mother smoke?)</w:delText>
         </w:r>
       </w:del>
-      <w:del w:id="1047" w:author="PR Preview" w:date="2026-01-01T00:00:00Z">
+      <w:del w:id="1049" w:author="PR Preview" w:date="2026-01-01T00:00:00Z">
         <w:r>
           <w:delText xml:space="preserve"> </w:delText>
         </w:r>
       </w:del>
-      <w:del w:id="1048" w:author="PR Preview" w:date="2026-01-01T00:00:00Z">
+      <w:del w:id="1050" w:author="PR Preview" w:date="2026-01-01T00:00:00Z">
         <w:r>
           <w:delText xml:space="preserve">Let</w:delText>
         </w:r>
       </w:del>
-      <w:del w:id="1049" w:author="PR Preview" w:date="2026-01-01T00:00:00Z">
+      <w:del w:id="1051" w:author="PR Preview" w:date="2026-01-01T00:00:00Z">
         <w:r>
           <w:delText xml:space="preserve"> </w:delText>
         </w:r>
@@ -44292,22 +44302,22 @@
           <m:t>1</m:t>
         </m:r>
       </m:oMath>
-      <w:del w:id="1050" w:author="PR Preview" w:date="2026-01-01T00:00:00Z">
-        <w:r>
-          <w:delText xml:space="preserve"> </w:delText>
-        </w:r>
-      </w:del>
-      <w:del w:id="1051" w:author="PR Preview" w:date="2026-01-01T00:00:00Z">
-        <w:r>
-          <w:delText xml:space="preserve">if one more mother from the</w:delText>
-        </w:r>
-      </w:del>
       <w:del w:id="1052" w:author="PR Preview" w:date="2026-01-01T00:00:00Z">
         <w:r>
           <w:delText xml:space="preserve"> </w:delText>
         </w:r>
       </w:del>
       <w:del w:id="1053" w:author="PR Preview" w:date="2026-01-01T00:00:00Z">
+        <w:r>
+          <w:delText xml:space="preserve">if one more mother from the</w:delText>
+        </w:r>
+      </w:del>
+      <w:del w:id="1054" w:author="PR Preview" w:date="2026-01-01T00:00:00Z">
+        <w:r>
+          <w:delText xml:space="preserve"> </w:delText>
+        </w:r>
+      </w:del>
+      <w:del w:id="1055" w:author="PR Preview" w:date="2026-01-01T00:00:00Z">
         <w:r>
           <w:rPr>
             <w:rStyle w:val="VerbatimChar"/>
@@ -44315,16 +44325,6 @@
           <w:delText xml:space="preserve">birthwt</w:delText>
         </w:r>
       </w:del>
-      <w:del w:id="1054" w:author="PR Preview" w:date="2026-01-01T00:00:00Z">
-        <w:r>
-          <w:delText xml:space="preserve"> </w:delText>
-        </w:r>
-      </w:del>
-      <w:del w:id="1055" w:author="PR Preview" w:date="2026-01-01T00:00:00Z">
-        <w:r>
-          <w:delText xml:space="preserve">population smoked during pregnancy,</w:delText>
-        </w:r>
-      </w:del>
       <w:del w:id="1056" w:author="PR Preview" w:date="2026-01-01T00:00:00Z">
         <w:r>
           <w:delText xml:space="preserve"> </w:delText>
@@ -44332,10 +44332,20 @@
       </w:del>
       <w:del w:id="1057" w:author="PR Preview" w:date="2026-01-01T00:00:00Z">
         <w:r>
-          <w:delText xml:space="preserve">and</w:delText>
+          <w:delText xml:space="preserve">population smoked during pregnancy,</w:delText>
         </w:r>
       </w:del>
       <w:del w:id="1058" w:author="PR Preview" w:date="2026-01-01T00:00:00Z">
+        <w:r>
+          <w:delText xml:space="preserve"> </w:delText>
+        </w:r>
+      </w:del>
+      <w:del w:id="1059" w:author="PR Preview" w:date="2026-01-01T00:00:00Z">
+        <w:r>
+          <w:delText xml:space="preserve">and</w:delText>
+        </w:r>
+      </w:del>
+      <w:del w:id="1060" w:author="PR Preview" w:date="2026-01-01T00:00:00Z">
         <w:r>
           <w:delText xml:space="preserve"> </w:delText>
         </w:r>
@@ -44378,16 +44388,6 @@
           <m:t>0</m:t>
         </m:r>
       </m:oMath>
-      <w:del w:id="1059" w:author="PR Preview" w:date="2026-01-01T00:00:00Z">
-        <w:r>
-          <w:delText xml:space="preserve"> </w:delText>
-        </w:r>
-      </w:del>
-      <w:del w:id="1060" w:author="PR Preview" w:date="2026-01-01T00:00:00Z">
-        <w:r>
-          <w:delText xml:space="preserve">if she did not.</w:delText>
-        </w:r>
-      </w:del>
       <w:del w:id="1061" w:author="PR Preview" w:date="2026-01-01T00:00:00Z">
         <w:r>
           <w:delText xml:space="preserve"> </w:delText>
@@ -44395,7 +44395,7 @@
       </w:del>
       <w:del w:id="1062" w:author="PR Preview" w:date="2026-01-01T00:00:00Z">
         <w:r>
-          <w:delText xml:space="preserve">Given</w:delText>
+          <w:delText xml:space="preserve">if she did not.</w:delText>
         </w:r>
       </w:del>
       <w:del w:id="1063" w:author="PR Preview" w:date="2026-01-01T00:00:00Z">
@@ -44403,17 +44403,27 @@
           <w:delText xml:space="preserve"> </w:delText>
         </w:r>
       </w:del>
-      <m:oMath>
-        <m:r>
-          <m:t>π</m:t>
-        </m:r>
-      </m:oMath>
       <w:del w:id="1064" w:author="PR Preview" w:date="2026-01-01T00:00:00Z">
         <w:r>
-          <w:delText xml:space="preserve">,</w:delText>
+          <w:delText xml:space="preserve">Given</w:delText>
         </w:r>
       </w:del>
       <w:del w:id="1065" w:author="PR Preview" w:date="2026-01-01T00:00:00Z">
+        <w:r>
+          <w:delText xml:space="preserve"> </w:delText>
+        </w:r>
+      </w:del>
+      <m:oMath>
+        <m:r>
+          <m:t>π</m:t>
+        </m:r>
+      </m:oMath>
+      <w:del w:id="1066" w:author="PR Preview" w:date="2026-01-01T00:00:00Z">
+        <w:r>
+          <w:delText xml:space="preserve">,</w:delText>
+        </w:r>
+      </w:del>
+      <w:del w:id="1067" w:author="PR Preview" w:date="2026-01-01T00:00:00Z">
         <w:r>
           <w:delText xml:space="preserve"> </w:delText>
         </w:r>
@@ -44496,22 +44506,22 @@
           <m:t>π</m:t>
         </m:r>
       </m:oMath>
-      <w:del w:id="1066" w:author="PR Preview" w:date="2026-01-01T00:00:00Z">
+      <w:del w:id="1068" w:author="PR Preview" w:date="2026-01-01T00:00:00Z">
         <w:r>
           <w:delText xml:space="preserve">.</w:delText>
-        </w:r>
-      </w:del>
-      <w:del w:id="1067" w:author="PR Preview" w:date="2026-01-01T00:00:00Z">
-        <w:r>
-          <w:delText xml:space="preserve"> </w:delText>
-        </w:r>
-      </w:del>
-      <w:del w:id="1068" w:author="PR Preview" w:date="2026-01-01T00:00:00Z">
-        <w:r>
-          <w:delText xml:space="preserve">With the posterior</w:delText>
         </w:r>
       </w:del>
       <w:del w:id="1069" w:author="PR Preview" w:date="2026-01-01T00:00:00Z">
+        <w:r>
+          <w:delText xml:space="preserve"> </w:delText>
+        </w:r>
+      </w:del>
+      <w:del w:id="1070" w:author="PR Preview" w:date="2026-01-01T00:00:00Z">
+        <w:r>
+          <w:delText xml:space="preserve">With the posterior</w:delText>
+        </w:r>
+      </w:del>
+      <w:del w:id="1071" w:author="PR Preview" w:date="2026-01-01T00:00:00Z">
         <w:r>
           <w:delText xml:space="preserve"> </w:delText>
         </w:r>
@@ -44555,23 +44565,23 @@
           <m:t>)</m:t>
         </m:r>
       </m:oMath>
-      <w:del w:id="1070" w:author="PR Preview" w:date="2026-01-01T00:00:00Z">
+      <w:del w:id="1072" w:author="PR Preview" w:date="2026-01-01T00:00:00Z">
         <w:r>
           <w:delText xml:space="preserve"> </w:delText>
         </w:r>
       </w:del>
-      <w:del w:id="1071" w:author="PR Preview" w:date="2026-01-01T00:00:00Z">
+      <w:del w:id="1073" w:author="PR Preview" w:date="2026-01-01T00:00:00Z">
         <w:r>
           <w:delText xml:space="preserve">of</w:delText>
         </w:r>
       </w:del>
-      <w:del w:id="1072" w:author="PR Preview" w:date="2026-01-01T00:00:00Z">
+      <w:del w:id="1074" w:author="PR Preview" w:date="2026-01-01T00:00:00Z">
         <w:r>
           <w:delText xml:space="preserve"> </w:delText>
         </w:r>
       </w:del>
       <w:hyperlink w:anchor="exm-prior-posterior-figure">
-        <w:del w:id="1073" w:author="PR Preview" w:date="2026-01-01T00:00:00Z">
+        <w:del w:id="1075" w:author="PR Preview" w:date="2026-01-01T00:00:00Z">
           <w:r>
             <w:rPr>
               <w:rStyle w:val="Hyperlink"/>
@@ -44580,7 +44590,7 @@
           </w:r>
         </w:del>
       </w:hyperlink>
-      <w:del w:id="1074" w:author="PR Preview" w:date="2026-01-01T00:00:00Z">
+      <w:del w:id="1076" w:author="PR Preview" w:date="2026-01-01T00:00:00Z">
         <w:r>
           <w:delText xml:space="preserve">,</w:delText>
         </w:r>
@@ -44590,7 +44600,7 @@
       <w:pPr>
         <w:pStyle w:val="BodyText"/>
       </w:pPr>
-      <w:ins w:id="1075" w:author="PR Preview" w:date="2026-01-01T00:00:00Z">
+      <w:ins w:id="1077" w:author="PR Preview" w:date="2026-01-01T00:00:00Z">
         <w:r>
           <w:rPr>
             <w:b/>
@@ -44599,17 +44609,17 @@
           <w:t xml:space="preserve">Example 20 (Will the next mother smoke?)</w:t>
         </w:r>
       </w:ins>
-      <w:ins w:id="1076" w:author="PR Preview" w:date="2026-01-01T00:00:00Z">
+      <w:ins w:id="1078" w:author="PR Preview" w:date="2026-01-01T00:00:00Z">
         <w:r>
           <w:t xml:space="preserve"> </w:t>
         </w:r>
       </w:ins>
-      <w:ins w:id="1077" w:author="PR Preview" w:date="2026-01-01T00:00:00Z">
+      <w:ins w:id="1079" w:author="PR Preview" w:date="2026-01-01T00:00:00Z">
         <w:r>
           <w:t xml:space="preserve">Let</w:t>
         </w:r>
       </w:ins>
-      <w:ins w:id="1078" w:author="PR Preview" w:date="2026-01-01T00:00:00Z">
+      <w:ins w:id="1080" w:author="PR Preview" w:date="2026-01-01T00:00:00Z">
         <w:r>
           <w:t xml:space="preserve"> </w:t>
         </w:r>
@@ -44652,22 +44662,22 @@
           <m:t>1</m:t>
         </m:r>
       </m:oMath>
-      <w:ins w:id="1079" w:author="PR Preview" w:date="2026-01-01T00:00:00Z">
+      <w:ins w:id="1081" w:author="PR Preview" w:date="2026-01-01T00:00:00Z">
         <w:r>
           <w:t xml:space="preserve"> </w:t>
         </w:r>
       </w:ins>
-      <w:ins w:id="1080" w:author="PR Preview" w:date="2026-01-01T00:00:00Z">
+      <w:ins w:id="1082" w:author="PR Preview" w:date="2026-01-01T00:00:00Z">
         <w:r>
           <w:t xml:space="preserve">if one more mother from the</w:t>
         </w:r>
       </w:ins>
-      <w:ins w:id="1081" w:author="PR Preview" w:date="2026-01-01T00:00:00Z">
+      <w:ins w:id="1083" w:author="PR Preview" w:date="2026-01-01T00:00:00Z">
         <w:r>
           <w:t xml:space="preserve"> </w:t>
         </w:r>
       </w:ins>
-      <w:ins w:id="1082" w:author="PR Preview" w:date="2026-01-01T00:00:00Z">
+      <w:ins w:id="1084" w:author="PR Preview" w:date="2026-01-01T00:00:00Z">
         <w:r>
           <w:rPr>
             <w:rStyle w:val="VerbatimChar"/>
@@ -44675,27 +44685,27 @@
           <w:t xml:space="preserve">birthwt</w:t>
         </w:r>
       </w:ins>
-      <w:ins w:id="1083" w:author="PR Preview" w:date="2026-01-01T00:00:00Z">
+      <w:ins w:id="1085" w:author="PR Preview" w:date="2026-01-01T00:00:00Z">
         <w:r>
           <w:t xml:space="preserve"> </w:t>
         </w:r>
       </w:ins>
-      <w:ins w:id="1084" w:author="PR Preview" w:date="2026-01-01T00:00:00Z">
+      <w:ins w:id="1086" w:author="PR Preview" w:date="2026-01-01T00:00:00Z">
         <w:r>
           <w:t xml:space="preserve">population smoked during pregnancy,</w:t>
         </w:r>
       </w:ins>
-      <w:ins w:id="1085" w:author="PR Preview" w:date="2026-01-01T00:00:00Z">
+      <w:ins w:id="1087" w:author="PR Preview" w:date="2026-01-01T00:00:00Z">
         <w:r>
           <w:t xml:space="preserve"> </w:t>
         </w:r>
       </w:ins>
-      <w:ins w:id="1086" w:author="PR Preview" w:date="2026-01-01T00:00:00Z">
+      <w:ins w:id="1088" w:author="PR Preview" w:date="2026-01-01T00:00:00Z">
         <w:r>
           <w:t xml:space="preserve">and</w:t>
         </w:r>
       </w:ins>
-      <w:ins w:id="1087" w:author="PR Preview" w:date="2026-01-01T00:00:00Z">
+      <w:ins w:id="1089" w:author="PR Preview" w:date="2026-01-01T00:00:00Z">
         <w:r>
           <w:t xml:space="preserve"> </w:t>
         </w:r>
@@ -44738,27 +44748,27 @@
           <m:t>0</m:t>
         </m:r>
       </m:oMath>
-      <w:ins w:id="1088" w:author="PR Preview" w:date="2026-01-01T00:00:00Z">
+      <w:ins w:id="1090" w:author="PR Preview" w:date="2026-01-01T00:00:00Z">
         <w:r>
           <w:t xml:space="preserve"> </w:t>
         </w:r>
       </w:ins>
-      <w:ins w:id="1089" w:author="PR Preview" w:date="2026-01-01T00:00:00Z">
+      <w:ins w:id="1091" w:author="PR Preview" w:date="2026-01-01T00:00:00Z">
         <w:r>
           <w:t xml:space="preserve">if she did not.</w:t>
         </w:r>
       </w:ins>
-      <w:ins w:id="1090" w:author="PR Preview" w:date="2026-01-01T00:00:00Z">
+      <w:ins w:id="1092" w:author="PR Preview" w:date="2026-01-01T00:00:00Z">
         <w:r>
           <w:t xml:space="preserve"> </w:t>
         </w:r>
       </w:ins>
-      <w:ins w:id="1091" w:author="PR Preview" w:date="2026-01-01T00:00:00Z">
+      <w:ins w:id="1093" w:author="PR Preview" w:date="2026-01-01T00:00:00Z">
         <w:r>
           <w:t xml:space="preserve">Given</w:t>
         </w:r>
       </w:ins>
-      <w:ins w:id="1092" w:author="PR Preview" w:date="2026-01-01T00:00:00Z">
+      <w:ins w:id="1094" w:author="PR Preview" w:date="2026-01-01T00:00:00Z">
         <w:r>
           <w:t xml:space="preserve"> </w:t>
         </w:r>
@@ -44768,12 +44778,12 @@
           <m:t>π</m:t>
         </m:r>
       </m:oMath>
-      <w:ins w:id="1093" w:author="PR Preview" w:date="2026-01-01T00:00:00Z">
+      <w:ins w:id="1095" w:author="PR Preview" w:date="2026-01-01T00:00:00Z">
         <w:r>
           <w:t xml:space="preserve">,</w:t>
         </w:r>
       </w:ins>
-      <w:ins w:id="1094" w:author="PR Preview" w:date="2026-01-01T00:00:00Z">
+      <w:ins w:id="1096" w:author="PR Preview" w:date="2026-01-01T00:00:00Z">
         <w:r>
           <w:t xml:space="preserve"> </w:t>
         </w:r>
@@ -44856,22 +44866,22 @@
           <m:t>π</m:t>
         </m:r>
       </m:oMath>
-      <w:ins w:id="1095" w:author="PR Preview" w:date="2026-01-01T00:00:00Z">
+      <w:ins w:id="1097" w:author="PR Preview" w:date="2026-01-01T00:00:00Z">
         <w:r>
           <w:t xml:space="preserve">.</w:t>
         </w:r>
       </w:ins>
-      <w:ins w:id="1096" w:author="PR Preview" w:date="2026-01-01T00:00:00Z">
+      <w:ins w:id="1098" w:author="PR Preview" w:date="2026-01-01T00:00:00Z">
         <w:r>
           <w:t xml:space="preserve"> </w:t>
         </w:r>
       </w:ins>
-      <w:ins w:id="1097" w:author="PR Preview" w:date="2026-01-01T00:00:00Z">
+      <w:ins w:id="1099" w:author="PR Preview" w:date="2026-01-01T00:00:00Z">
         <w:r>
           <w:t xml:space="preserve">With the posterior</w:t>
         </w:r>
       </w:ins>
-      <w:ins w:id="1098" w:author="PR Preview" w:date="2026-01-01T00:00:00Z">
+      <w:ins w:id="1100" w:author="PR Preview" w:date="2026-01-01T00:00:00Z">
         <w:r>
           <w:t xml:space="preserve"> </w:t>
         </w:r>
@@ -44915,23 +44925,23 @@
           <m:t>)</m:t>
         </m:r>
       </m:oMath>
-      <w:ins w:id="1099" w:author="PR Preview" w:date="2026-01-01T00:00:00Z">
+      <w:ins w:id="1101" w:author="PR Preview" w:date="2026-01-01T00:00:00Z">
         <w:r>
           <w:t xml:space="preserve"> </w:t>
         </w:r>
       </w:ins>
-      <w:ins w:id="1100" w:author="PR Preview" w:date="2026-01-01T00:00:00Z">
+      <w:ins w:id="1102" w:author="PR Preview" w:date="2026-01-01T00:00:00Z">
         <w:r>
           <w:t xml:space="preserve">of</w:t>
         </w:r>
       </w:ins>
-      <w:ins w:id="1101" w:author="PR Preview" w:date="2026-01-01T00:00:00Z">
+      <w:ins w:id="1103" w:author="PR Preview" w:date="2026-01-01T00:00:00Z">
         <w:r>
           <w:t xml:space="preserve"> </w:t>
         </w:r>
       </w:ins>
       <w:hyperlink w:anchor="exm-prior-posterior-figure">
-        <w:ins w:id="1102" w:author="PR Preview" w:date="2026-01-01T00:00:00Z">
+        <w:ins w:id="1104" w:author="PR Preview" w:date="2026-01-01T00:00:00Z">
           <w:r>
             <w:rPr>
               <w:rStyle w:val="Hyperlink"/>
@@ -44940,7 +44950,7 @@
           </w:r>
         </w:ins>
       </w:hyperlink>
-      <w:ins w:id="1103" w:author="PR Preview" w:date="2026-01-01T00:00:00Z">
+      <w:ins w:id="1105" w:author="PR Preview" w:date="2026-01-01T00:00:00Z">
         <w:r>
           <w:t xml:space="preserve">,</w:t>
         </w:r>
@@ -46363,7 +46373,7 @@
       <w:pPr>
         <w:pStyle w:val="BodyText"/>
       </w:pPr>
-      <w:del w:id="1104" w:author="PR Preview" w:date="2026-01-01T00:00:00Z">
+      <w:del w:id="1106" w:author="PR Preview" w:date="2026-01-01T00:00:00Z">
         <w:r>
           <w:rPr>
             <w:b/>
@@ -46372,22 +46382,22 @@
           <w:delText xml:space="preserve">Example 20 (Two test quantities for the smoking data)</w:delText>
         </w:r>
       </w:del>
-      <w:del w:id="1105" w:author="PR Preview" w:date="2026-01-01T00:00:00Z">
-        <w:r>
-          <w:delText xml:space="preserve"> </w:delText>
-        </w:r>
-      </w:del>
-      <w:del w:id="1106" w:author="PR Preview" w:date="2026-01-01T00:00:00Z">
-        <w:r>
-          <w:delText xml:space="preserve">The</w:delText>
-        </w:r>
-      </w:del>
       <w:del w:id="1107" w:author="PR Preview" w:date="2026-01-01T00:00:00Z">
         <w:r>
           <w:delText xml:space="preserve"> </w:delText>
         </w:r>
       </w:del>
       <w:del w:id="1108" w:author="PR Preview" w:date="2026-01-01T00:00:00Z">
+        <w:r>
+          <w:delText xml:space="preserve">The</w:delText>
+        </w:r>
+      </w:del>
+      <w:del w:id="1109" w:author="PR Preview" w:date="2026-01-01T00:00:00Z">
+        <w:r>
+          <w:delText xml:space="preserve"> </w:delText>
+        </w:r>
+      </w:del>
+      <w:del w:id="1110" w:author="PR Preview" w:date="2026-01-01T00:00:00Z">
         <w:r>
           <w:rPr>
             <w:rStyle w:val="VerbatimChar"/>
@@ -46395,16 +46405,6 @@
           <w:delText xml:space="preserve">birthwt</w:delText>
         </w:r>
       </w:del>
-      <w:del w:id="1109" w:author="PR Preview" w:date="2026-01-01T00:00:00Z">
-        <w:r>
-          <w:delText xml:space="preserve"> </w:delText>
-        </w:r>
-      </w:del>
-      <w:del w:id="1110" w:author="PR Preview" w:date="2026-01-01T00:00:00Z">
-        <w:r>
-          <w:delText xml:space="preserve">data also record each mother’s race,</w:delText>
-        </w:r>
-      </w:del>
       <w:del w:id="1111" w:author="PR Preview" w:date="2026-01-01T00:00:00Z">
         <w:r>
           <w:delText xml:space="preserve"> </w:delText>
@@ -46412,7 +46412,7 @@
       </w:del>
       <w:del w:id="1112" w:author="PR Preview" w:date="2026-01-01T00:00:00Z">
         <w:r>
-          <w:delText xml:space="preserve">coded as white, Black, or other.</w:delText>
+          <w:delText xml:space="preserve">data also record each mother’s race,</w:delText>
         </w:r>
       </w:del>
       <w:del w:id="1113" w:author="PR Preview" w:date="2026-01-01T00:00:00Z">
@@ -46422,7 +46422,7 @@
       </w:del>
       <w:del w:id="1114" w:author="PR Preview" w:date="2026-01-01T00:00:00Z">
         <w:r>
-          <w:delText xml:space="preserve">The Beta-Bernoulli model gives every mother the same probability</w:delText>
+          <w:delText xml:space="preserve">coded as white, Black, or other.</w:delText>
         </w:r>
       </w:del>
       <w:del w:id="1115" w:author="PR Preview" w:date="2026-01-01T00:00:00Z">
@@ -46430,21 +46430,21 @@
           <w:delText xml:space="preserve"> </w:delText>
         </w:r>
       </w:del>
-      <m:oMath>
-        <m:r>
-          <m:t>π</m:t>
-        </m:r>
-      </m:oMath>
       <w:del w:id="1116" w:author="PR Preview" w:date="2026-01-01T00:00:00Z">
         <w:r>
-          <w:delText xml:space="preserve"> </w:delText>
+          <w:delText xml:space="preserve">The Beta-Bernoulli model gives every mother the same probability</w:delText>
         </w:r>
       </w:del>
       <w:del w:id="1117" w:author="PR Preview" w:date="2026-01-01T00:00:00Z">
         <w:r>
-          <w:delText xml:space="preserve">of smoking,</w:delText>
+          <w:delText xml:space="preserve"> </w:delText>
         </w:r>
       </w:del>
+      <m:oMath>
+        <m:r>
+          <m:t>π</m:t>
+        </m:r>
+      </m:oMath>
       <w:del w:id="1118" w:author="PR Preview" w:date="2026-01-01T00:00:00Z">
         <w:r>
           <w:delText xml:space="preserve"> </w:delText>
@@ -46452,7 +46452,7 @@
       </w:del>
       <w:del w:id="1119" w:author="PR Preview" w:date="2026-01-01T00:00:00Z">
         <w:r>
-          <w:delText xml:space="preserve">whatever her race.</w:delText>
+          <w:delText xml:space="preserve">of smoking,</w:delText>
         </w:r>
       </w:del>
       <w:del w:id="1120" w:author="PR Preview" w:date="2026-01-01T00:00:00Z">
@@ -46461,6 +46461,16 @@
         </w:r>
       </w:del>
       <w:del w:id="1121" w:author="PR Preview" w:date="2026-01-01T00:00:00Z">
+        <w:r>
+          <w:delText xml:space="preserve">whatever her race.</w:delText>
+        </w:r>
+      </w:del>
+      <w:del w:id="1122" w:author="PR Preview" w:date="2026-01-01T00:00:00Z">
+        <w:r>
+          <w:delText xml:space="preserve"> </w:delText>
+        </w:r>
+      </w:del>
+      <w:del w:id="1123" w:author="PR Preview" w:date="2026-01-01T00:00:00Z">
         <w:r>
           <w:delText xml:space="preserve">Two test quantities for these data are:</w:delText>
         </w:r>
@@ -46470,7 +46480,7 @@
       <w:pPr>
         <w:pStyle w:val="BodyText"/>
       </w:pPr>
-      <w:ins w:id="1122" w:author="PR Preview" w:date="2026-01-01T00:00:00Z">
+      <w:ins w:id="1124" w:author="PR Preview" w:date="2026-01-01T00:00:00Z">
         <w:r>
           <w:rPr>
             <w:b/>
@@ -46479,22 +46489,22 @@
           <w:t xml:space="preserve">Example 21 (Two test quantities for the smoking data)</w:t>
         </w:r>
       </w:ins>
-      <w:ins w:id="1123" w:author="PR Preview" w:date="2026-01-01T00:00:00Z">
+      <w:ins w:id="1125" w:author="PR Preview" w:date="2026-01-01T00:00:00Z">
         <w:r>
           <w:t xml:space="preserve"> </w:t>
         </w:r>
       </w:ins>
-      <w:ins w:id="1124" w:author="PR Preview" w:date="2026-01-01T00:00:00Z">
+      <w:ins w:id="1126" w:author="PR Preview" w:date="2026-01-01T00:00:00Z">
         <w:r>
           <w:t xml:space="preserve">The</w:t>
         </w:r>
       </w:ins>
-      <w:ins w:id="1125" w:author="PR Preview" w:date="2026-01-01T00:00:00Z">
+      <w:ins w:id="1127" w:author="PR Preview" w:date="2026-01-01T00:00:00Z">
         <w:r>
           <w:t xml:space="preserve"> </w:t>
         </w:r>
       </w:ins>
-      <w:ins w:id="1126" w:author="PR Preview" w:date="2026-01-01T00:00:00Z">
+      <w:ins w:id="1128" w:author="PR Preview" w:date="2026-01-01T00:00:00Z">
         <w:r>
           <w:rPr>
             <w:rStyle w:val="VerbatimChar"/>
@@ -46502,37 +46512,37 @@
           <w:t xml:space="preserve">birthwt</w:t>
         </w:r>
       </w:ins>
-      <w:ins w:id="1127" w:author="PR Preview" w:date="2026-01-01T00:00:00Z">
+      <w:ins w:id="1129" w:author="PR Preview" w:date="2026-01-01T00:00:00Z">
         <w:r>
           <w:t xml:space="preserve"> </w:t>
         </w:r>
       </w:ins>
-      <w:ins w:id="1128" w:author="PR Preview" w:date="2026-01-01T00:00:00Z">
+      <w:ins w:id="1130" w:author="PR Preview" w:date="2026-01-01T00:00:00Z">
         <w:r>
           <w:t xml:space="preserve">data also record each mother’s race,</w:t>
         </w:r>
       </w:ins>
-      <w:ins w:id="1129" w:author="PR Preview" w:date="2026-01-01T00:00:00Z">
+      <w:ins w:id="1131" w:author="PR Preview" w:date="2026-01-01T00:00:00Z">
         <w:r>
           <w:t xml:space="preserve"> </w:t>
         </w:r>
       </w:ins>
-      <w:ins w:id="1130" w:author="PR Preview" w:date="2026-01-01T00:00:00Z">
+      <w:ins w:id="1132" w:author="PR Preview" w:date="2026-01-01T00:00:00Z">
         <w:r>
           <w:t xml:space="preserve">coded as white, Black, or other.</w:t>
         </w:r>
       </w:ins>
-      <w:ins w:id="1131" w:author="PR Preview" w:date="2026-01-01T00:00:00Z">
+      <w:ins w:id="1133" w:author="PR Preview" w:date="2026-01-01T00:00:00Z">
         <w:r>
           <w:t xml:space="preserve"> </w:t>
         </w:r>
       </w:ins>
-      <w:ins w:id="1132" w:author="PR Preview" w:date="2026-01-01T00:00:00Z">
+      <w:ins w:id="1134" w:author="PR Preview" w:date="2026-01-01T00:00:00Z">
         <w:r>
           <w:t xml:space="preserve">The Beta-Bernoulli model gives every mother the same probability</w:t>
         </w:r>
       </w:ins>
-      <w:ins w:id="1133" w:author="PR Preview" w:date="2026-01-01T00:00:00Z">
+      <w:ins w:id="1135" w:author="PR Preview" w:date="2026-01-01T00:00:00Z">
         <w:r>
           <w:t xml:space="preserve"> </w:t>
         </w:r>
@@ -46542,32 +46552,32 @@
           <m:t>π</m:t>
         </m:r>
       </m:oMath>
-      <w:ins w:id="1134" w:author="PR Preview" w:date="2026-01-01T00:00:00Z">
+      <w:ins w:id="1136" w:author="PR Preview" w:date="2026-01-01T00:00:00Z">
         <w:r>
           <w:t xml:space="preserve"> </w:t>
         </w:r>
       </w:ins>
-      <w:ins w:id="1135" w:author="PR Preview" w:date="2026-01-01T00:00:00Z">
+      <w:ins w:id="1137" w:author="PR Preview" w:date="2026-01-01T00:00:00Z">
         <w:r>
           <w:t xml:space="preserve">of smoking,</w:t>
         </w:r>
       </w:ins>
-      <w:ins w:id="1136" w:author="PR Preview" w:date="2026-01-01T00:00:00Z">
+      <w:ins w:id="1138" w:author="PR Preview" w:date="2026-01-01T00:00:00Z">
         <w:r>
           <w:t xml:space="preserve"> </w:t>
         </w:r>
       </w:ins>
-      <w:ins w:id="1137" w:author="PR Preview" w:date="2026-01-01T00:00:00Z">
+      <w:ins w:id="1139" w:author="PR Preview" w:date="2026-01-01T00:00:00Z">
         <w:r>
           <w:t xml:space="preserve">whatever her race.</w:t>
         </w:r>
       </w:ins>
-      <w:ins w:id="1138" w:author="PR Preview" w:date="2026-01-01T00:00:00Z">
+      <w:ins w:id="1140" w:author="PR Preview" w:date="2026-01-01T00:00:00Z">
         <w:r>
           <w:t xml:space="preserve"> </w:t>
         </w:r>
       </w:ins>
-      <w:ins w:id="1139" w:author="PR Preview" w:date="2026-01-01T00:00:00Z">
+      <w:ins w:id="1141" w:author="PR Preview" w:date="2026-01-01T00:00:00Z">
         <w:r>
           <w:t xml:space="preserve">Two test quantities for these data are:</w:t>
         </w:r>
@@ -48023,7 +48033,7 @@
       <w:pPr>
         <w:pStyle w:val="BodyText"/>
       </w:pPr>
-      <w:del w:id="1140" w:author="PR Preview" w:date="2026-01-01T00:00:00Z">
+      <w:del w:id="1142" w:author="PR Preview" w:date="2026-01-01T00:00:00Z">
         <w:r>
           <w:rPr>
             <w:b/>
@@ -48032,17 +48042,17 @@
           <w:delText xml:space="preserve">Example 21 (Checking two priors for the smoking probability)</w:delText>
         </w:r>
       </w:del>
-      <w:del w:id="1141" w:author="PR Preview" w:date="2026-01-01T00:00:00Z">
+      <w:del w:id="1143" w:author="PR Preview" w:date="2026-01-01T00:00:00Z">
         <w:r>
           <w:delText xml:space="preserve"> </w:delText>
         </w:r>
       </w:del>
-      <w:del w:id="1142" w:author="PR Preview" w:date="2026-01-01T00:00:00Z">
+      <w:del w:id="1144" w:author="PR Preview" w:date="2026-01-01T00:00:00Z">
         <w:r>
           <w:delText xml:space="preserve">We compare two priors for</w:delText>
         </w:r>
       </w:del>
-      <w:del w:id="1143" w:author="PR Preview" w:date="2026-01-01T00:00:00Z">
+      <w:del w:id="1145" w:author="PR Preview" w:date="2026-01-01T00:00:00Z">
         <w:r>
           <w:delText xml:space="preserve"> </w:delText>
         </w:r>
@@ -48052,22 +48062,22 @@
           <m:t>π</m:t>
         </m:r>
       </m:oMath>
-      <w:del w:id="1144" w:author="PR Preview" w:date="2026-01-01T00:00:00Z">
-        <w:r>
-          <w:delText xml:space="preserve"> </w:delText>
-        </w:r>
-      </w:del>
-      <w:del w:id="1145" w:author="PR Preview" w:date="2026-01-01T00:00:00Z">
-        <w:r>
-          <w:delText xml:space="preserve">in the</w:delText>
-        </w:r>
-      </w:del>
       <w:del w:id="1146" w:author="PR Preview" w:date="2026-01-01T00:00:00Z">
         <w:r>
           <w:delText xml:space="preserve"> </w:delText>
         </w:r>
       </w:del>
       <w:del w:id="1147" w:author="PR Preview" w:date="2026-01-01T00:00:00Z">
+        <w:r>
+          <w:delText xml:space="preserve">in the</w:delText>
+        </w:r>
+      </w:del>
+      <w:del w:id="1148" w:author="PR Preview" w:date="2026-01-01T00:00:00Z">
+        <w:r>
+          <w:delText xml:space="preserve"> </w:delText>
+        </w:r>
+      </w:del>
+      <w:del w:id="1149" w:author="PR Preview" w:date="2026-01-01T00:00:00Z">
         <w:r>
           <w:rPr>
             <w:rStyle w:val="VerbatimChar"/>
@@ -48075,12 +48085,12 @@
           <w:delText xml:space="preserve">birthwt</w:delText>
         </w:r>
       </w:del>
-      <w:del w:id="1148" w:author="PR Preview" w:date="2026-01-01T00:00:00Z">
+      <w:del w:id="1150" w:author="PR Preview" w:date="2026-01-01T00:00:00Z">
         <w:r>
           <w:delText xml:space="preserve"> </w:delText>
         </w:r>
       </w:del>
-      <w:del w:id="1149" w:author="PR Preview" w:date="2026-01-01T00:00:00Z">
+      <w:del w:id="1151" w:author="PR Preview" w:date="2026-01-01T00:00:00Z">
         <w:r>
           <w:delText xml:space="preserve">data:</w:delText>
         </w:r>
@@ -48090,7 +48100,7 @@
       <w:pPr>
         <w:pStyle w:val="BodyText"/>
       </w:pPr>
-      <w:ins w:id="1150" w:author="PR Preview" w:date="2026-01-01T00:00:00Z">
+      <w:ins w:id="1152" w:author="PR Preview" w:date="2026-01-01T00:00:00Z">
         <w:r>
           <w:rPr>
             <w:b/>
@@ -48099,17 +48109,17 @@
           <w:t xml:space="preserve">Example 22 (Checking two priors for the smoking probability)</w:t>
         </w:r>
       </w:ins>
-      <w:ins w:id="1151" w:author="PR Preview" w:date="2026-01-01T00:00:00Z">
+      <w:ins w:id="1153" w:author="PR Preview" w:date="2026-01-01T00:00:00Z">
         <w:r>
           <w:t xml:space="preserve"> </w:t>
         </w:r>
       </w:ins>
-      <w:ins w:id="1152" w:author="PR Preview" w:date="2026-01-01T00:00:00Z">
+      <w:ins w:id="1154" w:author="PR Preview" w:date="2026-01-01T00:00:00Z">
         <w:r>
           <w:t xml:space="preserve">We compare two priors for</w:t>
         </w:r>
       </w:ins>
-      <w:ins w:id="1153" w:author="PR Preview" w:date="2026-01-01T00:00:00Z">
+      <w:ins w:id="1155" w:author="PR Preview" w:date="2026-01-01T00:00:00Z">
         <w:r>
           <w:t xml:space="preserve"> </w:t>
         </w:r>
@@ -48119,22 +48129,22 @@
           <m:t>π</m:t>
         </m:r>
       </m:oMath>
-      <w:ins w:id="1154" w:author="PR Preview" w:date="2026-01-01T00:00:00Z">
+      <w:ins w:id="1156" w:author="PR Preview" w:date="2026-01-01T00:00:00Z">
         <w:r>
           <w:t xml:space="preserve"> </w:t>
         </w:r>
       </w:ins>
-      <w:ins w:id="1155" w:author="PR Preview" w:date="2026-01-01T00:00:00Z">
+      <w:ins w:id="1157" w:author="PR Preview" w:date="2026-01-01T00:00:00Z">
         <w:r>
           <w:t xml:space="preserve">in the</w:t>
         </w:r>
       </w:ins>
-      <w:ins w:id="1156" w:author="PR Preview" w:date="2026-01-01T00:00:00Z">
+      <w:ins w:id="1158" w:author="PR Preview" w:date="2026-01-01T00:00:00Z">
         <w:r>
           <w:t xml:space="preserve"> </w:t>
         </w:r>
       </w:ins>
-      <w:ins w:id="1157" w:author="PR Preview" w:date="2026-01-01T00:00:00Z">
+      <w:ins w:id="1159" w:author="PR Preview" w:date="2026-01-01T00:00:00Z">
         <w:r>
           <w:rPr>
             <w:rStyle w:val="VerbatimChar"/>
@@ -48142,12 +48152,12 @@
           <w:t xml:space="preserve">birthwt</w:t>
         </w:r>
       </w:ins>
-      <w:ins w:id="1158" w:author="PR Preview" w:date="2026-01-01T00:00:00Z">
+      <w:ins w:id="1160" w:author="PR Preview" w:date="2026-01-01T00:00:00Z">
         <w:r>
           <w:t xml:space="preserve"> </w:t>
         </w:r>
       </w:ins>
-      <w:ins w:id="1159" w:author="PR Preview" w:date="2026-01-01T00:00:00Z">
+      <w:ins w:id="1161" w:author="PR Preview" w:date="2026-01-01T00:00:00Z">
         <w:r>
           <w:t xml:space="preserve">data:</w:t>
         </w:r>
@@ -51074,7 +51084,7 @@
       <w:pPr>
         <w:pStyle w:val="BodyText"/>
       </w:pPr>
-      <w:del w:id="1160" w:author="PR Preview" w:date="2026-01-01T00:00:00Z">
+      <w:del w:id="1162" w:author="PR Preview" w:date="2026-01-01T00:00:00Z">
         <w:r>
           <w:rPr>
             <w:b/>
@@ -51083,17 +51093,17 @@
           <w:delText xml:space="preserve">Example 22 (Does one smoking probability fit every group?)</w:delText>
         </w:r>
       </w:del>
-      <w:del w:id="1161" w:author="PR Preview" w:date="2026-01-01T00:00:00Z">
+      <w:del w:id="1163" w:author="PR Preview" w:date="2026-01-01T00:00:00Z">
         <w:r>
           <w:delText xml:space="preserve"> </w:delText>
         </w:r>
       </w:del>
-      <w:del w:id="1162" w:author="PR Preview" w:date="2026-01-01T00:00:00Z">
+      <w:del w:id="1164" w:author="PR Preview" w:date="2026-01-01T00:00:00Z">
         <w:r>
           <w:delText xml:space="preserve">We check the Beta-Bernoulli model with the race-spread test quantity</w:delText>
         </w:r>
       </w:del>
-      <w:del w:id="1163" w:author="PR Preview" w:date="2026-01-01T00:00:00Z">
+      <w:del w:id="1165" w:author="PR Preview" w:date="2026-01-01T00:00:00Z">
         <w:r>
           <w:delText xml:space="preserve"> </w:delText>
         </w:r>
@@ -51112,23 +51122,23 @@
           </m:sub>
         </m:sSub>
       </m:oMath>
-      <w:del w:id="1164" w:author="PR Preview" w:date="2026-01-01T00:00:00Z">
+      <w:del w:id="1166" w:author="PR Preview" w:date="2026-01-01T00:00:00Z">
         <w:r>
           <w:delText xml:space="preserve"> </w:delText>
         </w:r>
       </w:del>
-      <w:del w:id="1165" w:author="PR Preview" w:date="2026-01-01T00:00:00Z">
+      <w:del w:id="1167" w:author="PR Preview" w:date="2026-01-01T00:00:00Z">
         <w:r>
           <w:delText xml:space="preserve">of</w:delText>
         </w:r>
       </w:del>
-      <w:del w:id="1166" w:author="PR Preview" w:date="2026-01-01T00:00:00Z">
+      <w:del w:id="1168" w:author="PR Preview" w:date="2026-01-01T00:00:00Z">
         <w:r>
           <w:delText xml:space="preserve"> </w:delText>
         </w:r>
       </w:del>
       <w:hyperlink w:anchor="exm-test-quantity">
-        <w:del w:id="1167" w:author="PR Preview" w:date="2026-01-01T00:00:00Z">
+        <w:del w:id="1169" w:author="PR Preview" w:date="2026-01-01T00:00:00Z">
           <w:r>
             <w:rPr>
               <w:rStyle w:val="Hyperlink"/>
@@ -51137,17 +51147,17 @@
           </w:r>
         </w:del>
       </w:hyperlink>
-      <w:del w:id="1168" w:author="PR Preview" w:date="2026-01-01T00:00:00Z">
+      <w:del w:id="1170" w:author="PR Preview" w:date="2026-01-01T00:00:00Z">
         <w:r>
           <w:delText xml:space="preserve">,</w:delText>
         </w:r>
       </w:del>
-      <w:del w:id="1169" w:author="PR Preview" w:date="2026-01-01T00:00:00Z">
+      <w:del w:id="1171" w:author="PR Preview" w:date="2026-01-01T00:00:00Z">
         <w:r>
           <w:delText xml:space="preserve"> </w:delText>
         </w:r>
       </w:del>
-      <w:del w:id="1170" w:author="PR Preview" w:date="2026-01-01T00:00:00Z">
+      <w:del w:id="1172" w:author="PR Preview" w:date="2026-01-01T00:00:00Z">
         <w:r>
           <w:delText xml:space="preserve">on two data sets:</w:delText>
         </w:r>
@@ -51157,7 +51167,7 @@
       <w:pPr>
         <w:pStyle w:val="BodyText"/>
       </w:pPr>
-      <w:ins w:id="1171" w:author="PR Preview" w:date="2026-01-01T00:00:00Z">
+      <w:ins w:id="1173" w:author="PR Preview" w:date="2026-01-01T00:00:00Z">
         <w:r>
           <w:rPr>
             <w:b/>
@@ -51166,17 +51176,17 @@
           <w:t xml:space="preserve">Example 23 (Does one smoking probability fit every group?)</w:t>
         </w:r>
       </w:ins>
-      <w:ins w:id="1172" w:author="PR Preview" w:date="2026-01-01T00:00:00Z">
+      <w:ins w:id="1174" w:author="PR Preview" w:date="2026-01-01T00:00:00Z">
         <w:r>
           <w:t xml:space="preserve"> </w:t>
         </w:r>
       </w:ins>
-      <w:ins w:id="1173" w:author="PR Preview" w:date="2026-01-01T00:00:00Z">
+      <w:ins w:id="1175" w:author="PR Preview" w:date="2026-01-01T00:00:00Z">
         <w:r>
           <w:t xml:space="preserve">We check the Beta-Bernoulli model with the race-spread test quantity</w:t>
         </w:r>
       </w:ins>
-      <w:ins w:id="1174" w:author="PR Preview" w:date="2026-01-01T00:00:00Z">
+      <w:ins w:id="1176" w:author="PR Preview" w:date="2026-01-01T00:00:00Z">
         <w:r>
           <w:t xml:space="preserve"> </w:t>
         </w:r>
@@ -51195,23 +51205,23 @@
           </m:sub>
         </m:sSub>
       </m:oMath>
-      <w:ins w:id="1175" w:author="PR Preview" w:date="2026-01-01T00:00:00Z">
+      <w:ins w:id="1177" w:author="PR Preview" w:date="2026-01-01T00:00:00Z">
         <w:r>
           <w:t xml:space="preserve"> </w:t>
         </w:r>
       </w:ins>
-      <w:ins w:id="1176" w:author="PR Preview" w:date="2026-01-01T00:00:00Z">
+      <w:ins w:id="1178" w:author="PR Preview" w:date="2026-01-01T00:00:00Z">
         <w:r>
           <w:t xml:space="preserve">of</w:t>
         </w:r>
       </w:ins>
-      <w:ins w:id="1177" w:author="PR Preview" w:date="2026-01-01T00:00:00Z">
+      <w:ins w:id="1179" w:author="PR Preview" w:date="2026-01-01T00:00:00Z">
         <w:r>
           <w:t xml:space="preserve"> </w:t>
         </w:r>
       </w:ins>
       <w:hyperlink w:anchor="exm-test-quantity">
-        <w:ins w:id="1178" w:author="PR Preview" w:date="2026-01-01T00:00:00Z">
+        <w:ins w:id="1180" w:author="PR Preview" w:date="2026-01-01T00:00:00Z">
           <w:r>
             <w:rPr>
               <w:rStyle w:val="Hyperlink"/>
@@ -51220,17 +51230,17 @@
           </w:r>
         </w:ins>
       </w:hyperlink>
-      <w:ins w:id="1179" w:author="PR Preview" w:date="2026-01-01T00:00:00Z">
+      <w:ins w:id="1181" w:author="PR Preview" w:date="2026-01-01T00:00:00Z">
         <w:r>
           <w:t xml:space="preserve">,</w:t>
         </w:r>
       </w:ins>
-      <w:ins w:id="1180" w:author="PR Preview" w:date="2026-01-01T00:00:00Z">
+      <w:ins w:id="1182" w:author="PR Preview" w:date="2026-01-01T00:00:00Z">
         <w:r>
           <w:t xml:space="preserve"> </w:t>
         </w:r>
       </w:ins>
-      <w:ins w:id="1181" w:author="PR Preview" w:date="2026-01-01T00:00:00Z">
+      <w:ins w:id="1183" w:author="PR Preview" w:date="2026-01-01T00:00:00Z">
         <w:r>
           <w:t xml:space="preserve">on two data sets:</w:t>
         </w:r>
@@ -54658,7 +54668,7 @@
       <w:pPr>
         <w:pStyle w:val="BodyText"/>
       </w:pPr>
-      <w:del w:id="1182" w:author="PR Preview" w:date="2026-01-01T00:00:00Z">
+      <w:del w:id="1184" w:author="PR Preview" w:date="2026-01-01T00:00:00Z">
         <w:r>
           <w:rPr>
             <w:b/>
@@ -54667,23 +54677,23 @@
           <w:delText xml:space="preserve">Example 23 (Posterior predictive p-values for the race spread)</w:delText>
         </w:r>
       </w:del>
-      <w:del w:id="1183" w:author="PR Preview" w:date="2026-01-01T00:00:00Z">
+      <w:del w:id="1185" w:author="PR Preview" w:date="2026-01-01T00:00:00Z">
         <w:r>
           <w:delText xml:space="preserve"> </w:delText>
         </w:r>
       </w:del>
-      <w:del w:id="1184" w:author="PR Preview" w:date="2026-01-01T00:00:00Z">
+      <w:del w:id="1186" w:author="PR Preview" w:date="2026-01-01T00:00:00Z">
         <w:r>
           <w:delText xml:space="preserve">From the simulations of</w:delText>
         </w:r>
       </w:del>
-      <w:del w:id="1185" w:author="PR Preview" w:date="2026-01-01T00:00:00Z">
+      <w:del w:id="1187" w:author="PR Preview" w:date="2026-01-01T00:00:00Z">
         <w:r>
           <w:delText xml:space="preserve"> </w:delText>
         </w:r>
       </w:del>
       <w:hyperlink w:anchor="exm-posterior-predictive-check">
-        <w:del w:id="1186" w:author="PR Preview" w:date="2026-01-01T00:00:00Z">
+        <w:del w:id="1188" w:author="PR Preview" w:date="2026-01-01T00:00:00Z">
           <w:r>
             <w:rPr>
               <w:rStyle w:val="Hyperlink"/>
@@ -54692,7 +54702,7 @@
           </w:r>
         </w:del>
       </w:hyperlink>
-      <w:del w:id="1187" w:author="PR Preview" w:date="2026-01-01T00:00:00Z">
+      <w:del w:id="1189" w:author="PR Preview" w:date="2026-01-01T00:00:00Z">
         <w:r>
           <w:delText xml:space="preserve">:</w:delText>
         </w:r>
@@ -54702,7 +54712,7 @@
       <w:pPr>
         <w:pStyle w:val="BodyText"/>
       </w:pPr>
-      <w:ins w:id="1188" w:author="PR Preview" w:date="2026-01-01T00:00:00Z">
+      <w:ins w:id="1190" w:author="PR Preview" w:date="2026-01-01T00:00:00Z">
         <w:r>
           <w:rPr>
             <w:b/>
@@ -54711,23 +54721,23 @@
           <w:t xml:space="preserve">Example 24 (Posterior predictive p-values for the race spread)</w:t>
         </w:r>
       </w:ins>
-      <w:ins w:id="1189" w:author="PR Preview" w:date="2026-01-01T00:00:00Z">
+      <w:ins w:id="1191" w:author="PR Preview" w:date="2026-01-01T00:00:00Z">
         <w:r>
           <w:t xml:space="preserve"> </w:t>
         </w:r>
       </w:ins>
-      <w:ins w:id="1190" w:author="PR Preview" w:date="2026-01-01T00:00:00Z">
+      <w:ins w:id="1192" w:author="PR Preview" w:date="2026-01-01T00:00:00Z">
         <w:r>
           <w:t xml:space="preserve">From the simulations of</w:t>
         </w:r>
       </w:ins>
-      <w:ins w:id="1191" w:author="PR Preview" w:date="2026-01-01T00:00:00Z">
+      <w:ins w:id="1193" w:author="PR Preview" w:date="2026-01-01T00:00:00Z">
         <w:r>
           <w:t xml:space="preserve"> </w:t>
         </w:r>
       </w:ins>
       <w:hyperlink w:anchor="exm-posterior-predictive-check">
-        <w:ins w:id="1192" w:author="PR Preview" w:date="2026-01-01T00:00:00Z">
+        <w:ins w:id="1194" w:author="PR Preview" w:date="2026-01-01T00:00:00Z">
           <w:r>
             <w:rPr>
               <w:rStyle w:val="Hyperlink"/>
@@ -54736,7 +54746,7 @@
           </w:r>
         </w:ins>
       </w:hyperlink>
-      <w:ins w:id="1193" w:author="PR Preview" w:date="2026-01-01T00:00:00Z">
+      <w:ins w:id="1195" w:author="PR Preview" w:date="2026-01-01T00:00:00Z">
         <w:r>
           <w:t xml:space="preserve">:</w:t>
         </w:r>
@@ -55363,7 +55373,7 @@
       <w:pPr>
         <w:pStyle w:val="BodyText"/>
       </w:pPr>
-      <w:del w:id="1194" w:author="PR Preview" w:date="2026-01-01T00:00:00Z">
+      <w:del w:id="1196" w:author="PR Preview" w:date="2026-01-01T00:00:00Z">
         <w:r>
           <w:rPr>
             <w:b/>
@@ -55372,17 +55382,17 @@
           <w:delText xml:space="preserve">Example 24 (A two-level Gaussian model)</w:delText>
         </w:r>
       </w:del>
-      <w:del w:id="1195" w:author="PR Preview" w:date="2026-01-01T00:00:00Z">
+      <w:del w:id="1197" w:author="PR Preview" w:date="2026-01-01T00:00:00Z">
         <w:r>
           <w:delText xml:space="preserve"> </w:delText>
         </w:r>
       </w:del>
-      <w:del w:id="1196" w:author="PR Preview" w:date="2026-01-01T00:00:00Z">
+      <w:del w:id="1198" w:author="PR Preview" w:date="2026-01-01T00:00:00Z">
         <w:r>
           <w:delText xml:space="preserve">Observations</w:delText>
         </w:r>
       </w:del>
-      <w:del w:id="1197" w:author="PR Preview" w:date="2026-01-01T00:00:00Z">
+      <w:del w:id="1199" w:author="PR Preview" w:date="2026-01-01T00:00:00Z">
         <w:r>
           <w:delText xml:space="preserve"> </w:delText>
         </w:r>
@@ -55404,17 +55414,17 @@
           </m:sub>
         </m:sSub>
       </m:oMath>
-      <w:del w:id="1198" w:author="PR Preview" w:date="2026-01-01T00:00:00Z">
+      <w:del w:id="1200" w:author="PR Preview" w:date="2026-01-01T00:00:00Z">
         <w:r>
           <w:delText xml:space="preserve"> </w:delText>
         </w:r>
       </w:del>
-      <w:del w:id="1199" w:author="PR Preview" w:date="2026-01-01T00:00:00Z">
+      <w:del w:id="1201" w:author="PR Preview" w:date="2026-01-01T00:00:00Z">
         <w:r>
           <w:delText xml:space="preserve">come from groups</w:delText>
         </w:r>
       </w:del>
-      <w:del w:id="1200" w:author="PR Preview" w:date="2026-01-01T00:00:00Z">
+      <w:del w:id="1202" w:author="PR Preview" w:date="2026-01-01T00:00:00Z">
         <w:r>
           <w:delText xml:space="preserve"> </w:delText>
         </w:r>
@@ -55454,22 +55464,22 @@
           <m:t>J</m:t>
         </m:r>
       </m:oMath>
-      <w:del w:id="1201" w:author="PR Preview" w:date="2026-01-01T00:00:00Z">
+      <w:del w:id="1203" w:author="PR Preview" w:date="2026-01-01T00:00:00Z">
         <w:r>
           <w:delText xml:space="preserve">,</w:delText>
-        </w:r>
-      </w:del>
-      <w:del w:id="1202" w:author="PR Preview" w:date="2026-01-01T00:00:00Z">
-        <w:r>
-          <w:delText xml:space="preserve"> </w:delText>
-        </w:r>
-      </w:del>
-      <w:del w:id="1203" w:author="PR Preview" w:date="2026-01-01T00:00:00Z">
-        <w:r>
-          <w:delText xml:space="preserve">and each group has its own mean</w:delText>
         </w:r>
       </w:del>
       <w:del w:id="1204" w:author="PR Preview" w:date="2026-01-01T00:00:00Z">
+        <w:r>
+          <w:delText xml:space="preserve"> </w:delText>
+        </w:r>
+      </w:del>
+      <w:del w:id="1205" w:author="PR Preview" w:date="2026-01-01T00:00:00Z">
+        <w:r>
+          <w:delText xml:space="preserve">and each group has its own mean</w:delText>
+        </w:r>
+      </w:del>
+      <w:del w:id="1206" w:author="PR Preview" w:date="2026-01-01T00:00:00Z">
         <w:r>
           <w:delText xml:space="preserve"> </w:delText>
         </w:r>
@@ -55488,17 +55498,17 @@
           </m:sub>
         </m:sSub>
       </m:oMath>
-      <w:del w:id="1205" w:author="PR Preview" w:date="2026-01-01T00:00:00Z">
+      <w:del w:id="1207" w:author="PR Preview" w:date="2026-01-01T00:00:00Z">
         <w:r>
           <w:delText xml:space="preserve">.</w:delText>
         </w:r>
       </w:del>
-      <w:del w:id="1206" w:author="PR Preview" w:date="2026-01-01T00:00:00Z">
+      <w:del w:id="1208" w:author="PR Preview" w:date="2026-01-01T00:00:00Z">
         <w:r>
           <w:delText xml:space="preserve"> </w:delText>
         </w:r>
       </w:del>
-      <w:del w:id="1207" w:author="PR Preview" w:date="2026-01-01T00:00:00Z">
+      <w:del w:id="1209" w:author="PR Preview" w:date="2026-01-01T00:00:00Z">
         <w:r>
           <w:delText xml:space="preserve">A two-level model specifies</w:delText>
         </w:r>
@@ -55508,7 +55518,7 @@
       <w:pPr>
         <w:pStyle w:val="BodyText"/>
       </w:pPr>
-      <w:ins w:id="1208" w:author="PR Preview" w:date="2026-01-01T00:00:00Z">
+      <w:ins w:id="1210" w:author="PR Preview" w:date="2026-01-01T00:00:00Z">
         <w:r>
           <w:rPr>
             <w:b/>
@@ -55517,17 +55527,17 @@
           <w:t xml:space="preserve">Example 25 (A two-level Gaussian model)</w:t>
         </w:r>
       </w:ins>
-      <w:ins w:id="1209" w:author="PR Preview" w:date="2026-01-01T00:00:00Z">
+      <w:ins w:id="1211" w:author="PR Preview" w:date="2026-01-01T00:00:00Z">
         <w:r>
           <w:t xml:space="preserve"> </w:t>
         </w:r>
       </w:ins>
-      <w:ins w:id="1210" w:author="PR Preview" w:date="2026-01-01T00:00:00Z">
+      <w:ins w:id="1212" w:author="PR Preview" w:date="2026-01-01T00:00:00Z">
         <w:r>
           <w:t xml:space="preserve">Observations</w:t>
         </w:r>
       </w:ins>
-      <w:ins w:id="1211" w:author="PR Preview" w:date="2026-01-01T00:00:00Z">
+      <w:ins w:id="1213" w:author="PR Preview" w:date="2026-01-01T00:00:00Z">
         <w:r>
           <w:t xml:space="preserve"> </w:t>
         </w:r>
@@ -55549,17 +55559,17 @@
           </m:sub>
         </m:sSub>
       </m:oMath>
-      <w:ins w:id="1212" w:author="PR Preview" w:date="2026-01-01T00:00:00Z">
+      <w:ins w:id="1214" w:author="PR Preview" w:date="2026-01-01T00:00:00Z">
         <w:r>
           <w:t xml:space="preserve"> </w:t>
         </w:r>
       </w:ins>
-      <w:ins w:id="1213" w:author="PR Preview" w:date="2026-01-01T00:00:00Z">
+      <w:ins w:id="1215" w:author="PR Preview" w:date="2026-01-01T00:00:00Z">
         <w:r>
           <w:t xml:space="preserve">come from groups</w:t>
         </w:r>
       </w:ins>
-      <w:ins w:id="1214" w:author="PR Preview" w:date="2026-01-01T00:00:00Z">
+      <w:ins w:id="1216" w:author="PR Preview" w:date="2026-01-01T00:00:00Z">
         <w:r>
           <w:t xml:space="preserve"> </w:t>
         </w:r>
@@ -55599,22 +55609,22 @@
           <m:t>J</m:t>
         </m:r>
       </m:oMath>
-      <w:ins w:id="1215" w:author="PR Preview" w:date="2026-01-01T00:00:00Z">
+      <w:ins w:id="1217" w:author="PR Preview" w:date="2026-01-01T00:00:00Z">
         <w:r>
           <w:t xml:space="preserve">,</w:t>
         </w:r>
       </w:ins>
-      <w:ins w:id="1216" w:author="PR Preview" w:date="2026-01-01T00:00:00Z">
+      <w:ins w:id="1218" w:author="PR Preview" w:date="2026-01-01T00:00:00Z">
         <w:r>
           <w:t xml:space="preserve"> </w:t>
         </w:r>
       </w:ins>
-      <w:ins w:id="1217" w:author="PR Preview" w:date="2026-01-01T00:00:00Z">
+      <w:ins w:id="1219" w:author="PR Preview" w:date="2026-01-01T00:00:00Z">
         <w:r>
           <w:t xml:space="preserve">and each group has its own mean</w:t>
         </w:r>
       </w:ins>
-      <w:ins w:id="1218" w:author="PR Preview" w:date="2026-01-01T00:00:00Z">
+      <w:ins w:id="1220" w:author="PR Preview" w:date="2026-01-01T00:00:00Z">
         <w:r>
           <w:t xml:space="preserve"> </w:t>
         </w:r>
@@ -55633,17 +55643,17 @@
           </m:sub>
         </m:sSub>
       </m:oMath>
-      <w:ins w:id="1219" w:author="PR Preview" w:date="2026-01-01T00:00:00Z">
+      <w:ins w:id="1221" w:author="PR Preview" w:date="2026-01-01T00:00:00Z">
         <w:r>
           <w:t xml:space="preserve">.</w:t>
         </w:r>
       </w:ins>
-      <w:ins w:id="1220" w:author="PR Preview" w:date="2026-01-01T00:00:00Z">
+      <w:ins w:id="1222" w:author="PR Preview" w:date="2026-01-01T00:00:00Z">
         <w:r>
           <w:t xml:space="preserve"> </w:t>
         </w:r>
       </w:ins>
-      <w:ins w:id="1221" w:author="PR Preview" w:date="2026-01-01T00:00:00Z">
+      <w:ins w:id="1223" w:author="PR Preview" w:date="2026-01-01T00:00:00Z">
         <w:r>
           <w:t xml:space="preserve">A two-level model specifies</w:t>
         </w:r>

--- a/pr-preview/pr-94/bayesian-inference-handout-tracked-changes.docx
+++ b/pr-preview/pr-94/bayesian-inference-handout-tracked-changes.docx
@@ -26,7 +26,7 @@
       </w:pPr>
       <w:ins w:id="2" w:author="PR Preview" w:date="2026-01-01T00:00:00Z">
         <w:r>
-          <w:t xml:space="preserve">Last modified: 2026-10-08 19:33:33 (PDT)</w:t>
+          <w:t xml:space="preserve">Last modified: 2026-10-08 19:54:47 (PDT)</w:t>
         </w:r>
       </w:ins>
     </w:p>
@@ -993,7 +993,7 @@
     </w:p>
     <w:bookmarkEnd w:id="17"/>
     <w:bookmarkEnd w:id="18"/>
-    <w:bookmarkStart w:id="60" w:name="sec-bayes-equation"/>
+    <w:bookmarkStart w:id="63" w:name="sec-bayes-equation"/>
     <w:p>
       <w:pPr>
         <w:pStyle w:val="Heading2"/>
@@ -3538,7 +3538,7 @@
       </w:r>
     </w:p>
     <w:bookmarkEnd w:id="25"/>
-    <w:bookmarkStart w:id="26" w:name="exm-marginal-likelihood-uniform"/>
+    <w:bookmarkStart w:id="29" w:name="exm-marginal-likelihood-uniform"/>
     <w:p>
       <w:pPr>
         <w:pStyle w:val="BodyText"/>
@@ -3929,6 +3929,7 @@
       <w:pPr>
         <w:pStyle w:val="BodyText"/>
       </w:pPr>
+      <w:bookmarkStart w:id="26" w:name="eq-marginal-likelihood-uniform-exm"/>
       <m:oMathPara>
         <m:oMathParaPr>
           <m:jc m:val="center"/>
@@ -4442,8 +4443,27 @@
               </m:r>
             </m:e>
           </m:eqArr>
+          <m:r>
+            <m:t>  </m:t>
+          </m:r>
+          <m:r>
+            <m:rPr>
+              <m:sty m:val="p"/>
+            </m:rPr>
+            <m:t>(</m:t>
+          </m:r>
+          <m:r>
+            <m:t>2</m:t>
+          </m:r>
+          <m:r>
+            <m:rPr>
+              <m:sty m:val="p"/>
+            </m:rPr>
+            <m:t>)</m:t>
+          </m:r>
         </m:oMath>
       </m:oMathPara>
+      <w:bookmarkEnd w:id="26"/>
     </w:p>
     <w:p>
       <w:pPr>
@@ -4534,6 +4554,7 @@
       <w:pPr>
         <w:pStyle w:val="BodyText"/>
       </w:pPr>
+      <w:bookmarkStart w:id="27" w:name="eq-marginal-likelihood-uniform-exm-2"/>
       <m:oMathPara>
         <m:oMathParaPr>
           <m:jc m:val="center"/>
@@ -4894,8 +4915,27 @@
               </m:r>
             </m:e>
           </m:eqArr>
+          <m:r>
+            <m:t>  </m:t>
+          </m:r>
+          <m:r>
+            <m:rPr>
+              <m:sty m:val="p"/>
+            </m:rPr>
+            <m:t>(</m:t>
+          </m:r>
+          <m:r>
+            <m:t>3</m:t>
+          </m:r>
+          <m:r>
+            <m:rPr>
+              <m:sty m:val="p"/>
+            </m:rPr>
+            <m:t>)</m:t>
+          </m:r>
         </m:oMath>
       </m:oMathPara>
+      <w:bookmarkEnd w:id="27"/>
     </w:p>
     <w:p>
       <w:pPr>
@@ -4936,6 +4976,7 @@
       <w:pPr>
         <w:pStyle w:val="BodyText"/>
       </w:pPr>
+      <w:bookmarkStart w:id="28" w:name="eq-marginal-likelihood-uniform-exm-3"/>
       <m:oMathPara>
         <m:oMathParaPr>
           <m:jc m:val="center"/>
@@ -5504,8 +5545,27 @@
               </m:r>
             </m:e>
           </m:eqArr>
+          <m:r>
+            <m:t>  </m:t>
+          </m:r>
+          <m:r>
+            <m:rPr>
+              <m:sty m:val="p"/>
+            </m:rPr>
+            <m:t>(</m:t>
+          </m:r>
+          <m:r>
+            <m:t>4</m:t>
+          </m:r>
+          <m:r>
+            <m:rPr>
+              <m:sty m:val="p"/>
+            </m:rPr>
+            <m:t>)</m:t>
+          </m:r>
         </m:oMath>
       </m:oMathPara>
+      <w:bookmarkEnd w:id="28"/>
     </w:p>
     <w:p>
       <w:pPr>
@@ -5541,8 +5601,8 @@
         </w:r>
       </w:ins>
     </w:p>
-    <w:bookmarkEnd w:id="26"/>
-    <w:bookmarkStart w:id="28" w:name="cor-bayes-proportional"/>
+    <w:bookmarkEnd w:id="29"/>
+    <w:bookmarkStart w:id="31" w:name="cor-bayes-proportional"/>
     <w:p>
       <w:pPr>
         <w:pStyle w:val="BodyText"/>
@@ -5597,7 +5657,7 @@
       <w:pPr>
         <w:pStyle w:val="BodyText"/>
       </w:pPr>
-      <w:bookmarkStart w:id="27" w:name="eq-bayes-proportional"/>
+      <w:bookmarkStart w:id="30" w:name="eq-bayes-proportional"/>
       <m:oMathPara>
         <m:oMathParaPr>
           <m:jc m:val="center"/>
@@ -5807,7 +5867,7 @@
             <m:t>(</m:t>
           </m:r>
           <m:r>
-            <m:t>2</m:t>
+            <m:t>5</m:t>
           </m:r>
           <m:r>
             <m:rPr>
@@ -5817,9 +5877,9 @@
           </m:r>
         </m:oMath>
       </m:oMathPara>
-      <w:bookmarkEnd w:id="27"/>
+      <w:bookmarkEnd w:id="30"/>
     </w:p>
-    <w:bookmarkEnd w:id="28"/>
+    <w:bookmarkEnd w:id="31"/>
     <w:p>
       <w:pPr>
         <w:pStyle w:val="FirstParagraph"/>
@@ -5929,7 +5989,7 @@
       <w:r>
         <w:t xml:space="preserve"> </w:t>
       </w:r>
-      <w:hyperlink r:id="rId29">
+      <w:hyperlink r:id="rId32">
         <w:r>
           <w:rPr>
             <w:rStyle w:val="Hyperlink"/>
@@ -6014,7 +6074,7 @@
       <w:r>
         <w:t xml:space="preserve"> </w:t>
       </w:r>
-      <w:hyperlink r:id="rId30">
+      <w:hyperlink r:id="rId33">
         <w:r>
           <w:rPr>
             <w:rStyle w:val="Hyperlink"/>
@@ -6133,7 +6193,7 @@
         <w:t xml:space="preserve">.</w:t>
       </w:r>
     </w:p>
-    <w:bookmarkStart w:id="32" w:name="sec-bayes-normal-normal"/>
+    <w:bookmarkStart w:id="35" w:name="sec-bayes-normal-normal"/>
     <w:p>
       <w:pPr>
         <w:pStyle w:val="Heading3"/>
@@ -6142,7 +6202,7 @@
         <w:t xml:space="preserve">2.1 A Gaussian mean with a Gaussian prior</w:t>
       </w:r>
     </w:p>
-    <w:bookmarkStart w:id="31" w:name="exm-normal-normal"/>
+    <w:bookmarkStart w:id="34" w:name="exm-normal-normal"/>
     <w:p>
       <w:pPr>
         <w:pStyle w:val="FirstParagraph"/>
@@ -11722,9 +11782,9 @@
         <w:t xml:space="preserve">.</w:t>
       </w:r>
     </w:p>
-    <w:bookmarkEnd w:id="31"/>
-    <w:bookmarkEnd w:id="32"/>
-    <w:bookmarkStart w:id="44" w:name="sec-bayes-map"/>
+    <w:bookmarkEnd w:id="34"/>
+    <w:bookmarkEnd w:id="35"/>
+    <w:bookmarkStart w:id="47" w:name="sec-bayes-map"/>
     <w:p>
       <w:pPr>
         <w:pStyle w:val="Heading3"/>
@@ -11733,7 +11793,7 @@
         <w:t xml:space="preserve">2.2 The posterior mode</w:t>
       </w:r>
     </w:p>
-    <w:bookmarkStart w:id="34" w:name="def-map"/>
+    <w:bookmarkStart w:id="37" w:name="def-map"/>
     <w:p>
       <w:pPr>
         <w:pStyle w:val="FirstParagraph"/>
@@ -11894,7 +11954,7 @@
       <w:pPr>
         <w:pStyle w:val="BodyText"/>
       </w:pPr>
-      <w:bookmarkStart w:id="33" w:name="eq-map"/>
+      <w:bookmarkStart w:id="36" w:name="eq-map"/>
       <m:oMathPara>
         <m:oMathParaPr>
           <m:jc m:val="center"/>
@@ -12010,7 +12070,7 @@
             <m:t>(</m:t>
           </m:r>
           <m:r>
-            <m:t>3</m:t>
+            <m:t>6</m:t>
           </m:r>
           <m:r>
             <m:rPr>
@@ -12020,7 +12080,7 @@
           </m:r>
         </m:oMath>
       </m:oMathPara>
-      <w:bookmarkEnd w:id="33"/>
+      <w:bookmarkEnd w:id="36"/>
     </w:p>
     <w:p>
       <w:pPr>
@@ -12030,8 +12090,8 @@
         <w:t xml:space="preserve">The MAP estimate is the mode of the posterior distribution.</w:t>
       </w:r>
     </w:p>
-    <w:bookmarkEnd w:id="34"/>
-    <w:bookmarkStart w:id="36" w:name="exm-map-beta-bernoulli"/>
+    <w:bookmarkEnd w:id="37"/>
+    <w:bookmarkStart w:id="39" w:name="exm-map-beta-bernoulli"/>
     <w:p>
       <w:pPr>
         <w:pStyle w:val="BodyText"/>
@@ -12060,7 +12120,7 @@
           <w:delText xml:space="preserve"> </w:delText>
         </w:r>
       </w:del>
-      <w:hyperlink r:id="rId35">
+      <w:hyperlink r:id="rId38">
         <w:del w:id="113" w:author="PR Preview" w:date="2026-01-01T00:00:00Z">
           <w:r>
             <w:rPr>
@@ -12519,7 +12579,7 @@
           <w:t xml:space="preserve"> </w:t>
         </w:r>
       </w:ins>
-      <w:hyperlink r:id="rId35">
+      <w:hyperlink r:id="rId38">
         <w:ins w:id="151" w:author="PR Preview" w:date="2026-01-01T00:00:00Z">
           <w:r>
             <w:rPr>
@@ -14292,8 +14352,8 @@
         <w:t xml:space="preserve">.</w:t>
       </w:r>
     </w:p>
-    <w:bookmarkEnd w:id="36"/>
-    <w:bookmarkStart w:id="38" w:name="cor-map-penalized"/>
+    <w:bookmarkEnd w:id="39"/>
+    <w:bookmarkStart w:id="41" w:name="cor-map-penalized"/>
     <w:p>
       <w:pPr>
         <w:pStyle w:val="BodyText"/>
@@ -14333,7 +14393,7 @@
       <w:pPr>
         <w:pStyle w:val="BodyText"/>
       </w:pPr>
-      <w:bookmarkStart w:id="37" w:name="eq-map-penalized"/>
+      <w:bookmarkStart w:id="40" w:name="eq-map-penalized"/>
       <m:oMathPara>
         <m:oMathParaPr>
           <m:jc m:val="center"/>
@@ -14535,7 +14595,7 @@
             <m:t>(</m:t>
           </m:r>
           <m:r>
-            <m:t>4</m:t>
+            <m:t>7</m:t>
           </m:r>
           <m:r>
             <m:rPr>
@@ -14545,7 +14605,7 @@
           </m:r>
         </m:oMath>
       </m:oMathPara>
-      <w:bookmarkEnd w:id="37"/>
+      <w:bookmarkEnd w:id="40"/>
     </w:p>
     <w:p>
       <w:pPr>
@@ -14618,7 +14678,7 @@
         <w:t xml:space="preserve">, is the penalty that the prior adds.</w:t>
       </w:r>
     </w:p>
-    <w:bookmarkEnd w:id="38"/>
+    <w:bookmarkEnd w:id="41"/>
     <w:p>
       <w:pPr>
         <w:pStyle w:val="BodyText"/>
@@ -15022,7 +15082,7 @@
         <w:t xml:space="preserve">Maximizing a function is the same as minimizing its negative.</w:t>
       </w:r>
     </w:p>
-    <w:bookmarkStart w:id="43" w:name="exm-map-normal-normal"/>
+    <w:bookmarkStart w:id="46" w:name="exm-map-normal-normal"/>
     <w:p>
       <w:pPr>
         <w:pStyle w:val="BodyText"/>
@@ -16204,7 +16264,7 @@
       <w:tr>
         <w:tc>
           <w:tcPr/>
-          <w:bookmarkStart w:id="42" w:name="fig-map-penalized"/>
+          <w:bookmarkStart w:id="45" w:name="fig-map-penalized"/>
           <w:p>
             <w:pPr>
               <w:pStyle w:val="SourceCode"/>
@@ -17369,18 +17429,18 @@
                 <wp:inline>
                   <wp:extent cx="4620126" cy="3696101"/>
                   <wp:effectExtent b="0" l="0" r="0" t="0"/>
-                  <wp:docPr descr="" title="" id="40" name="Picture"/>
+                  <wp:docPr descr="" title="" id="43" name="Picture"/>
                   <a:graphic>
                     <a:graphicData uri="http://schemas.openxmlformats.org/drawingml/2006/picture">
                       <pic:pic>
                         <pic:nvPicPr>
-                          <pic:cNvPr descr="bayesian-inference_files/figure-docx/unnamed-chunk-1-1.png" id="41" name="Picture"/>
+                          <pic:cNvPr descr="bayesian-inference_files/figure-docx/unnamed-chunk-1-1.png" id="44" name="Picture"/>
                           <pic:cNvPicPr>
                             <a:picLocks noChangeArrowheads="1" noChangeAspect="1"/>
                           </pic:cNvPicPr>
                         </pic:nvPicPr>
                         <pic:blipFill>
-                          <a:blip r:embed="rId39"/>
+                          <a:blip r:embed="rId42"/>
                           <a:stretch>
                             <a:fillRect/>
                           </a:stretch>
@@ -17426,13 +17486,13 @@
               <w:t xml:space="preserve">The dashed lines mark the sample mean (right) and the MAP estimate (left).</w:t>
             </w:r>
           </w:p>
-          <w:bookmarkEnd w:id="42"/>
+          <w:bookmarkEnd w:id="45"/>
         </w:tc>
       </w:tr>
     </w:tbl>
-    <w:bookmarkEnd w:id="43"/>
-    <w:bookmarkEnd w:id="44"/>
-    <w:bookmarkStart w:id="54" w:name="sec-bayes-interval-interp"/>
+    <w:bookmarkEnd w:id="46"/>
+    <w:bookmarkEnd w:id="47"/>
+    <w:bookmarkStart w:id="57" w:name="sec-bayes-interval-interp"/>
     <w:p>
       <w:pPr>
         <w:pStyle w:val="Heading3"/>
@@ -17466,7 +17526,7 @@
       <w:r>
         <w:t xml:space="preserve"> </w:t>
       </w:r>
-      <w:hyperlink r:id="rId45">
+      <w:hyperlink r:id="rId48">
         <w:r>
           <w:rPr>
             <w:rStyle w:val="Hyperlink"/>
@@ -17565,7 +17625,7 @@
         <w:t xml:space="preserve">given the data actually observed.</w:t>
       </w:r>
     </w:p>
-    <w:bookmarkStart w:id="46" w:name="def-credible-interval"/>
+    <w:bookmarkStart w:id="49" w:name="def-credible-interval"/>
     <w:p>
       <w:pPr>
         <w:pStyle w:val="BodyText"/>
@@ -17957,7 +18017,7 @@
         </m:oMath>
       </m:oMathPara>
     </w:p>
-    <w:bookmarkEnd w:id="46"/>
+    <w:bookmarkEnd w:id="49"/>
     <w:p>
       <w:pPr>
         <w:pStyle w:val="FirstParagraph"/>
@@ -18044,7 +18104,7 @@
         <w:t xml:space="preserve">is the equal-tailed interval.</w:t>
       </w:r>
     </w:p>
-    <w:bookmarkStart w:id="47" w:name="def-equal-tailed-interval"/>
+    <w:bookmarkStart w:id="50" w:name="def-equal-tailed-interval"/>
     <w:p>
       <w:pPr>
         <w:pStyle w:val="BodyText"/>
@@ -18203,8 +18263,8 @@
         <w:t xml:space="preserve">.</w:t>
       </w:r>
     </w:p>
-    <w:bookmarkEnd w:id="47"/>
-    <w:bookmarkStart w:id="48" w:name="exm-equal-tailed-interval"/>
+    <w:bookmarkEnd w:id="50"/>
+    <w:bookmarkStart w:id="51" w:name="exm-equal-tailed-interval"/>
     <w:p>
       <w:pPr>
         <w:pStyle w:val="BodyText"/>
@@ -19185,8 +19245,8 @@
         </w:r>
       </w:ins>
     </w:p>
-    <w:bookmarkEnd w:id="48"/>
-    <w:bookmarkStart w:id="53" w:name="exm-normal-credible-vs-confidence"/>
+    <w:bookmarkEnd w:id="51"/>
+    <w:bookmarkStart w:id="56" w:name="exm-normal-credible-vs-confidence"/>
     <w:p>
       <w:pPr>
         <w:pStyle w:val="BodyText"/>
@@ -20631,7 +20691,7 @@
       <w:tr>
         <w:tc>
           <w:tcPr/>
-          <w:bookmarkStart w:id="52" w:name="fig-normal-prior-lik-post"/>
+          <w:bookmarkStart w:id="55" w:name="fig-normal-prior-lik-post"/>
           <w:p>
             <w:pPr>
               <w:pStyle w:val="SourceCode"/>
@@ -21430,18 +21490,18 @@
                 <wp:inline>
                   <wp:extent cx="4620126" cy="3696101"/>
                   <wp:effectExtent b="0" l="0" r="0" t="0"/>
-                  <wp:docPr descr="" title="" id="50" name="Picture"/>
+                  <wp:docPr descr="" title="" id="53" name="Picture"/>
                   <a:graphic>
                     <a:graphicData uri="http://schemas.openxmlformats.org/drawingml/2006/picture">
                       <pic:pic>
                         <pic:nvPicPr>
-                          <pic:cNvPr descr="bayesian-inference_files/figure-docx/unnamed-chunk-2-1.png" id="51" name="Picture"/>
+                          <pic:cNvPr descr="bayesian-inference_files/figure-docx/unnamed-chunk-2-1.png" id="54" name="Picture"/>
                           <pic:cNvPicPr>
                             <a:picLocks noChangeArrowheads="1" noChangeAspect="1"/>
                           </pic:cNvPicPr>
                         </pic:nvPicPr>
                         <pic:blipFill>
-                          <a:blip r:embed="rId49"/>
+                          <a:blip r:embed="rId52"/>
                           <a:stretch>
                             <a:fillRect/>
                           </a:stretch>
@@ -21563,7 +21623,7 @@
               <w:t xml:space="preserve">.</w:t>
             </w:r>
           </w:p>
-          <w:bookmarkEnd w:id="52"/>
+          <w:bookmarkEnd w:id="55"/>
         </w:tc>
       </w:tr>
     </w:tbl>
@@ -21819,9 +21879,9 @@
         <w:t xml:space="preserve">since both are fixed.</w:t>
       </w:r>
     </w:p>
-    <w:bookmarkEnd w:id="53"/>
-    <w:bookmarkEnd w:id="54"/>
-    <w:bookmarkStart w:id="59" w:name="sec-bayes-parameter-space"/>
+    <w:bookmarkEnd w:id="56"/>
+    <w:bookmarkEnd w:id="57"/>
+    <w:bookmarkStart w:id="62" w:name="sec-bayes-parameter-space"/>
     <w:p>
       <w:pPr>
         <w:pStyle w:val="Heading3"/>
@@ -21830,7 +21890,7 @@
         <w:t xml:space="preserve">2.4 The parameter space</w:t>
       </w:r>
     </w:p>
-    <w:bookmarkStart w:id="55" w:name="def-parameter-space"/>
+    <w:bookmarkStart w:id="58" w:name="def-parameter-space"/>
     <w:p>
       <w:pPr>
         <w:pStyle w:val="FirstParagraph"/>
@@ -21896,7 +21956,7 @@
         <w:t xml:space="preserve">can take.</w:t>
       </w:r>
     </w:p>
-    <w:bookmarkEnd w:id="55"/>
+    <w:bookmarkEnd w:id="58"/>
     <w:p>
       <w:pPr>
         <w:pStyle w:val="BodyText"/>
@@ -21940,7 +22000,7 @@
         <w:t xml:space="preserve">and the prior has to respect it.</w:t>
       </w:r>
     </w:p>
-    <w:bookmarkStart w:id="56" w:name="exm-parameter-space"/>
+    <w:bookmarkStart w:id="59" w:name="exm-parameter-space"/>
     <w:p>
       <w:pPr>
         <w:pStyle w:val="BodyText"/>
@@ -22229,8 +22289,8 @@
         <w:t xml:space="preserve">.</w:t>
       </w:r>
     </w:p>
-    <w:bookmarkEnd w:id="56"/>
-    <w:bookmarkStart w:id="57" w:name="cor-prior-support"/>
+    <w:bookmarkEnd w:id="59"/>
+    <w:bookmarkStart w:id="60" w:name="cor-prior-support"/>
     <w:p>
       <w:pPr>
         <w:pStyle w:val="FirstParagraph"/>
@@ -22434,7 +22494,7 @@
         <w:t xml:space="preserve">.</w:t>
       </w:r>
     </w:p>
-    <w:bookmarkEnd w:id="57"/>
+    <w:bookmarkEnd w:id="60"/>
     <w:p>
       <w:pPr>
         <w:pStyle w:val="BodyText"/>
@@ -22559,7 +22619,7 @@
         <w:t xml:space="preserve">.</w:t>
       </w:r>
     </w:p>
-    <w:bookmarkStart w:id="58" w:name="exm-prior-support"/>
+    <w:bookmarkStart w:id="61" w:name="exm-prior-support"/>
     <w:p>
       <w:pPr>
         <w:pStyle w:val="BodyText"/>
@@ -22928,10 +22988,10 @@
         </w:r>
       </w:ins>
     </w:p>
-    <w:bookmarkEnd w:id="58"/>
-    <w:bookmarkEnd w:id="59"/>
-    <w:bookmarkEnd w:id="60"/>
-    <w:bookmarkStart w:id="90" w:name="sec-bayes-priors"/>
+    <w:bookmarkEnd w:id="61"/>
+    <w:bookmarkEnd w:id="62"/>
+    <w:bookmarkEnd w:id="63"/>
+    <w:bookmarkStart w:id="93" w:name="sec-bayes-priors"/>
     <w:p>
       <w:pPr>
         <w:pStyle w:val="Heading2"/>
@@ -23006,7 +23066,7 @@
         <w:t xml:space="preserve">.</w:t>
       </w:r>
     </w:p>
-    <w:bookmarkStart w:id="73" w:name="sec-bayes-conjugate"/>
+    <w:bookmarkStart w:id="76" w:name="sec-bayes-conjugate"/>
     <w:p>
       <w:pPr>
         <w:pStyle w:val="Heading3"/>
@@ -23015,7 +23075,7 @@
         <w:t xml:space="preserve">3.1 Conjugate priors</w:t>
       </w:r>
     </w:p>
-    <w:bookmarkStart w:id="61" w:name="def-conjugate-prior"/>
+    <w:bookmarkStart w:id="64" w:name="def-conjugate-prior"/>
     <w:p>
       <w:pPr>
         <w:pStyle w:val="FirstParagraph"/>
@@ -23079,7 +23139,7 @@
         <w:t xml:space="preserve">is also in the family.</w:t>
       </w:r>
     </w:p>
-    <w:bookmarkEnd w:id="61"/>
+    <w:bookmarkEnd w:id="64"/>
     <w:p>
       <w:pPr>
         <w:pStyle w:val="BodyText"/>
@@ -23154,7 +23214,7 @@
           <w:delText xml:space="preserve"> </w:delText>
         </w:r>
       </w:del>
-      <w:hyperlink r:id="rId62">
+      <w:hyperlink r:id="rId65">
         <w:del w:id="426" w:author="PR Preview" w:date="2026-01-01T00:00:00Z">
           <w:r>
             <w:rPr>
@@ -23684,7 +23744,7 @@
           <w:t xml:space="preserve"> </w:t>
         </w:r>
       </w:ins>
-      <w:hyperlink r:id="rId62">
+      <w:hyperlink r:id="rId65">
         <w:ins w:id="472" w:author="PR Preview" w:date="2026-01-01T00:00:00Z">
           <w:r>
             <w:rPr>
@@ -23707,7 +23767,7 @@
         </w:r>
       </w:ins>
     </w:p>
-    <w:bookmarkStart w:id="63" w:name="exm-beta-bernoulli"/>
+    <w:bookmarkStart w:id="66" w:name="exm-beta-bernoulli"/>
     <w:p>
       <w:pPr>
         <w:pStyle w:val="BodyText"/>
@@ -26829,8 +26889,8 @@
         </w:r>
       </w:ins>
     </w:p>
-    <w:bookmarkEnd w:id="63"/>
-    <w:bookmarkStart w:id="72" w:name="exm-prior-posterior-figure"/>
+    <w:bookmarkEnd w:id="66"/>
+    <w:bookmarkStart w:id="75" w:name="exm-prior-posterior-figure"/>
     <w:p>
       <w:pPr>
         <w:pStyle w:val="BodyText"/>
@@ -27161,7 +27221,7 @@
       <w:r>
         <w:t xml:space="preserve"> </w:t>
       </w:r>
-      <w:hyperlink r:id="rId64">
+      <w:hyperlink r:id="rId67">
         <w:r>
           <w:rPr>
             <w:rStyle w:val="Hyperlink"/>
@@ -29126,7 +29186,7 @@
       <w:tr>
         <w:tc>
           <w:tcPr/>
-          <w:bookmarkStart w:id="71" w:name="fig-prior-posterior"/>
+          <w:bookmarkStart w:id="74" w:name="fig-prior-posterior"/>
           <w:p>
             <w:pPr>
               <w:pStyle w:val="Heading4"/>
@@ -30549,18 +30609,18 @@
                 <wp:inline>
                   <wp:extent cx="4620126" cy="3696101"/>
                   <wp:effectExtent b="0" l="0" r="0" t="0"/>
-                  <wp:docPr descr="" title="" id="66" name="Picture"/>
+                  <wp:docPr descr="" title="" id="69" name="Picture"/>
                   <a:graphic>
                     <a:graphicData uri="http://schemas.openxmlformats.org/drawingml/2006/picture">
                       <pic:pic>
                         <pic:nvPicPr>
-                          <pic:cNvPr descr="bayesian-inference_files/figure-docx/prior-posterior-plot-1.png" id="67" name="Picture"/>
+                          <pic:cNvPr descr="bayesian-inference_files/figure-docx/prior-posterior-plot-1.png" id="70" name="Picture"/>
                           <pic:cNvPicPr>
                             <a:picLocks noChangeArrowheads="1" noChangeAspect="1"/>
                           </pic:cNvPicPr>
                         </pic:nvPicPr>
                         <pic:blipFill>
-                          <a:blip r:embed="rId65"/>
+                          <a:blip r:embed="rId68"/>
                           <a:stretch>
                             <a:fillRect/>
                           </a:stretch>
@@ -31253,18 +31313,18 @@
                 <wp:inline>
                   <wp:extent cx="5334000" cy="2333625"/>
                   <wp:effectExtent b="0" l="0" r="0" t="0"/>
-                  <wp:docPr descr="" title="" id="69" name="Picture"/>
+                  <wp:docPr descr="" title="" id="72" name="Picture"/>
                   <a:graphic>
                     <a:graphicData uri="http://schemas.openxmlformats.org/drawingml/2006/picture">
                       <pic:pic>
                         <pic:nvPicPr>
-                          <pic:cNvPr descr="bayesian-inference_files/figure-docx/prior-posterior-plot-py-1.png" id="70" name="Picture"/>
+                          <pic:cNvPr descr="bayesian-inference_files/figure-docx/prior-posterior-plot-py-1.png" id="73" name="Picture"/>
                           <pic:cNvPicPr>
                             <a:picLocks noChangeArrowheads="1" noChangeAspect="1"/>
                           </pic:cNvPicPr>
                         </pic:nvPicPr>
                         <pic:blipFill>
-                          <a:blip r:embed="rId68"/>
+                          <a:blip r:embed="rId71"/>
                           <a:stretch>
                             <a:fillRect/>
                           </a:stretch>
@@ -31445,7 +31505,7 @@
               <w:t xml:space="preserve">is unknown.</w:t>
             </w:r>
           </w:p>
-          <w:bookmarkEnd w:id="71"/>
+          <w:bookmarkEnd w:id="74"/>
         </w:tc>
       </w:tr>
     </w:tbl>
@@ -31723,9 +31783,9 @@
         <w:t xml:space="preserve">is the narrower of the two.</w:t>
       </w:r>
     </w:p>
-    <w:bookmarkEnd w:id="72"/>
-    <w:bookmarkEnd w:id="73"/>
-    <w:bookmarkStart w:id="85" w:name="sec-bayes-informativeness"/>
+    <w:bookmarkEnd w:id="75"/>
+    <w:bookmarkEnd w:id="76"/>
+    <w:bookmarkStart w:id="88" w:name="sec-bayes-informativeness"/>
     <w:p>
       <w:pPr>
         <w:pStyle w:val="Heading3"/>
@@ -31759,7 +31819,7 @@
         <w:t xml:space="preserve">.</w:t>
       </w:r>
     </w:p>
-    <w:bookmarkStart w:id="74" w:name="def-informative-prior"/>
+    <w:bookmarkStart w:id="77" w:name="def-informative-prior"/>
     <w:p>
       <w:pPr>
         <w:pStyle w:val="BodyText"/>
@@ -31823,8 +31883,8 @@
         <w:t xml:space="preserve">such as previous studies, biological limits, or expert judgment.</w:t>
       </w:r>
     </w:p>
-    <w:bookmarkEnd w:id="74"/>
-    <w:bookmarkStart w:id="75" w:name="rem-informative-prior-pull"/>
+    <w:bookmarkEnd w:id="77"/>
+    <w:bookmarkStart w:id="78" w:name="rem-informative-prior-pull"/>
     <w:p>
       <w:pPr>
         <w:pStyle w:val="BodyText"/>
@@ -31849,8 +31909,8 @@
         <w:t xml:space="preserve">most strongly when the data are sparse.</w:t>
       </w:r>
     </w:p>
-    <w:bookmarkEnd w:id="75"/>
-    <w:bookmarkStart w:id="76" w:name="def-weakly-informative-prior"/>
+    <w:bookmarkEnd w:id="78"/>
+    <w:bookmarkStart w:id="79" w:name="def-weakly-informative-prior"/>
     <w:p>
       <w:pPr>
         <w:pStyle w:val="BodyText"/>
@@ -31925,8 +31985,8 @@
         <w:t xml:space="preserve">across the range of scientifically plausible values.</w:t>
       </w:r>
     </w:p>
-    <w:bookmarkEnd w:id="76"/>
-    <w:bookmarkStart w:id="77" w:name="def-flat-prior"/>
+    <w:bookmarkEnd w:id="79"/>
+    <w:bookmarkStart w:id="80" w:name="def-flat-prior"/>
     <w:p>
       <w:pPr>
         <w:pStyle w:val="BodyText"/>
@@ -32083,8 +32143,8 @@
         <w:t xml:space="preserve">.</w:t>
       </w:r>
     </w:p>
-    <w:bookmarkEnd w:id="77"/>
-    <w:bookmarkStart w:id="78" w:name="def-improper-prior"/>
+    <w:bookmarkEnd w:id="80"/>
+    <w:bookmarkStart w:id="81" w:name="def-improper-prior"/>
     <w:p>
       <w:pPr>
         <w:pStyle w:val="BodyText"/>
@@ -32166,8 +32226,8 @@
         <w:t xml:space="preserve">so that it is not a probability density.</w:t>
       </w:r>
     </w:p>
-    <w:bookmarkEnd w:id="78"/>
-    <w:bookmarkStart w:id="79" w:name="exm-prior-spectrum"/>
+    <w:bookmarkEnd w:id="81"/>
+    <w:bookmarkStart w:id="82" w:name="exm-prior-spectrum"/>
     <w:p>
       <w:pPr>
         <w:pStyle w:val="BodyText"/>
@@ -33301,8 +33361,8 @@
         <w:t xml:space="preserve">.</w:t>
       </w:r>
     </w:p>
-    <w:bookmarkEnd w:id="79"/>
-    <w:bookmarkStart w:id="80" w:name="exm-flat-prior-reparam"/>
+    <w:bookmarkEnd w:id="82"/>
+    <w:bookmarkStart w:id="83" w:name="exm-flat-prior-reparam"/>
     <w:p>
       <w:pPr>
         <w:pStyle w:val="BodyText"/>
@@ -35066,8 +35126,8 @@
         <w:t xml:space="preserve">therefore depends on the parameterization.</w:t>
       </w:r>
     </w:p>
-    <w:bookmarkEnd w:id="80"/>
-    <w:bookmarkStart w:id="82" w:name="cor-flat-prior-posterior"/>
+    <w:bookmarkEnd w:id="83"/>
+    <w:bookmarkStart w:id="85" w:name="cor-flat-prior-posterior"/>
     <w:p>
       <w:pPr>
         <w:pStyle w:val="BodyText"/>
@@ -35260,7 +35320,7 @@
       <w:r>
         <w:t xml:space="preserve"> </w:t>
       </w:r>
-      <w:hyperlink r:id="rId30">
+      <w:hyperlink r:id="rId33">
         <w:r>
           <w:rPr>
             <w:rStyle w:val="Hyperlink"/>
@@ -35300,7 +35360,7 @@
       <w:r>
         <w:t xml:space="preserve"> </w:t>
       </w:r>
-      <w:hyperlink r:id="rId81">
+      <w:hyperlink r:id="rId84">
         <w:r>
           <w:rPr>
             <w:rStyle w:val="Hyperlink"/>
@@ -35312,7 +35372,7 @@
         <w:t xml:space="preserve">.</w:t>
       </w:r>
     </w:p>
-    <w:bookmarkEnd w:id="82"/>
+    <w:bookmarkEnd w:id="85"/>
     <w:p>
       <w:pPr>
         <w:pStyle w:val="BodyText"/>
@@ -35509,7 +35569,7 @@
         <w:t xml:space="preserve">Multiplying a function by a positive constant does not change where it is maximized.</w:t>
       </w:r>
     </w:p>
-    <w:bookmarkStart w:id="83" w:name="rem-flat-prior-improper"/>
+    <w:bookmarkStart w:id="86" w:name="rem-flat-prior-improper"/>
     <w:p>
       <w:pPr>
         <w:pStyle w:val="BodyText"/>
@@ -35658,8 +35718,8 @@
         <w:t xml:space="preserve">the posterior is again proportional to the likelihood.</w:t>
       </w:r>
     </w:p>
-    <w:bookmarkEnd w:id="83"/>
-    <w:bookmarkStart w:id="84" w:name="exm-flat-prior-posterior"/>
+    <w:bookmarkEnd w:id="86"/>
+    <w:bookmarkStart w:id="87" w:name="exm-flat-prior-posterior"/>
     <w:p>
       <w:pPr>
         <w:pStyle w:val="BodyText"/>
@@ -36798,9 +36858,9 @@
         </w:r>
       </w:ins>
     </w:p>
-    <w:bookmarkEnd w:id="84"/>
-    <w:bookmarkEnd w:id="85"/>
-    <w:bookmarkStart w:id="89" w:name="sec-bayes-skeptical"/>
+    <w:bookmarkEnd w:id="87"/>
+    <w:bookmarkEnd w:id="88"/>
+    <w:bookmarkStart w:id="92" w:name="sec-bayes-skeptical"/>
     <w:p>
       <w:pPr>
         <w:pStyle w:val="Heading3"/>
@@ -36809,7 +36869,7 @@
         <w:t xml:space="preserve">3.3 A skeptical prior</w:t>
       </w:r>
     </w:p>
-    <w:bookmarkStart w:id="86" w:name="def-skeptical-prior"/>
+    <w:bookmarkStart w:id="89" w:name="def-skeptical-prior"/>
     <w:p>
       <w:pPr>
         <w:pStyle w:val="FirstParagraph"/>
@@ -36876,8 +36936,8 @@
         <w:t xml:space="preserve">.</w:t>
       </w:r>
     </w:p>
-    <w:bookmarkEnd w:id="86"/>
-    <w:bookmarkStart w:id="87" w:name="rem-skeptical-prior-meaning"/>
+    <w:bookmarkEnd w:id="89"/>
+    <w:bookmarkStart w:id="90" w:name="rem-skeptical-prior-meaning"/>
     <w:p>
       <w:pPr>
         <w:pStyle w:val="BodyText"/>
@@ -36902,8 +36962,8 @@
         <w:t xml:space="preserve">to overturn a default of no effect.</w:t>
       </w:r>
     </w:p>
-    <w:bookmarkEnd w:id="87"/>
-    <w:bookmarkStart w:id="88" w:name="exm-skeptical-prior"/>
+    <w:bookmarkEnd w:id="90"/>
+    <w:bookmarkStart w:id="91" w:name="exm-skeptical-prior"/>
     <w:p>
       <w:pPr>
         <w:pStyle w:val="BodyText"/>
@@ -40948,10 +41008,10 @@
         <w:t xml:space="preserve">.</w:t>
       </w:r>
     </w:p>
-    <w:bookmarkEnd w:id="88"/>
-    <w:bookmarkEnd w:id="89"/>
-    <w:bookmarkEnd w:id="90"/>
-    <w:bookmarkStart w:id="119" w:name="sec-bayes-predictive-checks"/>
+    <w:bookmarkEnd w:id="91"/>
+    <w:bookmarkEnd w:id="92"/>
+    <w:bookmarkEnd w:id="93"/>
+    <w:bookmarkStart w:id="122" w:name="sec-bayes-predictive-checks"/>
     <w:p>
       <w:pPr>
         <w:pStyle w:val="Heading2"/>
@@ -41015,7 +41075,7 @@
       <w:r>
         <w:t xml:space="preserve"> </w:t>
       </w:r>
-      <w:hyperlink r:id="rId91">
+      <w:hyperlink r:id="rId94">
         <w:r>
           <w:rPr>
             <w:rStyle w:val="Hyperlink"/>
@@ -41032,7 +41092,7 @@
         <w:t xml:space="preserve">(Statistical Rethinking 2026, Lecture A03).</w:t>
       </w:r>
     </w:p>
-    <w:bookmarkStart w:id="92" w:name="def-prior-predictive"/>
+    <w:bookmarkStart w:id="95" w:name="def-prior-predictive"/>
     <w:p>
       <w:pPr>
         <w:pStyle w:val="BodyText"/>
@@ -41368,8 +41428,8 @@
         <w:t xml:space="preserve">.</w:t>
       </w:r>
     </w:p>
-    <w:bookmarkEnd w:id="92"/>
-    <w:bookmarkStart w:id="93" w:name="exm-prior-predictive"/>
+    <w:bookmarkEnd w:id="95"/>
+    <w:bookmarkStart w:id="96" w:name="exm-prior-predictive"/>
     <w:p>
       <w:pPr>
         <w:pStyle w:val="BodyText"/>
@@ -43567,8 +43627,8 @@
         <w:t xml:space="preserve">#&gt; {'smallest': np.float64(0.005263157894736842), 'largest': np.float64(0.005263157894736846), 'one_over_n_plus_1': 0.005263157894736842}</w:t>
       </w:r>
     </w:p>
-    <w:bookmarkEnd w:id="93"/>
-    <w:bookmarkStart w:id="94" w:name="def-posterior-predictive"/>
+    <w:bookmarkEnd w:id="96"/>
+    <w:bookmarkStart w:id="97" w:name="def-posterior-predictive"/>
     <w:p>
       <w:pPr>
         <w:pStyle w:val="FirstParagraph"/>
@@ -44234,8 +44294,8 @@
         <w:t xml:space="preserve">gives the posterior predictive distribution of replicated data.</w:t>
       </w:r>
     </w:p>
-    <w:bookmarkEnd w:id="94"/>
-    <w:bookmarkStart w:id="95" w:name="exm-posterior-predictive"/>
+    <w:bookmarkEnd w:id="97"/>
+    <w:bookmarkStart w:id="98" w:name="exm-posterior-predictive"/>
     <w:p>
       <w:pPr>
         <w:pStyle w:val="BodyText"/>
@@ -46286,8 +46346,8 @@
         <w:t xml:space="preserve">#&gt; {'simulated': np.float64(0.3929), 'exact': np.float64(0.39267015706806285)}</w:t>
       </w:r>
     </w:p>
-    <w:bookmarkEnd w:id="95"/>
-    <w:bookmarkStart w:id="96" w:name="def-test-quantity"/>
+    <w:bookmarkEnd w:id="98"/>
+    <w:bookmarkStart w:id="99" w:name="def-test-quantity"/>
     <w:p>
       <w:pPr>
         <w:pStyle w:val="FirstParagraph"/>
@@ -46367,8 +46427,8 @@
         <w:t xml:space="preserve">.</w:t>
       </w:r>
     </w:p>
-    <w:bookmarkEnd w:id="96"/>
-    <w:bookmarkStart w:id="97" w:name="exm-test-quantity"/>
+    <w:bookmarkEnd w:id="99"/>
+    <w:bookmarkStart w:id="100" w:name="exm-test-quantity"/>
     <w:p>
       <w:pPr>
         <w:pStyle w:val="BodyText"/>
@@ -47867,8 +47927,8 @@
         <w:t xml:space="preserve">#&gt; {'T1': np.int64(74), 'T2': np.float64(0.36256218905472637)}</w:t>
       </w:r>
     </w:p>
-    <w:bookmarkEnd w:id="97"/>
-    <w:bookmarkStart w:id="98" w:name="def-prior-predictive-check"/>
+    <w:bookmarkEnd w:id="100"/>
+    <w:bookmarkStart w:id="101" w:name="def-prior-predictive-check"/>
     <w:p>
       <w:pPr>
         <w:pStyle w:val="FirstParagraph"/>
@@ -48027,8 +48087,8 @@
         <w:t xml:space="preserve">.</w:t>
       </w:r>
     </w:p>
-    <w:bookmarkEnd w:id="98"/>
-    <w:bookmarkStart w:id="106" w:name="exm-prior-predictive-check"/>
+    <w:bookmarkEnd w:id="101"/>
+    <w:bookmarkStart w:id="109" w:name="exm-prior-predictive-check"/>
     <w:p>
       <w:pPr>
         <w:pStyle w:val="BodyText"/>
@@ -49805,7 +49865,7 @@
       <w:tr>
         <w:tc>
           <w:tcPr/>
-          <w:bookmarkStart w:id="105" w:name="fig-prior-predictive-check"/>
+          <w:bookmarkStart w:id="108" w:name="fig-prior-predictive-check"/>
           <w:p>
             <w:pPr>
               <w:pStyle w:val="Heading4"/>
@@ -50160,18 +50220,18 @@
                 <wp:inline>
                   <wp:extent cx="4620126" cy="3696101"/>
                   <wp:effectExtent b="0" l="0" r="0" t="0"/>
-                  <wp:docPr descr="" title="" id="100" name="Picture"/>
+                  <wp:docPr descr="" title="" id="103" name="Picture"/>
                   <a:graphic>
                     <a:graphicData uri="http://schemas.openxmlformats.org/drawingml/2006/picture">
                       <pic:pic>
                         <pic:nvPicPr>
-                          <pic:cNvPr descr="bayesian-inference_files/figure-docx/prior-predictive-check-plot-1.png" id="101" name="Picture"/>
+                          <pic:cNvPr descr="bayesian-inference_files/figure-docx/prior-predictive-check-plot-1.png" id="104" name="Picture"/>
                           <pic:cNvPicPr>
                             <a:picLocks noChangeArrowheads="1" noChangeAspect="1"/>
                           </pic:cNvPicPr>
                         </pic:nvPicPr>
                         <pic:blipFill>
-                          <a:blip r:embed="rId99"/>
+                          <a:blip r:embed="rId102"/>
                           <a:stretch>
                             <a:fillRect/>
                           </a:stretch>
@@ -50639,18 +50699,18 @@
                 <wp:inline>
                   <wp:extent cx="5334000" cy="2333625"/>
                   <wp:effectExtent b="0" l="0" r="0" t="0"/>
-                  <wp:docPr descr="" title="" id="103" name="Picture"/>
+                  <wp:docPr descr="" title="" id="106" name="Picture"/>
                   <a:graphic>
                     <a:graphicData uri="http://schemas.openxmlformats.org/drawingml/2006/picture">
                       <pic:pic>
                         <pic:nvPicPr>
-                          <pic:cNvPr descr="bayesian-inference_files/figure-docx/prior-predictive-check-plot-py-1.png" id="104" name="Picture"/>
+                          <pic:cNvPr descr="bayesian-inference_files/figure-docx/prior-predictive-check-plot-py-1.png" id="107" name="Picture"/>
                           <pic:cNvPicPr>
                             <a:picLocks noChangeArrowheads="1" noChangeAspect="1"/>
                           </pic:cNvPicPr>
                         </pic:nvPicPr>
                         <pic:blipFill>
-                          <a:blip r:embed="rId102"/>
+                          <a:blip r:embed="rId105"/>
                           <a:stretch>
                             <a:fillRect/>
                           </a:stretch>
@@ -50723,7 +50783,7 @@
               <w:t xml:space="preserve">The dashed line is the observed count, 74.</w:t>
             </w:r>
           </w:p>
-          <w:bookmarkEnd w:id="105"/>
+          <w:bookmarkEnd w:id="108"/>
         </w:tc>
       </w:tr>
     </w:tbl>
@@ -50834,8 +50894,8 @@
         <w:t xml:space="preserve">before trusting a posterior built on it.</w:t>
       </w:r>
     </w:p>
-    <w:bookmarkEnd w:id="106"/>
-    <w:bookmarkStart w:id="107" w:name="def-posterior-predictive-check"/>
+    <w:bookmarkEnd w:id="109"/>
+    <w:bookmarkStart w:id="110" w:name="def-posterior-predictive-check"/>
     <w:p>
       <w:pPr>
         <w:pStyle w:val="BodyText"/>
@@ -51078,8 +51138,8 @@
         <w:t xml:space="preserve">.</w:t>
       </w:r>
     </w:p>
-    <w:bookmarkEnd w:id="107"/>
-    <w:bookmarkStart w:id="115" w:name="exm-posterior-predictive-check"/>
+    <w:bookmarkEnd w:id="110"/>
+    <w:bookmarkStart w:id="118" w:name="exm-posterior-predictive-check"/>
     <w:p>
       <w:pPr>
         <w:pStyle w:val="BodyText"/>
@@ -53272,7 +53332,7 @@
       <w:tr>
         <w:tc>
           <w:tcPr/>
-          <w:bookmarkStart w:id="114" w:name="fig-posterior-predictive-check"/>
+          <w:bookmarkStart w:id="117" w:name="fig-posterior-predictive-check"/>
           <w:p>
             <w:pPr>
               <w:pStyle w:val="Heading4"/>
@@ -53672,18 +53732,18 @@
                 <wp:inline>
                   <wp:extent cx="4620126" cy="3696101"/>
                   <wp:effectExtent b="0" l="0" r="0" t="0"/>
-                  <wp:docPr descr="" title="" id="109" name="Picture"/>
+                  <wp:docPr descr="" title="" id="112" name="Picture"/>
                   <a:graphic>
                     <a:graphicData uri="http://schemas.openxmlformats.org/drawingml/2006/picture">
                       <pic:pic>
                         <pic:nvPicPr>
-                          <pic:cNvPr descr="bayesian-inference_files/figure-docx/posterior-predictive-check-plot-1.png" id="110" name="Picture"/>
+                          <pic:cNvPr descr="bayesian-inference_files/figure-docx/posterior-predictive-check-plot-1.png" id="113" name="Picture"/>
                           <pic:cNvPicPr>
                             <a:picLocks noChangeArrowheads="1" noChangeAspect="1"/>
                           </pic:cNvPicPr>
                         </pic:nvPicPr>
                         <pic:blipFill>
-                          <a:blip r:embed="rId108"/>
+                          <a:blip r:embed="rId111"/>
                           <a:stretch>
                             <a:fillRect/>
                           </a:stretch>
@@ -54070,18 +54130,18 @@
                 <wp:inline>
                   <wp:extent cx="5334000" cy="2333625"/>
                   <wp:effectExtent b="0" l="0" r="0" t="0"/>
-                  <wp:docPr descr="" title="" id="112" name="Picture"/>
+                  <wp:docPr descr="" title="" id="115" name="Picture"/>
                   <a:graphic>
                     <a:graphicData uri="http://schemas.openxmlformats.org/drawingml/2006/picture">
                       <pic:pic>
                         <pic:nvPicPr>
-                          <pic:cNvPr descr="bayesian-inference_files/figure-docx/posterior-predictive-check-plot-py-1.png" id="113" name="Picture"/>
+                          <pic:cNvPr descr="bayesian-inference_files/figure-docx/posterior-predictive-check-plot-py-1.png" id="116" name="Picture"/>
                           <pic:cNvPicPr>
                             <a:picLocks noChangeArrowheads="1" noChangeAspect="1"/>
                           </pic:cNvPicPr>
                         </pic:nvPicPr>
                         <pic:blipFill>
-                          <a:blip r:embed="rId111"/>
+                          <a:blip r:embed="rId114"/>
                           <a:stretch>
                             <a:fillRect/>
                           </a:stretch>
@@ -54209,7 +54269,7 @@
               <w:t xml:space="preserve">data.</w:t>
             </w:r>
           </w:p>
-          <w:bookmarkEnd w:id="114"/>
+          <w:bookmarkEnd w:id="117"/>
         </w:tc>
       </w:tr>
     </w:tbl>
@@ -54271,8 +54331,8 @@
         <w:t xml:space="preserve">for everyone cannot reproduce that.</w:t>
       </w:r>
     </w:p>
-    <w:bookmarkEnd w:id="115"/>
-    <w:bookmarkStart w:id="116" w:name="def-ppp-value"/>
+    <w:bookmarkEnd w:id="118"/>
+    <w:bookmarkStart w:id="119" w:name="def-ppp-value"/>
     <w:p>
       <w:pPr>
         <w:pStyle w:val="BodyText"/>
@@ -54662,8 +54722,8 @@
         <w:t xml:space="preserve">A value near 0 or 1 means the observed data are unusual under the model.</w:t>
       </w:r>
     </w:p>
-    <w:bookmarkEnd w:id="116"/>
-    <w:bookmarkStart w:id="118" w:name="exm-ppp-value"/>
+    <w:bookmarkEnd w:id="119"/>
+    <w:bookmarkStart w:id="121" w:name="exm-ppp-value"/>
     <w:p>
       <w:pPr>
         <w:pStyle w:val="BodyText"/>
@@ -55074,7 +55134,7 @@
       <w:r>
         <w:t xml:space="preserve"> </w:t>
       </w:r>
-      <w:hyperlink r:id="rId117">
+      <w:hyperlink r:id="rId120">
         <w:r>
           <w:rPr>
             <w:rStyle w:val="Hyperlink"/>
@@ -55089,9 +55149,9 @@
         <w:t xml:space="preserve">fitted on the companion page.</w:t>
       </w:r>
     </w:p>
-    <w:bookmarkEnd w:id="118"/>
-    <w:bookmarkEnd w:id="119"/>
-    <w:bookmarkStart w:id="127" w:name="sec-bayes-hierarchies"/>
+    <w:bookmarkEnd w:id="121"/>
+    <w:bookmarkEnd w:id="122"/>
+    <w:bookmarkStart w:id="130" w:name="sec-bayes-hierarchies"/>
     <w:p>
       <w:pPr>
         <w:pStyle w:val="Heading2"/>
@@ -55100,7 +55160,7 @@
         <w:t xml:space="preserve">5 Distributions and hierarchies</w:t>
       </w:r>
     </w:p>
-    <w:bookmarkStart w:id="120" w:name="def-hierarchical-model"/>
+    <w:bookmarkStart w:id="123" w:name="def-hierarchical-model"/>
     <w:p>
       <w:pPr>
         <w:pStyle w:val="FirstParagraph"/>
@@ -55172,8 +55232,8 @@
         <w:t xml:space="preserve">.</w:t>
       </w:r>
     </w:p>
-    <w:bookmarkEnd w:id="120"/>
-    <w:bookmarkStart w:id="121" w:name="rem-hierarchical-model-structure"/>
+    <w:bookmarkEnd w:id="123"/>
+    <w:bookmarkStart w:id="124" w:name="rem-hierarchical-model-structure"/>
     <w:p>
       <w:pPr>
         <w:pStyle w:val="BodyText"/>
@@ -55229,8 +55289,8 @@
         <w:t xml:space="preserve">).</w:t>
       </w:r>
     </w:p>
-    <w:bookmarkEnd w:id="121"/>
-    <w:bookmarkStart w:id="122" w:name="def-hyperparameter"/>
+    <w:bookmarkEnd w:id="124"/>
+    <w:bookmarkStart w:id="125" w:name="def-hyperparameter"/>
     <w:p>
       <w:pPr>
         <w:pStyle w:val="BodyText"/>
@@ -55291,8 +55351,8 @@
         <w:t xml:space="preserve">of the distribution of the group-level parameters.</w:t>
       </w:r>
     </w:p>
-    <w:bookmarkEnd w:id="122"/>
-    <w:bookmarkStart w:id="123" w:name="def-hyperprior"/>
+    <w:bookmarkEnd w:id="125"/>
+    <w:bookmarkStart w:id="126" w:name="def-hyperprior"/>
     <w:p>
       <w:pPr>
         <w:pStyle w:val="BodyText"/>
@@ -55367,8 +55427,8 @@
         <w:t xml:space="preserve">.</w:t>
       </w:r>
     </w:p>
-    <w:bookmarkEnd w:id="123"/>
-    <w:bookmarkStart w:id="124" w:name="exm-two-level-normal"/>
+    <w:bookmarkEnd w:id="126"/>
+    <w:bookmarkStart w:id="127" w:name="exm-two-level-normal"/>
     <w:p>
       <w:pPr>
         <w:pStyle w:val="BodyText"/>
@@ -56045,7 +56105,7 @@
         <w:t xml:space="preserve">.</w:t>
       </w:r>
     </w:p>
-    <w:bookmarkEnd w:id="124"/>
+    <w:bookmarkEnd w:id="127"/>
     <w:p>
       <w:pPr>
         <w:pStyle w:val="BodyText"/>
@@ -56178,7 +56238,7 @@
       <w:r>
         <w:t xml:space="preserve"> </w:t>
       </w:r>
-      <w:hyperlink r:id="rId125">
+      <w:hyperlink r:id="rId128">
         <w:r>
           <w:rPr>
             <w:rStyle w:val="Hyperlink"/>
@@ -56260,7 +56320,7 @@
       <w:r>
         <w:t xml:space="preserve"> </w:t>
       </w:r>
-      <w:hyperlink r:id="rId126">
+      <w:hyperlink r:id="rId129">
         <w:r>
           <w:rPr>
             <w:rStyle w:val="Hyperlink"/>
@@ -56277,8 +56337,8 @@
         <w:t xml:space="preserve">(Statistical Rethinking 2026, Lecture B01).</w:t>
       </w:r>
     </w:p>
-    <w:bookmarkEnd w:id="127"/>
-    <w:bookmarkStart w:id="141" w:name="sec-bayes-resources"/>
+    <w:bookmarkEnd w:id="130"/>
+    <w:bookmarkStart w:id="144" w:name="sec-bayes-resources"/>
     <w:p>
       <w:pPr>
         <w:pStyle w:val="Heading2"/>
@@ -56295,91 +56355,13 @@
         <w:t xml:space="preserve">The following resources cover Bayesian inference in more depth.</w:t>
       </w:r>
     </w:p>
-    <w:bookmarkStart w:id="136" w:name="uc-davis-courses"/>
+    <w:bookmarkStart w:id="139" w:name="uc-davis-courses"/>
     <w:p>
       <w:pPr>
         <w:pStyle w:val="Heading3"/>
       </w:pPr>
       <w:r>
         <w:t xml:space="preserve">6.1 UC Davis courses</w:t>
-      </w:r>
-    </w:p>
-    <w:p>
-      <w:pPr>
-        <w:pStyle w:val="Compact"/>
-        <w:numPr>
-          <w:ilvl w:val="0"/>
-          <w:numId w:val="1007"/>
-        </w:numPr>
-      </w:pPr>
-      <w:hyperlink r:id="rId128">
-        <w:r>
-          <w:rPr>
-            <w:rStyle w:val="Hyperlink"/>
-          </w:rPr>
-          <w:t xml:space="preserve">STA 015C</w:t>
-        </w:r>
-      </w:hyperlink>
-      <w:r>
-        <w:t xml:space="preserve">:</w:t>
-      </w:r>
-      <w:r>
-        <w:t xml:space="preserve"> </w:t>
-      </w:r>
-      <w:r>
-        <w:t xml:space="preserve">“Introduction to Statistical Data Science III”</w:t>
-      </w:r>
-    </w:p>
-    <w:p>
-      <w:pPr>
-        <w:pStyle w:val="Compact"/>
-        <w:numPr>
-          <w:ilvl w:val="0"/>
-          <w:numId w:val="1007"/>
-        </w:numPr>
-      </w:pPr>
-      <w:hyperlink r:id="rId129">
-        <w:r>
-          <w:rPr>
-            <w:rStyle w:val="Hyperlink"/>
-          </w:rPr>
-          <w:t xml:space="preserve">STA 035C</w:t>
-        </w:r>
-      </w:hyperlink>
-      <w:r>
-        <w:t xml:space="preserve">:</w:t>
-      </w:r>
-      <w:r>
-        <w:t xml:space="preserve"> </w:t>
-      </w:r>
-      <w:r>
-        <w:t xml:space="preserve">“Statistical Data Science III”</w:t>
-      </w:r>
-    </w:p>
-    <w:p>
-      <w:pPr>
-        <w:pStyle w:val="Compact"/>
-        <w:numPr>
-          <w:ilvl w:val="0"/>
-          <w:numId w:val="1007"/>
-        </w:numPr>
-      </w:pPr>
-      <w:hyperlink r:id="rId130">
-        <w:r>
-          <w:rPr>
-            <w:rStyle w:val="Hyperlink"/>
-          </w:rPr>
-          <w:t xml:space="preserve">STA 145</w:t>
-        </w:r>
-      </w:hyperlink>
-      <w:r>
-        <w:t xml:space="preserve">:</w:t>
-      </w:r>
-      <w:r>
-        <w:t xml:space="preserve"> </w:t>
-      </w:r>
-      <w:r>
-        <w:t xml:space="preserve">“Bayesian Statistical Inference”</w:t>
       </w:r>
     </w:p>
     <w:p>
@@ -56395,7 +56377,7 @@
           <w:rPr>
             <w:rStyle w:val="Hyperlink"/>
           </w:rPr>
-          <w:t xml:space="preserve">ECL 234</w:t>
+          <w:t xml:space="preserve">STA 015C</w:t>
         </w:r>
       </w:hyperlink>
       <w:r>
@@ -56405,7 +56387,7 @@
         <w:t xml:space="preserve"> </w:t>
       </w:r>
       <w:r>
-        <w:t xml:space="preserve">“Bayesian Models - A Statistical Primer”</w:t>
+        <w:t xml:space="preserve">“Introduction to Statistical Data Science III”</w:t>
       </w:r>
     </w:p>
     <w:p>
@@ -56421,7 +56403,7 @@
           <w:rPr>
             <w:rStyle w:val="Hyperlink"/>
           </w:rPr>
-          <w:t xml:space="preserve">PLS 207</w:t>
+          <w:t xml:space="preserve">STA 035C</w:t>
         </w:r>
       </w:hyperlink>
       <w:r>
@@ -56431,7 +56413,7 @@
         <w:t xml:space="preserve"> </w:t>
       </w:r>
       <w:r>
-        <w:t xml:space="preserve">“Applied Statistical Modeling for the Environmental Sciences”</w:t>
+        <w:t xml:space="preserve">“Statistical Data Science III”</w:t>
       </w:r>
     </w:p>
     <w:p>
@@ -56447,7 +56429,7 @@
           <w:rPr>
             <w:rStyle w:val="Hyperlink"/>
           </w:rPr>
-          <w:t xml:space="preserve">PSC 205H</w:t>
+          <w:t xml:space="preserve">STA 145</w:t>
         </w:r>
       </w:hyperlink>
       <w:r>
@@ -56457,7 +56439,7 @@
         <w:t xml:space="preserve"> </w:t>
       </w:r>
       <w:r>
-        <w:t xml:space="preserve">“Applied Bayesian Statistics for Social Scientists”</w:t>
+        <w:t xml:space="preserve">“Bayesian Statistical Inference”</w:t>
       </w:r>
     </w:p>
     <w:p>
@@ -56473,7 +56455,7 @@
           <w:rPr>
             <w:rStyle w:val="Hyperlink"/>
           </w:rPr>
-          <w:t xml:space="preserve">POL 280</w:t>
+          <w:t xml:space="preserve">ECL 234</w:t>
         </w:r>
       </w:hyperlink>
       <w:r>
@@ -56483,7 +56465,7 @@
         <w:t xml:space="preserve"> </w:t>
       </w:r>
       <w:r>
-        <w:t xml:space="preserve">“Bayesian Methods: for Social &amp; Behavioral Sciences”</w:t>
+        <w:t xml:space="preserve">“Bayesian Models - A Statistical Primer”</w:t>
       </w:r>
     </w:p>
     <w:p>
@@ -56499,6 +56481,84 @@
           <w:rPr>
             <w:rStyle w:val="Hyperlink"/>
           </w:rPr>
+          <w:t xml:space="preserve">PLS 207</w:t>
+        </w:r>
+      </w:hyperlink>
+      <w:r>
+        <w:t xml:space="preserve">:</w:t>
+      </w:r>
+      <w:r>
+        <w:t xml:space="preserve"> </w:t>
+      </w:r>
+      <w:r>
+        <w:t xml:space="preserve">“Applied Statistical Modeling for the Environmental Sciences”</w:t>
+      </w:r>
+    </w:p>
+    <w:p>
+      <w:pPr>
+        <w:pStyle w:val="Compact"/>
+        <w:numPr>
+          <w:ilvl w:val="0"/>
+          <w:numId w:val="1007"/>
+        </w:numPr>
+      </w:pPr>
+      <w:hyperlink r:id="rId136">
+        <w:r>
+          <w:rPr>
+            <w:rStyle w:val="Hyperlink"/>
+          </w:rPr>
+          <w:t xml:space="preserve">PSC 205H</w:t>
+        </w:r>
+      </w:hyperlink>
+      <w:r>
+        <w:t xml:space="preserve">:</w:t>
+      </w:r>
+      <w:r>
+        <w:t xml:space="preserve"> </w:t>
+      </w:r>
+      <w:r>
+        <w:t xml:space="preserve">“Applied Bayesian Statistics for Social Scientists”</w:t>
+      </w:r>
+    </w:p>
+    <w:p>
+      <w:pPr>
+        <w:pStyle w:val="Compact"/>
+        <w:numPr>
+          <w:ilvl w:val="0"/>
+          <w:numId w:val="1007"/>
+        </w:numPr>
+      </w:pPr>
+      <w:hyperlink r:id="rId137">
+        <w:r>
+          <w:rPr>
+            <w:rStyle w:val="Hyperlink"/>
+          </w:rPr>
+          <w:t xml:space="preserve">POL 280</w:t>
+        </w:r>
+      </w:hyperlink>
+      <w:r>
+        <w:t xml:space="preserve">:</w:t>
+      </w:r>
+      <w:r>
+        <w:t xml:space="preserve"> </w:t>
+      </w:r>
+      <w:r>
+        <w:t xml:space="preserve">“Bayesian Methods: for Social &amp; Behavioral Sciences”</w:t>
+      </w:r>
+    </w:p>
+    <w:p>
+      <w:pPr>
+        <w:pStyle w:val="Compact"/>
+        <w:numPr>
+          <w:ilvl w:val="0"/>
+          <w:numId w:val="1007"/>
+        </w:numPr>
+      </w:pPr>
+      <w:hyperlink r:id="rId138">
+        <w:r>
+          <w:rPr>
+            <w:rStyle w:val="Hyperlink"/>
+          </w:rPr>
           <w:t xml:space="preserve">BAX 442</w:t>
         </w:r>
       </w:hyperlink>
@@ -56512,8 +56572,8 @@
         <w:t xml:space="preserve">“Advanced Statistics”</w:t>
       </w:r>
     </w:p>
-    <w:bookmarkEnd w:id="136"/>
-    <w:bookmarkStart w:id="140" w:name="books"/>
+    <w:bookmarkEnd w:id="139"/>
+    <w:bookmarkStart w:id="143" w:name="books"/>
     <w:p>
       <w:pPr>
         <w:pStyle w:val="Heading3"/>
@@ -56575,7 +56635,7 @@
       <w:r>
         <w:t xml:space="preserve"> </w:t>
       </w:r>
-      <w:hyperlink r:id="rId131">
+      <w:hyperlink r:id="rId134">
         <w:r>
           <w:rPr>
             <w:rStyle w:val="Hyperlink"/>
@@ -56604,7 +56664,7 @@
       <w:r>
         <w:t xml:space="preserve"> </w:t>
       </w:r>
-      <w:hyperlink r:id="rId137">
+      <w:hyperlink r:id="rId140">
         <w:r>
           <w:rPr>
             <w:rStyle w:val="Hyperlink"/>
@@ -56624,7 +56684,7 @@
       <w:r>
         <w:t xml:space="preserve"> </w:t>
       </w:r>
-      <w:hyperlink r:id="rId138">
+      <w:hyperlink r:id="rId141">
         <w:r>
           <w:rPr>
             <w:rStyle w:val="Hyperlink"/>
@@ -56644,7 +56704,7 @@
       <w:r>
         <w:t xml:space="preserve"> </w:t>
       </w:r>
-      <w:hyperlink r:id="rId139">
+      <w:hyperlink r:id="rId142">
         <w:r>
           <w:rPr>
             <w:rStyle w:val="Hyperlink"/>
@@ -56712,7 +56772,7 @@
       <w:r>
         <w:t xml:space="preserve"> </w:t>
       </w:r>
-      <w:hyperlink r:id="rId132">
+      <w:hyperlink r:id="rId135">
         <w:r>
           <w:rPr>
             <w:rStyle w:val="Hyperlink"/>
@@ -56721,9 +56781,9 @@
         </w:r>
       </w:hyperlink>
     </w:p>
-    <w:bookmarkEnd w:id="140"/>
-    <w:bookmarkEnd w:id="141"/>
-    <w:bookmarkStart w:id="163" w:name="references"/>
+    <w:bookmarkEnd w:id="143"/>
+    <w:bookmarkEnd w:id="144"/>
+    <w:bookmarkStart w:id="166" w:name="references"/>
     <w:p>
       <w:pPr>
         <w:pStyle w:val="Heading2"/>
@@ -56732,8 +56792,8 @@
         <w:t xml:space="preserve">References</w:t>
       </w:r>
     </w:p>
-    <w:bookmarkStart w:id="162" w:name="refs"/>
-    <w:bookmarkStart w:id="143" w:name="ref-aragon2018population"/>
+    <w:bookmarkStart w:id="165" w:name="refs"/>
+    <w:bookmarkStart w:id="146" w:name="ref-aragon2018population"/>
     <w:p>
       <w:pPr>
         <w:pStyle w:val="Bibliography"/>
@@ -56785,7 +56845,7 @@
       <w:r>
         <w:t xml:space="preserve"> </w:t>
       </w:r>
-      <w:hyperlink r:id="rId142">
+      <w:hyperlink r:id="rId145">
         <w:r>
           <w:rPr>
             <w:rStyle w:val="Hyperlink"/>
@@ -56797,8 +56857,8 @@
         <w:t xml:space="preserve">.</w:t>
       </w:r>
     </w:p>
-    <w:bookmarkEnd w:id="143"/>
-    <w:bookmarkStart w:id="145" w:name="ref-CaseBerg01"/>
+    <w:bookmarkEnd w:id="146"/>
+    <w:bookmarkStart w:id="148" w:name="ref-CaseBerg01"/>
     <w:p>
       <w:pPr>
         <w:pStyle w:val="Bibliography"/>
@@ -56822,7 +56882,7 @@
       <w:r>
         <w:t xml:space="preserve"> </w:t>
       </w:r>
-      <w:hyperlink r:id="rId144">
+      <w:hyperlink r:id="rId147">
         <w:r>
           <w:rPr>
             <w:rStyle w:val="Hyperlink"/>
@@ -56834,8 +56894,8 @@
         <w:t xml:space="preserve">.</w:t>
       </w:r>
     </w:p>
-    <w:bookmarkEnd w:id="145"/>
-    <w:bookmarkStart w:id="147" w:name="ref-CowlesMaryKathryn2013ABSW"/>
+    <w:bookmarkEnd w:id="148"/>
+    <w:bookmarkStart w:id="150" w:name="ref-CowlesMaryKathryn2013ABSW"/>
     <w:p>
       <w:pPr>
         <w:pStyle w:val="Bibliography"/>
@@ -56915,7 +56975,7 @@
       <w:r>
         <w:t xml:space="preserve"> </w:t>
       </w:r>
-      <w:hyperlink r:id="rId146">
+      <w:hyperlink r:id="rId149">
         <w:r>
           <w:rPr>
             <w:rStyle w:val="Hyperlink"/>
@@ -56927,8 +56987,8 @@
         <w:t xml:space="preserve">.</w:t>
       </w:r>
     </w:p>
-    <w:bookmarkEnd w:id="147"/>
-    <w:bookmarkStart w:id="149" w:name="ref-dobson4e"/>
+    <w:bookmarkEnd w:id="150"/>
+    <w:bookmarkStart w:id="152" w:name="ref-dobson4e"/>
     <w:p>
       <w:pPr>
         <w:pStyle w:val="Bibliography"/>
@@ -56952,7 +57012,7 @@
       <w:r>
         <w:t xml:space="preserve"> </w:t>
       </w:r>
-      <w:hyperlink r:id="rId148">
+      <w:hyperlink r:id="rId151">
         <w:r>
           <w:rPr>
             <w:rStyle w:val="Hyperlink"/>
@@ -56964,8 +57024,8 @@
         <w:t xml:space="preserve">.</w:t>
       </w:r>
     </w:p>
-    <w:bookmarkEnd w:id="149"/>
-    <w:bookmarkStart w:id="151" w:name="ref-gelman2013bda"/>
+    <w:bookmarkEnd w:id="152"/>
+    <w:bookmarkStart w:id="154" w:name="ref-gelman2013bda"/>
     <w:p>
       <w:pPr>
         <w:pStyle w:val="Bibliography"/>
@@ -56989,7 +57049,7 @@
       <w:r>
         <w:t xml:space="preserve"> </w:t>
       </w:r>
-      <w:hyperlink r:id="rId150">
+      <w:hyperlink r:id="rId153">
         <w:r>
           <w:rPr>
             <w:rStyle w:val="Hyperlink"/>
@@ -57001,8 +57061,8 @@
         <w:t xml:space="preserve">.</w:t>
       </w:r>
     </w:p>
-    <w:bookmarkEnd w:id="151"/>
-    <w:bookmarkStart w:id="152" w:name="ref-HobbsN.Thompson2015Bmas"/>
+    <w:bookmarkEnd w:id="154"/>
+    <w:bookmarkStart w:id="155" w:name="ref-HobbsN.Thompson2015Bmas"/>
     <w:p>
       <w:pPr>
         <w:pStyle w:val="Bibliography"/>
@@ -57024,8 +57084,8 @@
         <w:t xml:space="preserve">. STU - Student edition. Princeton University Press.</w:t>
       </w:r>
     </w:p>
-    <w:bookmarkEnd w:id="152"/>
-    <w:bookmarkStart w:id="153" w:name="ref-hosmer1989applied"/>
+    <w:bookmarkEnd w:id="155"/>
+    <w:bookmarkStart w:id="156" w:name="ref-hosmer1989applied"/>
     <w:p>
       <w:pPr>
         <w:pStyle w:val="Bibliography"/>
@@ -57047,8 +57107,8 @@
         <w:t xml:space="preserve">. Wiley.</w:t>
       </w:r>
     </w:p>
-    <w:bookmarkEnd w:id="153"/>
-    <w:bookmarkStart w:id="155" w:name="ref-kery-bayes-pop"/>
+    <w:bookmarkEnd w:id="156"/>
+    <w:bookmarkStart w:id="158" w:name="ref-kery-bayes-pop"/>
     <w:p>
       <w:pPr>
         <w:pStyle w:val="Bibliography"/>
@@ -57100,7 +57160,7 @@
       <w:r>
         <w:t xml:space="preserve"> </w:t>
       </w:r>
-      <w:hyperlink r:id="rId154">
+      <w:hyperlink r:id="rId157">
         <w:r>
           <w:rPr>
             <w:rStyle w:val="Hyperlink"/>
@@ -57112,8 +57172,8 @@
         <w:t xml:space="preserve">.</w:t>
       </w:r>
     </w:p>
-    <w:bookmarkEnd w:id="155"/>
-    <w:bookmarkStart w:id="156" w:name="ref-korner.bayes.ecology"/>
+    <w:bookmarkEnd w:id="158"/>
+    <w:bookmarkStart w:id="159" w:name="ref-korner.bayes.ecology"/>
     <w:p>
       <w:pPr>
         <w:pStyle w:val="Bibliography"/>
@@ -57191,8 +57251,8 @@
         <w:t xml:space="preserve">. 1st ed. Academic Press.</w:t>
       </w:r>
     </w:p>
-    <w:bookmarkEnd w:id="156"/>
-    <w:bookmarkStart w:id="157" w:name="ref-statrethink2e"/>
+    <w:bookmarkEnd w:id="159"/>
+    <w:bookmarkStart w:id="160" w:name="ref-statrethink2e"/>
     <w:p>
       <w:pPr>
         <w:pStyle w:val="Bibliography"/>
@@ -57284,8 +57344,8 @@
         <w:t xml:space="preserve">. Second edition. Chapman &amp; Hall/CRC Texts in Statistical Science Series. CRC Press.</w:t>
       </w:r>
     </w:p>
-    <w:bookmarkEnd w:id="157"/>
-    <w:bookmarkStart w:id="159" w:name="ref-rossbayes"/>
+    <w:bookmarkEnd w:id="160"/>
+    <w:bookmarkStart w:id="162" w:name="ref-rossbayes"/>
     <w:p>
       <w:pPr>
         <w:pStyle w:val="Bibliography"/>
@@ -57309,7 +57369,7 @@
       <w:r>
         <w:t xml:space="preserve"> </w:t>
       </w:r>
-      <w:hyperlink r:id="rId158">
+      <w:hyperlink r:id="rId161">
         <w:r>
           <w:rPr>
             <w:rStyle w:val="Hyperlink"/>
@@ -57321,8 +57381,8 @@
         <w:t xml:space="preserve">.</w:t>
       </w:r>
     </w:p>
-    <w:bookmarkEnd w:id="159"/>
-    <w:bookmarkStart w:id="161" w:name="ref-venables2002modern"/>
+    <w:bookmarkEnd w:id="162"/>
+    <w:bookmarkStart w:id="164" w:name="ref-venables2002modern"/>
     <w:p>
       <w:pPr>
         <w:pStyle w:val="Bibliography"/>
@@ -57360,7 +57420,7 @@
       <w:r>
         <w:t xml:space="preserve"> </w:t>
       </w:r>
-      <w:hyperlink r:id="rId160">
+      <w:hyperlink r:id="rId163">
         <w:r>
           <w:rPr>
             <w:rStyle w:val="Hyperlink"/>
@@ -57372,9 +57432,9 @@
         <w:t xml:space="preserve">.</w:t>
       </w:r>
     </w:p>
-    <w:bookmarkEnd w:id="161"/>
-    <w:bookmarkEnd w:id="162"/>
-    <w:bookmarkEnd w:id="163"/>
+    <w:bookmarkEnd w:id="164"/>
+    <w:bookmarkEnd w:id="165"/>
+    <w:bookmarkEnd w:id="166"/>
     <w:sectPr>
       <w:footnotePr>
         <w:numRestart w:val="eachSect"/>

--- a/pr-preview/pr-94/bayesian-inference-handout-tracked-changes.docx
+++ b/pr-preview/pr-94/bayesian-inference-handout-tracked-changes.docx
@@ -16,7 +16,7 @@
       </w:pPr>
       <w:del w:id="1" w:author="PR Preview" w:date="2026-01-01T00:00:00Z">
         <w:r>
-          <w:delText xml:space="preserve">Last modified: 2026-10-08 18:31:00 (PDT)</w:delText>
+          <w:delText xml:space="preserve">Last modified: 2026-10-09 01:37:12 (PDT)</w:delText>
         </w:r>
       </w:del>
     </w:p>
@@ -26,7 +26,7 @@
       </w:pPr>
       <w:ins w:id="2" w:author="PR Preview" w:date="2026-01-01T00:00:00Z">
         <w:r>
-          <w:t xml:space="preserve">Last modified: 2026-10-08 19:54:47 (PDT)</w:t>
+          <w:t xml:space="preserve">Last modified: 2026-10-09 01:53:04 (PDT)</w:t>
         </w:r>
       </w:ins>
     </w:p>
@@ -993,7 +993,7 @@
     </w:p>
     <w:bookmarkEnd w:id="17"/>
     <w:bookmarkEnd w:id="18"/>
-    <w:bookmarkStart w:id="63" w:name="sec-bayes-equation"/>
+    <w:bookmarkStart w:id="66" w:name="sec-bayes-equation"/>
     <w:p>
       <w:pPr>
         <w:pStyle w:val="Heading2"/>
@@ -3240,54 +3240,8 @@
           <m:jc m:val="center"/>
         </m:oMathParaPr>
         <m:oMath>
-          <m:r>
-            <m:rPr>
-              <m:sty m:val="p"/>
-            </m:rPr>
-            <m:t>p</m:t>
-          </m:r>
-          <m:r>
-            <m:rPr>
-              <m:sty m:val="p"/>
-            </m:rPr>
-            <m:t>(</m:t>
-          </m:r>
-          <m:r>
-            <m:t>0.8</m:t>
-          </m:r>
-          <m:r>
-            <m:rPr>
-              <m:sty m:val="p"/>
-            </m:rPr>
-            <m:t>∣</m:t>
-          </m:r>
-          <m:acc>
-            <m:accPr>
-              <m:chr m:val="̃"/>
-            </m:accPr>
+          <m:eqArr>
             <m:e>
-              <m:r>
-                <m:t>y</m:t>
-              </m:r>
-            </m:e>
-          </m:acc>
-          <m:r>
-            <m:rPr>
-              <m:sty m:val="p"/>
-            </m:rPr>
-            <m:t>)</m:t>
-          </m:r>
-          <m:r>
-            <m:rPr>
-              <m:sty m:val="p"/>
-            </m:rPr>
-            <m:t>=</m:t>
-          </m:r>
-          <m:f>
-            <m:fPr>
-              <m:type m:val="bar"/>
-            </m:fPr>
-            <m:num>
               <m:r>
                 <m:rPr>
                   <m:sty m:val="p"/>
@@ -3299,6 +3253,15 @@
                   <m:sty m:val="p"/>
                 </m:rPr>
                 <m:t>(</m:t>
+              </m:r>
+              <m:r>
+                <m:t>0.8</m:t>
+              </m:r>
+              <m:r>
+                <m:rPr>
+                  <m:sty m:val="p"/>
+                </m:rPr>
+                <m:t>∣</m:t>
               </m:r>
               <m:acc>
                 <m:accPr>
@@ -3314,109 +3277,163 @@
                 <m:rPr>
                   <m:sty m:val="p"/>
                 </m:rPr>
-                <m:t>∣</m:t>
-              </m:r>
-              <m:r>
-                <m:t>0.8</m:t>
+                <m:t>)</m:t>
+              </m:r>
+              <m:r>
+                <m:t>&amp;</m:t>
               </m:r>
               <m:r>
                 <m:rPr>
                   <m:sty m:val="p"/>
                 </m:rPr>
-                <m:t>)</m:t>
-              </m:r>
-              <m:r>
-                <m:t> </m:t>
+                <m:t>=</m:t>
+              </m:r>
+              <m:f>
+                <m:fPr>
+                  <m:type m:val="bar"/>
+                </m:fPr>
+                <m:num>
+                  <m:r>
+                    <m:rPr>
+                      <m:sty m:val="p"/>
+                    </m:rPr>
+                    <m:t>p</m:t>
+                  </m:r>
+                  <m:r>
+                    <m:rPr>
+                      <m:sty m:val="p"/>
+                    </m:rPr>
+                    <m:t>(</m:t>
+                  </m:r>
+                  <m:acc>
+                    <m:accPr>
+                      <m:chr m:val="̃"/>
+                    </m:accPr>
+                    <m:e>
+                      <m:r>
+                        <m:t>y</m:t>
+                      </m:r>
+                    </m:e>
+                  </m:acc>
+                  <m:r>
+                    <m:rPr>
+                      <m:sty m:val="p"/>
+                    </m:rPr>
+                    <m:t>∣</m:t>
+                  </m:r>
+                  <m:r>
+                    <m:t>0.8</m:t>
+                  </m:r>
+                  <m:r>
+                    <m:rPr>
+                      <m:sty m:val="p"/>
+                    </m:rPr>
+                    <m:t>)</m:t>
+                  </m:r>
+                  <m:r>
+                    <m:t> </m:t>
+                  </m:r>
+                  <m:r>
+                    <m:rPr>
+                      <m:sty m:val="p"/>
+                    </m:rPr>
+                    <m:t>p</m:t>
+                  </m:r>
+                  <m:r>
+                    <m:rPr>
+                      <m:sty m:val="p"/>
+                    </m:rPr>
+                    <m:t>(</m:t>
+                  </m:r>
+                  <m:r>
+                    <m:t>0.8</m:t>
+                  </m:r>
+                  <m:r>
+                    <m:rPr>
+                      <m:sty m:val="p"/>
+                    </m:rPr>
+                    <m:t>)</m:t>
+                  </m:r>
+                </m:num>
+                <m:den>
+                  <m:r>
+                    <m:rPr>
+                      <m:sty m:val="p"/>
+                    </m:rPr>
+                    <m:t>p</m:t>
+                  </m:r>
+                  <m:r>
+                    <m:rPr>
+                      <m:sty m:val="p"/>
+                    </m:rPr>
+                    <m:t>(</m:t>
+                  </m:r>
+                  <m:acc>
+                    <m:accPr>
+                      <m:chr m:val="̃"/>
+                    </m:accPr>
+                    <m:e>
+                      <m:r>
+                        <m:t>y</m:t>
+                      </m:r>
+                    </m:e>
+                  </m:acc>
+                  <m:r>
+                    <m:rPr>
+                      <m:sty m:val="p"/>
+                    </m:rPr>
+                    <m:t>)</m:t>
+                  </m:r>
+                </m:den>
+              </m:f>
+            </m:e>
+            <m:e>
+              <m:r>
+                <m:t>&amp;</m:t>
               </m:r>
               <m:r>
                 <m:rPr>
                   <m:sty m:val="p"/>
                 </m:rPr>
-                <m:t>p</m:t>
+                <m:t>=</m:t>
+              </m:r>
+              <m:f>
+                <m:fPr>
+                  <m:type m:val="bar"/>
+                </m:fPr>
+                <m:num>
+                  <m:r>
+                    <m:t>0.0512</m:t>
+                  </m:r>
+                </m:num>
+                <m:den>
+                  <m:r>
+                    <m:t>0.1637</m:t>
+                  </m:r>
+                </m:den>
+              </m:f>
+            </m:e>
+            <m:e>
+              <m:r>
+                <m:t>&amp;</m:t>
               </m:r>
               <m:r>
                 <m:rPr>
                   <m:sty m:val="p"/>
                 </m:rPr>
-                <m:t>(</m:t>
-              </m:r>
-              <m:r>
-                <m:t>0.8</m:t>
+                <m:t>≈</m:t>
+              </m:r>
+              <m:r>
+                <m:t>0.313</m:t>
               </m:r>
               <m:r>
                 <m:rPr>
                   <m:sty m:val="p"/>
                 </m:rPr>
-                <m:t>)</m:t>
-              </m:r>
-            </m:num>
-            <m:den>
-              <m:r>
-                <m:rPr>
-                  <m:sty m:val="p"/>
-                </m:rPr>
-                <m:t>p</m:t>
-              </m:r>
-              <m:r>
-                <m:rPr>
-                  <m:sty m:val="p"/>
-                </m:rPr>
-                <m:t>(</m:t>
-              </m:r>
-              <m:acc>
-                <m:accPr>
-                  <m:chr m:val="̃"/>
-                </m:accPr>
-                <m:e>
-                  <m:r>
-                    <m:t>y</m:t>
-                  </m:r>
-                </m:e>
-              </m:acc>
-              <m:r>
-                <m:rPr>
-                  <m:sty m:val="p"/>
-                </m:rPr>
-                <m:t>)</m:t>
-              </m:r>
-            </m:den>
-          </m:f>
-          <m:r>
-            <m:rPr>
-              <m:sty m:val="p"/>
-            </m:rPr>
-            <m:t>=</m:t>
-          </m:r>
-          <m:f>
-            <m:fPr>
-              <m:type m:val="bar"/>
-            </m:fPr>
-            <m:num>
-              <m:r>
-                <m:t>0.0512</m:t>
-              </m:r>
-            </m:num>
-            <m:den>
-              <m:r>
-                <m:t>0.1637</m:t>
-              </m:r>
-            </m:den>
-          </m:f>
-          <m:r>
-            <m:rPr>
-              <m:sty m:val="p"/>
-            </m:rPr>
-            <m:t>≈</m:t>
-          </m:r>
-          <m:r>
-            <m:t>0.313</m:t>
-          </m:r>
-          <m:r>
-            <m:rPr>
-              <m:sty m:val="p"/>
-            </m:rPr>
-            <m:t>,</m:t>
-          </m:r>
+                <m:t>,</m:t>
+              </m:r>
+            </m:e>
+          </m:eqArr>
         </m:oMath>
       </m:oMathPara>
     </w:p>
@@ -6193,7 +6210,7 @@
         <w:t xml:space="preserve">.</w:t>
       </w:r>
     </w:p>
-    <w:bookmarkStart w:id="35" w:name="sec-bayes-normal-normal"/>
+    <w:bookmarkStart w:id="38" w:name="sec-bayes-normal-normal"/>
     <w:p>
       <w:pPr>
         <w:pStyle w:val="Heading3"/>
@@ -6202,7 +6219,7 @@
         <w:t xml:space="preserve">2.1 A Gaussian mean with a Gaussian prior</w:t>
       </w:r>
     </w:p>
-    <w:bookmarkStart w:id="34" w:name="exm-normal-normal"/>
+    <w:bookmarkStart w:id="37" w:name="exm-normal-normal"/>
     <w:p>
       <w:pPr>
         <w:pStyle w:val="FirstParagraph"/>
@@ -6947,6 +6964,7 @@
       <w:pPr>
         <w:pStyle w:val="BodyText"/>
       </w:pPr>
+      <w:bookmarkStart w:id="34" w:name="eq-normal-normal-exm"/>
       <m:oMathPara>
         <m:oMathParaPr>
           <m:jc m:val="center"/>
@@ -9579,8 +9597,27 @@
               </m:r>
             </m:e>
           </m:eqArr>
+          <m:r>
+            <m:t>  </m:t>
+          </m:r>
+          <m:r>
+            <m:rPr>
+              <m:sty m:val="p"/>
+            </m:rPr>
+            <m:t>(</m:t>
+          </m:r>
+          <m:r>
+            <m:t>6</m:t>
+          </m:r>
+          <m:r>
+            <m:rPr>
+              <m:sty m:val="p"/>
+            </m:rPr>
+            <m:t>)</m:t>
+          </m:r>
         </m:oMath>
       </m:oMathPara>
+      <w:bookmarkEnd w:id="34"/>
     </w:p>
     <w:p>
       <w:pPr>
@@ -9774,6 +9811,7 @@
       <w:pPr>
         <w:pStyle w:val="BodyText"/>
       </w:pPr>
+      <w:bookmarkStart w:id="35" w:name="eq-normal-normal-exm-2"/>
       <m:oMathPara>
         <m:oMathParaPr>
           <m:jc m:val="center"/>
@@ -11412,8 +11450,27 @@
               </m:r>
             </m:e>
           </m:eqArr>
+          <m:r>
+            <m:t>  </m:t>
+          </m:r>
+          <m:r>
+            <m:rPr>
+              <m:sty m:val="p"/>
+            </m:rPr>
+            <m:t>(</m:t>
+          </m:r>
+          <m:r>
+            <m:t>7</m:t>
+          </m:r>
+          <m:r>
+            <m:rPr>
+              <m:sty m:val="p"/>
+            </m:rPr>
+            <m:t>)</m:t>
+          </m:r>
         </m:oMath>
       </m:oMathPara>
+      <w:bookmarkEnd w:id="35"/>
     </w:p>
     <w:p>
       <w:pPr>
@@ -11500,6 +11557,7 @@
       <w:pPr>
         <w:pStyle w:val="BodyText"/>
       </w:pPr>
+      <w:bookmarkStart w:id="36" w:name="eq-normal-normal-exm-3"/>
       <m:oMathPara>
         <m:oMathParaPr>
           <m:jc m:val="center"/>
@@ -11631,8 +11689,27 @@
             </m:rPr>
             <m:t>.</m:t>
           </m:r>
+          <m:r>
+            <m:t>  </m:t>
+          </m:r>
+          <m:r>
+            <m:rPr>
+              <m:sty m:val="p"/>
+            </m:rPr>
+            <m:t>(</m:t>
+          </m:r>
+          <m:r>
+            <m:t>8</m:t>
+          </m:r>
+          <m:r>
+            <m:rPr>
+              <m:sty m:val="p"/>
+            </m:rPr>
+            <m:t>)</m:t>
+          </m:r>
         </m:oMath>
       </m:oMathPara>
+      <w:bookmarkEnd w:id="36"/>
     </w:p>
     <w:p>
       <w:pPr>
@@ -11782,9 +11859,9 @@
         <w:t xml:space="preserve">.</w:t>
       </w:r>
     </w:p>
-    <w:bookmarkEnd w:id="34"/>
-    <w:bookmarkEnd w:id="35"/>
-    <w:bookmarkStart w:id="47" w:name="sec-bayes-map"/>
+    <w:bookmarkEnd w:id="37"/>
+    <w:bookmarkEnd w:id="38"/>
+    <w:bookmarkStart w:id="50" w:name="sec-bayes-map"/>
     <w:p>
       <w:pPr>
         <w:pStyle w:val="Heading3"/>
@@ -11793,7 +11870,7 @@
         <w:t xml:space="preserve">2.2 The posterior mode</w:t>
       </w:r>
     </w:p>
-    <w:bookmarkStart w:id="37" w:name="def-map"/>
+    <w:bookmarkStart w:id="40" w:name="def-map"/>
     <w:p>
       <w:pPr>
         <w:pStyle w:val="FirstParagraph"/>
@@ -11954,7 +12031,7 @@
       <w:pPr>
         <w:pStyle w:val="BodyText"/>
       </w:pPr>
-      <w:bookmarkStart w:id="36" w:name="eq-map"/>
+      <w:bookmarkStart w:id="39" w:name="eq-map"/>
       <m:oMathPara>
         <m:oMathParaPr>
           <m:jc m:val="center"/>
@@ -12070,7 +12147,7 @@
             <m:t>(</m:t>
           </m:r>
           <m:r>
-            <m:t>6</m:t>
+            <m:t>9</m:t>
           </m:r>
           <m:r>
             <m:rPr>
@@ -12080,7 +12157,7 @@
           </m:r>
         </m:oMath>
       </m:oMathPara>
-      <w:bookmarkEnd w:id="36"/>
+      <w:bookmarkEnd w:id="39"/>
     </w:p>
     <w:p>
       <w:pPr>
@@ -12090,8 +12167,8 @@
         <w:t xml:space="preserve">The MAP estimate is the mode of the posterior distribution.</w:t>
       </w:r>
     </w:p>
-    <w:bookmarkEnd w:id="37"/>
-    <w:bookmarkStart w:id="39" w:name="exm-map-beta-bernoulli"/>
+    <w:bookmarkEnd w:id="40"/>
+    <w:bookmarkStart w:id="42" w:name="exm-map-beta-bernoulli"/>
     <w:p>
       <w:pPr>
         <w:pStyle w:val="BodyText"/>
@@ -12120,7 +12197,7 @@
           <w:delText xml:space="preserve"> </w:delText>
         </w:r>
       </w:del>
-      <w:hyperlink r:id="rId38">
+      <w:hyperlink r:id="rId41">
         <w:del w:id="113" w:author="PR Preview" w:date="2026-01-01T00:00:00Z">
           <w:r>
             <w:rPr>
@@ -12579,7 +12656,7 @@
           <w:t xml:space="preserve"> </w:t>
         </w:r>
       </w:ins>
-      <w:hyperlink r:id="rId38">
+      <w:hyperlink r:id="rId41">
         <w:ins w:id="151" w:author="PR Preview" w:date="2026-01-01T00:00:00Z">
           <w:r>
             <w:rPr>
@@ -14352,8 +14429,8 @@
         <w:t xml:space="preserve">.</w:t>
       </w:r>
     </w:p>
-    <w:bookmarkEnd w:id="39"/>
-    <w:bookmarkStart w:id="41" w:name="cor-map-penalized"/>
+    <w:bookmarkEnd w:id="42"/>
+    <w:bookmarkStart w:id="44" w:name="cor-map-penalized"/>
     <w:p>
       <w:pPr>
         <w:pStyle w:val="BodyText"/>
@@ -14393,7 +14470,7 @@
       <w:pPr>
         <w:pStyle w:val="BodyText"/>
       </w:pPr>
-      <w:bookmarkStart w:id="40" w:name="eq-map-penalized"/>
+      <w:bookmarkStart w:id="43" w:name="eq-map-penalized"/>
       <m:oMathPara>
         <m:oMathParaPr>
           <m:jc m:val="center"/>
@@ -14595,7 +14672,7 @@
             <m:t>(</m:t>
           </m:r>
           <m:r>
-            <m:t>7</m:t>
+            <m:t>10</m:t>
           </m:r>
           <m:r>
             <m:rPr>
@@ -14605,7 +14682,7 @@
           </m:r>
         </m:oMath>
       </m:oMathPara>
-      <w:bookmarkEnd w:id="40"/>
+      <w:bookmarkEnd w:id="43"/>
     </w:p>
     <w:p>
       <w:pPr>
@@ -14678,7 +14755,7 @@
         <w:t xml:space="preserve">, is the penalty that the prior adds.</w:t>
       </w:r>
     </w:p>
-    <w:bookmarkEnd w:id="41"/>
+    <w:bookmarkEnd w:id="44"/>
     <w:p>
       <w:pPr>
         <w:pStyle w:val="BodyText"/>
@@ -15082,7 +15159,7 @@
         <w:t xml:space="preserve">Maximizing a function is the same as minimizing its negative.</w:t>
       </w:r>
     </w:p>
-    <w:bookmarkStart w:id="46" w:name="exm-map-normal-normal"/>
+    <w:bookmarkStart w:id="49" w:name="exm-map-normal-normal"/>
     <w:p>
       <w:pPr>
         <w:pStyle w:val="BodyText"/>
@@ -16264,7 +16341,7 @@
       <w:tr>
         <w:tc>
           <w:tcPr/>
-          <w:bookmarkStart w:id="45" w:name="fig-map-penalized"/>
+          <w:bookmarkStart w:id="48" w:name="fig-map-penalized"/>
           <w:p>
             <w:pPr>
               <w:pStyle w:val="SourceCode"/>
@@ -17429,18 +17506,18 @@
                 <wp:inline>
                   <wp:extent cx="4620126" cy="3696101"/>
                   <wp:effectExtent b="0" l="0" r="0" t="0"/>
-                  <wp:docPr descr="" title="" id="43" name="Picture"/>
+                  <wp:docPr descr="" title="" id="46" name="Picture"/>
                   <a:graphic>
                     <a:graphicData uri="http://schemas.openxmlformats.org/drawingml/2006/picture">
                       <pic:pic>
                         <pic:nvPicPr>
-                          <pic:cNvPr descr="bayesian-inference_files/figure-docx/unnamed-chunk-1-1.png" id="44" name="Picture"/>
+                          <pic:cNvPr descr="bayesian-inference_files/figure-docx/unnamed-chunk-1-1.png" id="47" name="Picture"/>
                           <pic:cNvPicPr>
                             <a:picLocks noChangeArrowheads="1" noChangeAspect="1"/>
                           </pic:cNvPicPr>
                         </pic:nvPicPr>
                         <pic:blipFill>
-                          <a:blip r:embed="rId42"/>
+                          <a:blip r:embed="rId45"/>
                           <a:stretch>
                             <a:fillRect/>
                           </a:stretch>
@@ -17486,13 +17563,13 @@
               <w:t xml:space="preserve">The dashed lines mark the sample mean (right) and the MAP estimate (left).</w:t>
             </w:r>
           </w:p>
-          <w:bookmarkEnd w:id="45"/>
+          <w:bookmarkEnd w:id="48"/>
         </w:tc>
       </w:tr>
     </w:tbl>
-    <w:bookmarkEnd w:id="46"/>
-    <w:bookmarkEnd w:id="47"/>
-    <w:bookmarkStart w:id="57" w:name="sec-bayes-interval-interp"/>
+    <w:bookmarkEnd w:id="49"/>
+    <w:bookmarkEnd w:id="50"/>
+    <w:bookmarkStart w:id="60" w:name="sec-bayes-interval-interp"/>
     <w:p>
       <w:pPr>
         <w:pStyle w:val="Heading3"/>
@@ -17526,7 +17603,7 @@
       <w:r>
         <w:t xml:space="preserve"> </w:t>
       </w:r>
-      <w:hyperlink r:id="rId48">
+      <w:hyperlink r:id="rId51">
         <w:r>
           <w:rPr>
             <w:rStyle w:val="Hyperlink"/>
@@ -17625,7 +17702,7 @@
         <w:t xml:space="preserve">given the data actually observed.</w:t>
       </w:r>
     </w:p>
-    <w:bookmarkStart w:id="49" w:name="def-credible-interval"/>
+    <w:bookmarkStart w:id="52" w:name="def-credible-interval"/>
     <w:p>
       <w:pPr>
         <w:pStyle w:val="BodyText"/>
@@ -18017,7 +18094,7 @@
         </m:oMath>
       </m:oMathPara>
     </w:p>
-    <w:bookmarkEnd w:id="49"/>
+    <w:bookmarkEnd w:id="52"/>
     <w:p>
       <w:pPr>
         <w:pStyle w:val="FirstParagraph"/>
@@ -18104,7 +18181,7 @@
         <w:t xml:space="preserve">is the equal-tailed interval.</w:t>
       </w:r>
     </w:p>
-    <w:bookmarkStart w:id="50" w:name="def-equal-tailed-interval"/>
+    <w:bookmarkStart w:id="53" w:name="def-equal-tailed-interval"/>
     <w:p>
       <w:pPr>
         <w:pStyle w:val="BodyText"/>
@@ -18263,8 +18340,8 @@
         <w:t xml:space="preserve">.</w:t>
       </w:r>
     </w:p>
-    <w:bookmarkEnd w:id="50"/>
-    <w:bookmarkStart w:id="51" w:name="exm-equal-tailed-interval"/>
+    <w:bookmarkEnd w:id="53"/>
+    <w:bookmarkStart w:id="54" w:name="exm-equal-tailed-interval"/>
     <w:p>
       <w:pPr>
         <w:pStyle w:val="BodyText"/>
@@ -19245,8 +19322,8 @@
         </w:r>
       </w:ins>
     </w:p>
-    <w:bookmarkEnd w:id="51"/>
-    <w:bookmarkStart w:id="56" w:name="exm-normal-credible-vs-confidence"/>
+    <w:bookmarkEnd w:id="54"/>
+    <w:bookmarkStart w:id="59" w:name="exm-normal-credible-vs-confidence"/>
     <w:p>
       <w:pPr>
         <w:pStyle w:val="BodyText"/>
@@ -20691,7 +20768,7 @@
       <w:tr>
         <w:tc>
           <w:tcPr/>
-          <w:bookmarkStart w:id="55" w:name="fig-normal-prior-lik-post"/>
+          <w:bookmarkStart w:id="58" w:name="fig-normal-prior-lik-post"/>
           <w:p>
             <w:pPr>
               <w:pStyle w:val="SourceCode"/>
@@ -21490,18 +21567,18 @@
                 <wp:inline>
                   <wp:extent cx="4620126" cy="3696101"/>
                   <wp:effectExtent b="0" l="0" r="0" t="0"/>
-                  <wp:docPr descr="" title="" id="53" name="Picture"/>
+                  <wp:docPr descr="" title="" id="56" name="Picture"/>
                   <a:graphic>
                     <a:graphicData uri="http://schemas.openxmlformats.org/drawingml/2006/picture">
                       <pic:pic>
                         <pic:nvPicPr>
-                          <pic:cNvPr descr="bayesian-inference_files/figure-docx/unnamed-chunk-2-1.png" id="54" name="Picture"/>
+                          <pic:cNvPr descr="bayesian-inference_files/figure-docx/unnamed-chunk-2-1.png" id="57" name="Picture"/>
                           <pic:cNvPicPr>
                             <a:picLocks noChangeArrowheads="1" noChangeAspect="1"/>
                           </pic:cNvPicPr>
                         </pic:nvPicPr>
                         <pic:blipFill>
-                          <a:blip r:embed="rId52"/>
+                          <a:blip r:embed="rId55"/>
                           <a:stretch>
                             <a:fillRect/>
                           </a:stretch>
@@ -21623,7 +21700,7 @@
               <w:t xml:space="preserve">.</w:t>
             </w:r>
           </w:p>
-          <w:bookmarkEnd w:id="55"/>
+          <w:bookmarkEnd w:id="58"/>
         </w:tc>
       </w:tr>
     </w:tbl>
@@ -21879,9 +21956,9 @@
         <w:t xml:space="preserve">since both are fixed.</w:t>
       </w:r>
     </w:p>
-    <w:bookmarkEnd w:id="56"/>
-    <w:bookmarkEnd w:id="57"/>
-    <w:bookmarkStart w:id="62" w:name="sec-bayes-parameter-space"/>
+    <w:bookmarkEnd w:id="59"/>
+    <w:bookmarkEnd w:id="60"/>
+    <w:bookmarkStart w:id="65" w:name="sec-bayes-parameter-space"/>
     <w:p>
       <w:pPr>
         <w:pStyle w:val="Heading3"/>
@@ -21890,7 +21967,7 @@
         <w:t xml:space="preserve">2.4 The parameter space</w:t>
       </w:r>
     </w:p>
-    <w:bookmarkStart w:id="58" w:name="def-parameter-space"/>
+    <w:bookmarkStart w:id="61" w:name="def-parameter-space"/>
     <w:p>
       <w:pPr>
         <w:pStyle w:val="FirstParagraph"/>
@@ -21956,7 +22033,7 @@
         <w:t xml:space="preserve">can take.</w:t>
       </w:r>
     </w:p>
-    <w:bookmarkEnd w:id="58"/>
+    <w:bookmarkEnd w:id="61"/>
     <w:p>
       <w:pPr>
         <w:pStyle w:val="BodyText"/>
@@ -22000,7 +22077,7 @@
         <w:t xml:space="preserve">and the prior has to respect it.</w:t>
       </w:r>
     </w:p>
-    <w:bookmarkStart w:id="59" w:name="exm-parameter-space"/>
+    <w:bookmarkStart w:id="62" w:name="exm-parameter-space"/>
     <w:p>
       <w:pPr>
         <w:pStyle w:val="BodyText"/>
@@ -22289,8 +22366,8 @@
         <w:t xml:space="preserve">.</w:t>
       </w:r>
     </w:p>
-    <w:bookmarkEnd w:id="59"/>
-    <w:bookmarkStart w:id="60" w:name="cor-prior-support"/>
+    <w:bookmarkEnd w:id="62"/>
+    <w:bookmarkStart w:id="63" w:name="cor-prior-support"/>
     <w:p>
       <w:pPr>
         <w:pStyle w:val="FirstParagraph"/>
@@ -22494,7 +22571,7 @@
         <w:t xml:space="preserve">.</w:t>
       </w:r>
     </w:p>
-    <w:bookmarkEnd w:id="60"/>
+    <w:bookmarkEnd w:id="63"/>
     <w:p>
       <w:pPr>
         <w:pStyle w:val="BodyText"/>
@@ -22619,7 +22696,7 @@
         <w:t xml:space="preserve">.</w:t>
       </w:r>
     </w:p>
-    <w:bookmarkStart w:id="61" w:name="exm-prior-support"/>
+    <w:bookmarkStart w:id="64" w:name="exm-prior-support"/>
     <w:p>
       <w:pPr>
         <w:pStyle w:val="BodyText"/>
@@ -22988,10 +23065,10 @@
         </w:r>
       </w:ins>
     </w:p>
-    <w:bookmarkEnd w:id="61"/>
-    <w:bookmarkEnd w:id="62"/>
-    <w:bookmarkEnd w:id="63"/>
-    <w:bookmarkStart w:id="93" w:name="sec-bayes-priors"/>
+    <w:bookmarkEnd w:id="64"/>
+    <w:bookmarkEnd w:id="65"/>
+    <w:bookmarkEnd w:id="66"/>
+    <w:bookmarkStart w:id="96" w:name="sec-bayes-priors"/>
     <w:p>
       <w:pPr>
         <w:pStyle w:val="Heading2"/>
@@ -23066,7 +23143,7 @@
         <w:t xml:space="preserve">.</w:t>
       </w:r>
     </w:p>
-    <w:bookmarkStart w:id="76" w:name="sec-bayes-conjugate"/>
+    <w:bookmarkStart w:id="79" w:name="sec-bayes-conjugate"/>
     <w:p>
       <w:pPr>
         <w:pStyle w:val="Heading3"/>
@@ -23075,7 +23152,7 @@
         <w:t xml:space="preserve">3.1 Conjugate priors</w:t>
       </w:r>
     </w:p>
-    <w:bookmarkStart w:id="64" w:name="def-conjugate-prior"/>
+    <w:bookmarkStart w:id="67" w:name="def-conjugate-prior"/>
     <w:p>
       <w:pPr>
         <w:pStyle w:val="FirstParagraph"/>
@@ -23139,7 +23216,7 @@
         <w:t xml:space="preserve">is also in the family.</w:t>
       </w:r>
     </w:p>
-    <w:bookmarkEnd w:id="64"/>
+    <w:bookmarkEnd w:id="67"/>
     <w:p>
       <w:pPr>
         <w:pStyle w:val="BodyText"/>
@@ -23214,7 +23291,7 @@
           <w:delText xml:space="preserve"> </w:delText>
         </w:r>
       </w:del>
-      <w:hyperlink r:id="rId65">
+      <w:hyperlink r:id="rId68">
         <w:del w:id="426" w:author="PR Preview" w:date="2026-01-01T00:00:00Z">
           <w:r>
             <w:rPr>
@@ -23744,7 +23821,7 @@
           <w:t xml:space="preserve"> </w:t>
         </w:r>
       </w:ins>
-      <w:hyperlink r:id="rId65">
+      <w:hyperlink r:id="rId68">
         <w:ins w:id="472" w:author="PR Preview" w:date="2026-01-01T00:00:00Z">
           <w:r>
             <w:rPr>
@@ -23767,7 +23844,7 @@
         </w:r>
       </w:ins>
     </w:p>
-    <w:bookmarkStart w:id="66" w:name="exm-beta-bernoulli"/>
+    <w:bookmarkStart w:id="69" w:name="exm-beta-bernoulli"/>
     <w:p>
       <w:pPr>
         <w:pStyle w:val="BodyText"/>
@@ -26889,8 +26966,8 @@
         </w:r>
       </w:ins>
     </w:p>
-    <w:bookmarkEnd w:id="66"/>
-    <w:bookmarkStart w:id="75" w:name="exm-prior-posterior-figure"/>
+    <w:bookmarkEnd w:id="69"/>
+    <w:bookmarkStart w:id="78" w:name="exm-prior-posterior-figure"/>
     <w:p>
       <w:pPr>
         <w:pStyle w:val="BodyText"/>
@@ -27221,7 +27298,7 @@
       <w:r>
         <w:t xml:space="preserve"> </w:t>
       </w:r>
-      <w:hyperlink r:id="rId67">
+      <w:hyperlink r:id="rId70">
         <w:r>
           <w:rPr>
             <w:rStyle w:val="Hyperlink"/>
@@ -29186,7 +29263,7 @@
       <w:tr>
         <w:tc>
           <w:tcPr/>
-          <w:bookmarkStart w:id="74" w:name="fig-prior-posterior"/>
+          <w:bookmarkStart w:id="77" w:name="fig-prior-posterior"/>
           <w:p>
             <w:pPr>
               <w:pStyle w:val="Heading4"/>
@@ -30609,18 +30686,18 @@
                 <wp:inline>
                   <wp:extent cx="4620126" cy="3696101"/>
                   <wp:effectExtent b="0" l="0" r="0" t="0"/>
-                  <wp:docPr descr="" title="" id="69" name="Picture"/>
+                  <wp:docPr descr="" title="" id="72" name="Picture"/>
                   <a:graphic>
                     <a:graphicData uri="http://schemas.openxmlformats.org/drawingml/2006/picture">
                       <pic:pic>
                         <pic:nvPicPr>
-                          <pic:cNvPr descr="bayesian-inference_files/figure-docx/prior-posterior-plot-1.png" id="70" name="Picture"/>
+                          <pic:cNvPr descr="bayesian-inference_files/figure-docx/prior-posterior-plot-1.png" id="73" name="Picture"/>
                           <pic:cNvPicPr>
                             <a:picLocks noChangeArrowheads="1" noChangeAspect="1"/>
                           </pic:cNvPicPr>
                         </pic:nvPicPr>
                         <pic:blipFill>
-                          <a:blip r:embed="rId68"/>
+                          <a:blip r:embed="rId71"/>
                           <a:stretch>
                             <a:fillRect/>
                           </a:stretch>
@@ -31313,18 +31390,18 @@
                 <wp:inline>
                   <wp:extent cx="5334000" cy="2333625"/>
                   <wp:effectExtent b="0" l="0" r="0" t="0"/>
-                  <wp:docPr descr="" title="" id="72" name="Picture"/>
+                  <wp:docPr descr="" title="" id="75" name="Picture"/>
                   <a:graphic>
                     <a:graphicData uri="http://schemas.openxmlformats.org/drawingml/2006/picture">
                       <pic:pic>
                         <pic:nvPicPr>
-                          <pic:cNvPr descr="bayesian-inference_files/figure-docx/prior-posterior-plot-py-1.png" id="73" name="Picture"/>
+                          <pic:cNvPr descr="bayesian-inference_files/figure-docx/prior-posterior-plot-py-1.png" id="76" name="Picture"/>
                           <pic:cNvPicPr>
                             <a:picLocks noChangeArrowheads="1" noChangeAspect="1"/>
                           </pic:cNvPicPr>
                         </pic:nvPicPr>
                         <pic:blipFill>
-                          <a:blip r:embed="rId71"/>
+                          <a:blip r:embed="rId74"/>
                           <a:stretch>
                             <a:fillRect/>
                           </a:stretch>
@@ -31505,7 +31582,7 @@
               <w:t xml:space="preserve">is unknown.</w:t>
             </w:r>
           </w:p>
-          <w:bookmarkEnd w:id="74"/>
+          <w:bookmarkEnd w:id="77"/>
         </w:tc>
       </w:tr>
     </w:tbl>
@@ -31783,9 +31860,9 @@
         <w:t xml:space="preserve">is the narrower of the two.</w:t>
       </w:r>
     </w:p>
-    <w:bookmarkEnd w:id="75"/>
-    <w:bookmarkEnd w:id="76"/>
-    <w:bookmarkStart w:id="88" w:name="sec-bayes-informativeness"/>
+    <w:bookmarkEnd w:id="78"/>
+    <w:bookmarkEnd w:id="79"/>
+    <w:bookmarkStart w:id="91" w:name="sec-bayes-informativeness"/>
     <w:p>
       <w:pPr>
         <w:pStyle w:val="Heading3"/>
@@ -31819,7 +31896,7 @@
         <w:t xml:space="preserve">.</w:t>
       </w:r>
     </w:p>
-    <w:bookmarkStart w:id="77" w:name="def-informative-prior"/>
+    <w:bookmarkStart w:id="80" w:name="def-informative-prior"/>
     <w:p>
       <w:pPr>
         <w:pStyle w:val="BodyText"/>
@@ -31883,8 +31960,8 @@
         <w:t xml:space="preserve">such as previous studies, biological limits, or expert judgment.</w:t>
       </w:r>
     </w:p>
-    <w:bookmarkEnd w:id="77"/>
-    <w:bookmarkStart w:id="78" w:name="rem-informative-prior-pull"/>
+    <w:bookmarkEnd w:id="80"/>
+    <w:bookmarkStart w:id="81" w:name="rem-informative-prior-pull"/>
     <w:p>
       <w:pPr>
         <w:pStyle w:val="BodyText"/>
@@ -31909,8 +31986,8 @@
         <w:t xml:space="preserve">most strongly when the data are sparse.</w:t>
       </w:r>
     </w:p>
-    <w:bookmarkEnd w:id="78"/>
-    <w:bookmarkStart w:id="79" w:name="def-weakly-informative-prior"/>
+    <w:bookmarkEnd w:id="81"/>
+    <w:bookmarkStart w:id="82" w:name="def-weakly-informative-prior"/>
     <w:p>
       <w:pPr>
         <w:pStyle w:val="BodyText"/>
@@ -31985,8 +32062,8 @@
         <w:t xml:space="preserve">across the range of scientifically plausible values.</w:t>
       </w:r>
     </w:p>
-    <w:bookmarkEnd w:id="79"/>
-    <w:bookmarkStart w:id="80" w:name="def-flat-prior"/>
+    <w:bookmarkEnd w:id="82"/>
+    <w:bookmarkStart w:id="83" w:name="def-flat-prior"/>
     <w:p>
       <w:pPr>
         <w:pStyle w:val="BodyText"/>
@@ -32143,8 +32220,8 @@
         <w:t xml:space="preserve">.</w:t>
       </w:r>
     </w:p>
-    <w:bookmarkEnd w:id="80"/>
-    <w:bookmarkStart w:id="81" w:name="def-improper-prior"/>
+    <w:bookmarkEnd w:id="83"/>
+    <w:bookmarkStart w:id="84" w:name="def-improper-prior"/>
     <w:p>
       <w:pPr>
         <w:pStyle w:val="BodyText"/>
@@ -32226,8 +32303,8 @@
         <w:t xml:space="preserve">so that it is not a probability density.</w:t>
       </w:r>
     </w:p>
-    <w:bookmarkEnd w:id="81"/>
-    <w:bookmarkStart w:id="82" w:name="exm-prior-spectrum"/>
+    <w:bookmarkEnd w:id="84"/>
+    <w:bookmarkStart w:id="85" w:name="exm-prior-spectrum"/>
     <w:p>
       <w:pPr>
         <w:pStyle w:val="BodyText"/>
@@ -33361,8 +33438,8 @@
         <w:t xml:space="preserve">.</w:t>
       </w:r>
     </w:p>
-    <w:bookmarkEnd w:id="82"/>
-    <w:bookmarkStart w:id="83" w:name="exm-flat-prior-reparam"/>
+    <w:bookmarkEnd w:id="85"/>
+    <w:bookmarkStart w:id="86" w:name="exm-flat-prior-reparam"/>
     <w:p>
       <w:pPr>
         <w:pStyle w:val="BodyText"/>
@@ -35126,8 +35203,8 @@
         <w:t xml:space="preserve">therefore depends on the parameterization.</w:t>
       </w:r>
     </w:p>
-    <w:bookmarkEnd w:id="83"/>
-    <w:bookmarkStart w:id="85" w:name="cor-flat-prior-posterior"/>
+    <w:bookmarkEnd w:id="86"/>
+    <w:bookmarkStart w:id="88" w:name="cor-flat-prior-posterior"/>
     <w:p>
       <w:pPr>
         <w:pStyle w:val="BodyText"/>
@@ -35360,7 +35437,7 @@
       <w:r>
         <w:t xml:space="preserve"> </w:t>
       </w:r>
-      <w:hyperlink r:id="rId84">
+      <w:hyperlink r:id="rId87">
         <w:r>
           <w:rPr>
             <w:rStyle w:val="Hyperlink"/>
@@ -35372,7 +35449,7 @@
         <w:t xml:space="preserve">.</w:t>
       </w:r>
     </w:p>
-    <w:bookmarkEnd w:id="85"/>
+    <w:bookmarkEnd w:id="88"/>
     <w:p>
       <w:pPr>
         <w:pStyle w:val="BodyText"/>
@@ -35569,7 +35646,7 @@
         <w:t xml:space="preserve">Multiplying a function by a positive constant does not change where it is maximized.</w:t>
       </w:r>
     </w:p>
-    <w:bookmarkStart w:id="86" w:name="rem-flat-prior-improper"/>
+    <w:bookmarkStart w:id="89" w:name="rem-flat-prior-improper"/>
     <w:p>
       <w:pPr>
         <w:pStyle w:val="BodyText"/>
@@ -35718,8 +35795,8 @@
         <w:t xml:space="preserve">the posterior is again proportional to the likelihood.</w:t>
       </w:r>
     </w:p>
-    <w:bookmarkEnd w:id="86"/>
-    <w:bookmarkStart w:id="87" w:name="exm-flat-prior-posterior"/>
+    <w:bookmarkEnd w:id="89"/>
+    <w:bookmarkStart w:id="90" w:name="exm-flat-prior-posterior"/>
     <w:p>
       <w:pPr>
         <w:pStyle w:val="BodyText"/>
@@ -36858,9 +36935,9 @@
         </w:r>
       </w:ins>
     </w:p>
-    <w:bookmarkEnd w:id="87"/>
-    <w:bookmarkEnd w:id="88"/>
-    <w:bookmarkStart w:id="92" w:name="sec-bayes-skeptical"/>
+    <w:bookmarkEnd w:id="90"/>
+    <w:bookmarkEnd w:id="91"/>
+    <w:bookmarkStart w:id="95" w:name="sec-bayes-skeptical"/>
     <w:p>
       <w:pPr>
         <w:pStyle w:val="Heading3"/>
@@ -36869,7 +36946,7 @@
         <w:t xml:space="preserve">3.3 A skeptical prior</w:t>
       </w:r>
     </w:p>
-    <w:bookmarkStart w:id="89" w:name="def-skeptical-prior"/>
+    <w:bookmarkStart w:id="92" w:name="def-skeptical-prior"/>
     <w:p>
       <w:pPr>
         <w:pStyle w:val="FirstParagraph"/>
@@ -36936,8 +37013,8 @@
         <w:t xml:space="preserve">.</w:t>
       </w:r>
     </w:p>
-    <w:bookmarkEnd w:id="89"/>
-    <w:bookmarkStart w:id="90" w:name="rem-skeptical-prior-meaning"/>
+    <w:bookmarkEnd w:id="92"/>
+    <w:bookmarkStart w:id="93" w:name="rem-skeptical-prior-meaning"/>
     <w:p>
       <w:pPr>
         <w:pStyle w:val="BodyText"/>
@@ -36962,8 +37039,8 @@
         <w:t xml:space="preserve">to overturn a default of no effect.</w:t>
       </w:r>
     </w:p>
-    <w:bookmarkEnd w:id="90"/>
-    <w:bookmarkStart w:id="91" w:name="exm-skeptical-prior"/>
+    <w:bookmarkEnd w:id="93"/>
+    <w:bookmarkStart w:id="94" w:name="exm-skeptical-prior"/>
     <w:p>
       <w:pPr>
         <w:pStyle w:val="BodyText"/>
@@ -41008,10 +41085,10 @@
         <w:t xml:space="preserve">.</w:t>
       </w:r>
     </w:p>
-    <w:bookmarkEnd w:id="91"/>
-    <w:bookmarkEnd w:id="92"/>
-    <w:bookmarkEnd w:id="93"/>
-    <w:bookmarkStart w:id="122" w:name="sec-bayes-predictive-checks"/>
+    <w:bookmarkEnd w:id="94"/>
+    <w:bookmarkEnd w:id="95"/>
+    <w:bookmarkEnd w:id="96"/>
+    <w:bookmarkStart w:id="125" w:name="sec-bayes-predictive-checks"/>
     <w:p>
       <w:pPr>
         <w:pStyle w:val="Heading2"/>
@@ -41075,7 +41152,7 @@
       <w:r>
         <w:t xml:space="preserve"> </w:t>
       </w:r>
-      <w:hyperlink r:id="rId94">
+      <w:hyperlink r:id="rId97">
         <w:r>
           <w:rPr>
             <w:rStyle w:val="Hyperlink"/>
@@ -41092,7 +41169,7 @@
         <w:t xml:space="preserve">(Statistical Rethinking 2026, Lecture A03).</w:t>
       </w:r>
     </w:p>
-    <w:bookmarkStart w:id="95" w:name="def-prior-predictive"/>
+    <w:bookmarkStart w:id="98" w:name="def-prior-predictive"/>
     <w:p>
       <w:pPr>
         <w:pStyle w:val="BodyText"/>
@@ -41428,8 +41505,8 @@
         <w:t xml:space="preserve">.</w:t>
       </w:r>
     </w:p>
-    <w:bookmarkEnd w:id="95"/>
-    <w:bookmarkStart w:id="96" w:name="exm-prior-predictive"/>
+    <w:bookmarkEnd w:id="98"/>
+    <w:bookmarkStart w:id="99" w:name="exm-prior-predictive"/>
     <w:p>
       <w:pPr>
         <w:pStyle w:val="BodyText"/>
@@ -43627,8 +43704,8 @@
         <w:t xml:space="preserve">#&gt; {'smallest': np.float64(0.005263157894736842), 'largest': np.float64(0.005263157894736846), 'one_over_n_plus_1': 0.005263157894736842}</w:t>
       </w:r>
     </w:p>
-    <w:bookmarkEnd w:id="96"/>
-    <w:bookmarkStart w:id="97" w:name="def-posterior-predictive"/>
+    <w:bookmarkEnd w:id="99"/>
+    <w:bookmarkStart w:id="100" w:name="def-posterior-predictive"/>
     <w:p>
       <w:pPr>
         <w:pStyle w:val="FirstParagraph"/>
@@ -44294,8 +44371,8 @@
         <w:t xml:space="preserve">gives the posterior predictive distribution of replicated data.</w:t>
       </w:r>
     </w:p>
-    <w:bookmarkEnd w:id="97"/>
-    <w:bookmarkStart w:id="98" w:name="exm-posterior-predictive"/>
+    <w:bookmarkEnd w:id="100"/>
+    <w:bookmarkStart w:id="101" w:name="exm-posterior-predictive"/>
     <w:p>
       <w:pPr>
         <w:pStyle w:val="BodyText"/>
@@ -46346,8 +46423,8 @@
         <w:t xml:space="preserve">#&gt; {'simulated': np.float64(0.3929), 'exact': np.float64(0.39267015706806285)}</w:t>
       </w:r>
     </w:p>
-    <w:bookmarkEnd w:id="98"/>
-    <w:bookmarkStart w:id="99" w:name="def-test-quantity"/>
+    <w:bookmarkEnd w:id="101"/>
+    <w:bookmarkStart w:id="102" w:name="def-test-quantity"/>
     <w:p>
       <w:pPr>
         <w:pStyle w:val="FirstParagraph"/>
@@ -46427,8 +46504,8 @@
         <w:t xml:space="preserve">.</w:t>
       </w:r>
     </w:p>
-    <w:bookmarkEnd w:id="99"/>
-    <w:bookmarkStart w:id="100" w:name="exm-test-quantity"/>
+    <w:bookmarkEnd w:id="102"/>
+    <w:bookmarkStart w:id="103" w:name="exm-test-quantity"/>
     <w:p>
       <w:pPr>
         <w:pStyle w:val="BodyText"/>
@@ -47927,8 +48004,8 @@
         <w:t xml:space="preserve">#&gt; {'T1': np.int64(74), 'T2': np.float64(0.36256218905472637)}</w:t>
       </w:r>
     </w:p>
-    <w:bookmarkEnd w:id="100"/>
-    <w:bookmarkStart w:id="101" w:name="def-prior-predictive-check"/>
+    <w:bookmarkEnd w:id="103"/>
+    <w:bookmarkStart w:id="104" w:name="def-prior-predictive-check"/>
     <w:p>
       <w:pPr>
         <w:pStyle w:val="FirstParagraph"/>
@@ -48087,8 +48164,8 @@
         <w:t xml:space="preserve">.</w:t>
       </w:r>
     </w:p>
-    <w:bookmarkEnd w:id="101"/>
-    <w:bookmarkStart w:id="109" w:name="exm-prior-predictive-check"/>
+    <w:bookmarkEnd w:id="104"/>
+    <w:bookmarkStart w:id="112" w:name="exm-prior-predictive-check"/>
     <w:p>
       <w:pPr>
         <w:pStyle w:val="BodyText"/>
@@ -49865,7 +49942,7 @@
       <w:tr>
         <w:tc>
           <w:tcPr/>
-          <w:bookmarkStart w:id="108" w:name="fig-prior-predictive-check"/>
+          <w:bookmarkStart w:id="111" w:name="fig-prior-predictive-check"/>
           <w:p>
             <w:pPr>
               <w:pStyle w:val="Heading4"/>
@@ -50220,18 +50297,18 @@
                 <wp:inline>
                   <wp:extent cx="4620126" cy="3696101"/>
                   <wp:effectExtent b="0" l="0" r="0" t="0"/>
-                  <wp:docPr descr="" title="" id="103" name="Picture"/>
+                  <wp:docPr descr="" title="" id="106" name="Picture"/>
                   <a:graphic>
                     <a:graphicData uri="http://schemas.openxmlformats.org/drawingml/2006/picture">
                       <pic:pic>
                         <pic:nvPicPr>
-                          <pic:cNvPr descr="bayesian-inference_files/figure-docx/prior-predictive-check-plot-1.png" id="104" name="Picture"/>
+                          <pic:cNvPr descr="bayesian-inference_files/figure-docx/prior-predictive-check-plot-1.png" id="107" name="Picture"/>
                           <pic:cNvPicPr>
                             <a:picLocks noChangeArrowheads="1" noChangeAspect="1"/>
                           </pic:cNvPicPr>
                         </pic:nvPicPr>
                         <pic:blipFill>
-                          <a:blip r:embed="rId102"/>
+                          <a:blip r:embed="rId105"/>
                           <a:stretch>
                             <a:fillRect/>
                           </a:stretch>
@@ -50699,18 +50776,18 @@
                 <wp:inline>
                   <wp:extent cx="5334000" cy="2333625"/>
                   <wp:effectExtent b="0" l="0" r="0" t="0"/>
-                  <wp:docPr descr="" title="" id="106" name="Picture"/>
+                  <wp:docPr descr="" title="" id="109" name="Picture"/>
                   <a:graphic>
                     <a:graphicData uri="http://schemas.openxmlformats.org/drawingml/2006/picture">
                       <pic:pic>
                         <pic:nvPicPr>
-                          <pic:cNvPr descr="bayesian-inference_files/figure-docx/prior-predictive-check-plot-py-1.png" id="107" name="Picture"/>
+                          <pic:cNvPr descr="bayesian-inference_files/figure-docx/prior-predictive-check-plot-py-1.png" id="110" name="Picture"/>
                           <pic:cNvPicPr>
                             <a:picLocks noChangeArrowheads="1" noChangeAspect="1"/>
                           </pic:cNvPicPr>
                         </pic:nvPicPr>
                         <pic:blipFill>
-                          <a:blip r:embed="rId105"/>
+                          <a:blip r:embed="rId108"/>
                           <a:stretch>
                             <a:fillRect/>
                           </a:stretch>
@@ -50783,7 +50860,7 @@
               <w:t xml:space="preserve">The dashed line is the observed count, 74.</w:t>
             </w:r>
           </w:p>
-          <w:bookmarkEnd w:id="108"/>
+          <w:bookmarkEnd w:id="111"/>
         </w:tc>
       </w:tr>
     </w:tbl>
@@ -50894,8 +50971,8 @@
         <w:t xml:space="preserve">before trusting a posterior built on it.</w:t>
       </w:r>
     </w:p>
-    <w:bookmarkEnd w:id="109"/>
-    <w:bookmarkStart w:id="110" w:name="def-posterior-predictive-check"/>
+    <w:bookmarkEnd w:id="112"/>
+    <w:bookmarkStart w:id="113" w:name="def-posterior-predictive-check"/>
     <w:p>
       <w:pPr>
         <w:pStyle w:val="BodyText"/>
@@ -51138,8 +51215,8 @@
         <w:t xml:space="preserve">.</w:t>
       </w:r>
     </w:p>
-    <w:bookmarkEnd w:id="110"/>
-    <w:bookmarkStart w:id="118" w:name="exm-posterior-predictive-check"/>
+    <w:bookmarkEnd w:id="113"/>
+    <w:bookmarkStart w:id="121" w:name="exm-posterior-predictive-check"/>
     <w:p>
       <w:pPr>
         <w:pStyle w:val="BodyText"/>
@@ -53332,7 +53409,7 @@
       <w:tr>
         <w:tc>
           <w:tcPr/>
-          <w:bookmarkStart w:id="117" w:name="fig-posterior-predictive-check"/>
+          <w:bookmarkStart w:id="120" w:name="fig-posterior-predictive-check"/>
           <w:p>
             <w:pPr>
               <w:pStyle w:val="Heading4"/>
@@ -53732,18 +53809,18 @@
                 <wp:inline>
                   <wp:extent cx="4620126" cy="3696101"/>
                   <wp:effectExtent b="0" l="0" r="0" t="0"/>
-                  <wp:docPr descr="" title="" id="112" name="Picture"/>
+                  <wp:docPr descr="" title="" id="115" name="Picture"/>
                   <a:graphic>
                     <a:graphicData uri="http://schemas.openxmlformats.org/drawingml/2006/picture">
                       <pic:pic>
                         <pic:nvPicPr>
-                          <pic:cNvPr descr="bayesian-inference_files/figure-docx/posterior-predictive-check-plot-1.png" id="113" name="Picture"/>
+                          <pic:cNvPr descr="bayesian-inference_files/figure-docx/posterior-predictive-check-plot-1.png" id="116" name="Picture"/>
                           <pic:cNvPicPr>
                             <a:picLocks noChangeArrowheads="1" noChangeAspect="1"/>
                           </pic:cNvPicPr>
                         </pic:nvPicPr>
                         <pic:blipFill>
-                          <a:blip r:embed="rId111"/>
+                          <a:blip r:embed="rId114"/>
                           <a:stretch>
                             <a:fillRect/>
                           </a:stretch>
@@ -54130,18 +54207,18 @@
                 <wp:inline>
                   <wp:extent cx="5334000" cy="2333625"/>
                   <wp:effectExtent b="0" l="0" r="0" t="0"/>
-                  <wp:docPr descr="" title="" id="115" name="Picture"/>
+                  <wp:docPr descr="" title="" id="118" name="Picture"/>
                   <a:graphic>
                     <a:graphicData uri="http://schemas.openxmlformats.org/drawingml/2006/picture">
                       <pic:pic>
                         <pic:nvPicPr>
-                          <pic:cNvPr descr="bayesian-inference_files/figure-docx/posterior-predictive-check-plot-py-1.png" id="116" name="Picture"/>
+                          <pic:cNvPr descr="bayesian-inference_files/figure-docx/posterior-predictive-check-plot-py-1.png" id="119" name="Picture"/>
                           <pic:cNvPicPr>
                             <a:picLocks noChangeArrowheads="1" noChangeAspect="1"/>
                           </pic:cNvPicPr>
                         </pic:nvPicPr>
                         <pic:blipFill>
-                          <a:blip r:embed="rId114"/>
+                          <a:blip r:embed="rId117"/>
                           <a:stretch>
                             <a:fillRect/>
                           </a:stretch>
@@ -54269,7 +54346,7 @@
               <w:t xml:space="preserve">data.</w:t>
             </w:r>
           </w:p>
-          <w:bookmarkEnd w:id="117"/>
+          <w:bookmarkEnd w:id="120"/>
         </w:tc>
       </w:tr>
     </w:tbl>
@@ -54331,8 +54408,8 @@
         <w:t xml:space="preserve">for everyone cannot reproduce that.</w:t>
       </w:r>
     </w:p>
-    <w:bookmarkEnd w:id="118"/>
-    <w:bookmarkStart w:id="119" w:name="def-ppp-value"/>
+    <w:bookmarkEnd w:id="121"/>
+    <w:bookmarkStart w:id="122" w:name="def-ppp-value"/>
     <w:p>
       <w:pPr>
         <w:pStyle w:val="BodyText"/>
@@ -54722,8 +54799,8 @@
         <w:t xml:space="preserve">A value near 0 or 1 means the observed data are unusual under the model.</w:t>
       </w:r>
     </w:p>
-    <w:bookmarkEnd w:id="119"/>
-    <w:bookmarkStart w:id="121" w:name="exm-ppp-value"/>
+    <w:bookmarkEnd w:id="122"/>
+    <w:bookmarkStart w:id="124" w:name="exm-ppp-value"/>
     <w:p>
       <w:pPr>
         <w:pStyle w:val="BodyText"/>
@@ -55134,7 +55211,7 @@
       <w:r>
         <w:t xml:space="preserve"> </w:t>
       </w:r>
-      <w:hyperlink r:id="rId120">
+      <w:hyperlink r:id="rId123">
         <w:r>
           <w:rPr>
             <w:rStyle w:val="Hyperlink"/>
@@ -55149,9 +55226,9 @@
         <w:t xml:space="preserve">fitted on the companion page.</w:t>
       </w:r>
     </w:p>
-    <w:bookmarkEnd w:id="121"/>
-    <w:bookmarkEnd w:id="122"/>
-    <w:bookmarkStart w:id="130" w:name="sec-bayes-hierarchies"/>
+    <w:bookmarkEnd w:id="124"/>
+    <w:bookmarkEnd w:id="125"/>
+    <w:bookmarkStart w:id="133" w:name="sec-bayes-hierarchies"/>
     <w:p>
       <w:pPr>
         <w:pStyle w:val="Heading2"/>
@@ -55160,7 +55237,7 @@
         <w:t xml:space="preserve">5 Distributions and hierarchies</w:t>
       </w:r>
     </w:p>
-    <w:bookmarkStart w:id="123" w:name="def-hierarchical-model"/>
+    <w:bookmarkStart w:id="126" w:name="def-hierarchical-model"/>
     <w:p>
       <w:pPr>
         <w:pStyle w:val="FirstParagraph"/>
@@ -55232,8 +55309,8 @@
         <w:t xml:space="preserve">.</w:t>
       </w:r>
     </w:p>
-    <w:bookmarkEnd w:id="123"/>
-    <w:bookmarkStart w:id="124" w:name="rem-hierarchical-model-structure"/>
+    <w:bookmarkEnd w:id="126"/>
+    <w:bookmarkStart w:id="127" w:name="rem-hierarchical-model-structure"/>
     <w:p>
       <w:pPr>
         <w:pStyle w:val="BodyText"/>
@@ -55289,8 +55366,8 @@
         <w:t xml:space="preserve">).</w:t>
       </w:r>
     </w:p>
-    <w:bookmarkEnd w:id="124"/>
-    <w:bookmarkStart w:id="125" w:name="def-hyperparameter"/>
+    <w:bookmarkEnd w:id="127"/>
+    <w:bookmarkStart w:id="128" w:name="def-hyperparameter"/>
     <w:p>
       <w:pPr>
         <w:pStyle w:val="BodyText"/>
@@ -55351,8 +55428,8 @@
         <w:t xml:space="preserve">of the distribution of the group-level parameters.</w:t>
       </w:r>
     </w:p>
-    <w:bookmarkEnd w:id="125"/>
-    <w:bookmarkStart w:id="126" w:name="def-hyperprior"/>
+    <w:bookmarkEnd w:id="128"/>
+    <w:bookmarkStart w:id="129" w:name="def-hyperprior"/>
     <w:p>
       <w:pPr>
         <w:pStyle w:val="BodyText"/>
@@ -55427,8 +55504,8 @@
         <w:t xml:space="preserve">.</w:t>
       </w:r>
     </w:p>
-    <w:bookmarkEnd w:id="126"/>
-    <w:bookmarkStart w:id="127" w:name="exm-two-level-normal"/>
+    <w:bookmarkEnd w:id="129"/>
+    <w:bookmarkStart w:id="130" w:name="exm-two-level-normal"/>
     <w:p>
       <w:pPr>
         <w:pStyle w:val="BodyText"/>
@@ -56105,7 +56182,7 @@
         <w:t xml:space="preserve">.</w:t>
       </w:r>
     </w:p>
-    <w:bookmarkEnd w:id="127"/>
+    <w:bookmarkEnd w:id="130"/>
     <w:p>
       <w:pPr>
         <w:pStyle w:val="BodyText"/>
@@ -56238,7 +56315,7 @@
       <w:r>
         <w:t xml:space="preserve"> </w:t>
       </w:r>
-      <w:hyperlink r:id="rId128">
+      <w:hyperlink r:id="rId131">
         <w:r>
           <w:rPr>
             <w:rStyle w:val="Hyperlink"/>
@@ -56320,7 +56397,7 @@
       <w:r>
         <w:t xml:space="preserve"> </w:t>
       </w:r>
-      <w:hyperlink r:id="rId129">
+      <w:hyperlink r:id="rId132">
         <w:r>
           <w:rPr>
             <w:rStyle w:val="Hyperlink"/>
@@ -56337,8 +56414,8 @@
         <w:t xml:space="preserve">(Statistical Rethinking 2026, Lecture B01).</w:t>
       </w:r>
     </w:p>
-    <w:bookmarkEnd w:id="130"/>
-    <w:bookmarkStart w:id="144" w:name="sec-bayes-resources"/>
+    <w:bookmarkEnd w:id="133"/>
+    <w:bookmarkStart w:id="148" w:name="sec-bayes-resources"/>
     <w:p>
       <w:pPr>
         <w:pStyle w:val="Heading2"/>
@@ -56355,91 +56432,13 @@
         <w:t xml:space="preserve">The following resources cover Bayesian inference in more depth.</w:t>
       </w:r>
     </w:p>
-    <w:bookmarkStart w:id="139" w:name="uc-davis-courses"/>
+    <w:bookmarkStart w:id="142" w:name="uc-davis-courses"/>
     <w:p>
       <w:pPr>
         <w:pStyle w:val="Heading3"/>
       </w:pPr>
       <w:r>
         <w:t xml:space="preserve">6.1 UC Davis courses</w:t>
-      </w:r>
-    </w:p>
-    <w:p>
-      <w:pPr>
-        <w:pStyle w:val="Compact"/>
-        <w:numPr>
-          <w:ilvl w:val="0"/>
-          <w:numId w:val="1007"/>
-        </w:numPr>
-      </w:pPr>
-      <w:hyperlink r:id="rId131">
-        <w:r>
-          <w:rPr>
-            <w:rStyle w:val="Hyperlink"/>
-          </w:rPr>
-          <w:t xml:space="preserve">STA 015C</w:t>
-        </w:r>
-      </w:hyperlink>
-      <w:r>
-        <w:t xml:space="preserve">:</w:t>
-      </w:r>
-      <w:r>
-        <w:t xml:space="preserve"> </w:t>
-      </w:r>
-      <w:r>
-        <w:t xml:space="preserve">“Introduction to Statistical Data Science III”</w:t>
-      </w:r>
-    </w:p>
-    <w:p>
-      <w:pPr>
-        <w:pStyle w:val="Compact"/>
-        <w:numPr>
-          <w:ilvl w:val="0"/>
-          <w:numId w:val="1007"/>
-        </w:numPr>
-      </w:pPr>
-      <w:hyperlink r:id="rId132">
-        <w:r>
-          <w:rPr>
-            <w:rStyle w:val="Hyperlink"/>
-          </w:rPr>
-          <w:t xml:space="preserve">STA 035C</w:t>
-        </w:r>
-      </w:hyperlink>
-      <w:r>
-        <w:t xml:space="preserve">:</w:t>
-      </w:r>
-      <w:r>
-        <w:t xml:space="preserve"> </w:t>
-      </w:r>
-      <w:r>
-        <w:t xml:space="preserve">“Statistical Data Science III”</w:t>
-      </w:r>
-    </w:p>
-    <w:p>
-      <w:pPr>
-        <w:pStyle w:val="Compact"/>
-        <w:numPr>
-          <w:ilvl w:val="0"/>
-          <w:numId w:val="1007"/>
-        </w:numPr>
-      </w:pPr>
-      <w:hyperlink r:id="rId133">
-        <w:r>
-          <w:rPr>
-            <w:rStyle w:val="Hyperlink"/>
-          </w:rPr>
-          <w:t xml:space="preserve">STA 145</w:t>
-        </w:r>
-      </w:hyperlink>
-      <w:r>
-        <w:t xml:space="preserve">:</w:t>
-      </w:r>
-      <w:r>
-        <w:t xml:space="preserve"> </w:t>
-      </w:r>
-      <w:r>
-        <w:t xml:space="preserve">“Bayesian Statistical Inference”</w:t>
       </w:r>
     </w:p>
     <w:p>
@@ -56455,7 +56454,7 @@
           <w:rPr>
             <w:rStyle w:val="Hyperlink"/>
           </w:rPr>
-          <w:t xml:space="preserve">ECL 234</w:t>
+          <w:t xml:space="preserve">STA 015C</w:t>
         </w:r>
       </w:hyperlink>
       <w:r>
@@ -56465,7 +56464,7 @@
         <w:t xml:space="preserve"> </w:t>
       </w:r>
       <w:r>
-        <w:t xml:space="preserve">“Bayesian Models - A Statistical Primer”</w:t>
+        <w:t xml:space="preserve">“Introduction to Statistical Data Science III”</w:t>
       </w:r>
     </w:p>
     <w:p>
@@ -56481,7 +56480,7 @@
           <w:rPr>
             <w:rStyle w:val="Hyperlink"/>
           </w:rPr>
-          <w:t xml:space="preserve">PLS 207</w:t>
+          <w:t xml:space="preserve">STA 035C</w:t>
         </w:r>
       </w:hyperlink>
       <w:r>
@@ -56491,7 +56490,7 @@
         <w:t xml:space="preserve"> </w:t>
       </w:r>
       <w:r>
-        <w:t xml:space="preserve">“Applied Statistical Modeling for the Environmental Sciences”</w:t>
+        <w:t xml:space="preserve">“Statistical Data Science III”</w:t>
       </w:r>
     </w:p>
     <w:p>
@@ -56507,7 +56506,7 @@
           <w:rPr>
             <w:rStyle w:val="Hyperlink"/>
           </w:rPr>
-          <w:t xml:space="preserve">PSC 205H</w:t>
+          <w:t xml:space="preserve">STA 145</w:t>
         </w:r>
       </w:hyperlink>
       <w:r>
@@ -56517,7 +56516,7 @@
         <w:t xml:space="preserve"> </w:t>
       </w:r>
       <w:r>
-        <w:t xml:space="preserve">“Applied Bayesian Statistics for Social Scientists”</w:t>
+        <w:t xml:space="preserve">“Bayesian Statistical Inference”</w:t>
       </w:r>
     </w:p>
     <w:p>
@@ -56533,7 +56532,7 @@
           <w:rPr>
             <w:rStyle w:val="Hyperlink"/>
           </w:rPr>
-          <w:t xml:space="preserve">POL 280</w:t>
+          <w:t xml:space="preserve">ECL 234</w:t>
         </w:r>
       </w:hyperlink>
       <w:r>
@@ -56543,7 +56542,7 @@
         <w:t xml:space="preserve"> </w:t>
       </w:r>
       <w:r>
-        <w:t xml:space="preserve">“Bayesian Methods: for Social &amp; Behavioral Sciences”</w:t>
+        <w:t xml:space="preserve">“Bayesian Models - A Statistical Primer”</w:t>
       </w:r>
     </w:p>
     <w:p>
@@ -56559,6 +56558,84 @@
           <w:rPr>
             <w:rStyle w:val="Hyperlink"/>
           </w:rPr>
+          <w:t xml:space="preserve">PLS 207</w:t>
+        </w:r>
+      </w:hyperlink>
+      <w:r>
+        <w:t xml:space="preserve">:</w:t>
+      </w:r>
+      <w:r>
+        <w:t xml:space="preserve"> </w:t>
+      </w:r>
+      <w:r>
+        <w:t xml:space="preserve">“Applied Statistical Modeling for the Environmental Sciences”</w:t>
+      </w:r>
+    </w:p>
+    <w:p>
+      <w:pPr>
+        <w:pStyle w:val="Compact"/>
+        <w:numPr>
+          <w:ilvl w:val="0"/>
+          <w:numId w:val="1007"/>
+        </w:numPr>
+      </w:pPr>
+      <w:hyperlink r:id="rId139">
+        <w:r>
+          <w:rPr>
+            <w:rStyle w:val="Hyperlink"/>
+          </w:rPr>
+          <w:t xml:space="preserve">PSC 205H</w:t>
+        </w:r>
+      </w:hyperlink>
+      <w:r>
+        <w:t xml:space="preserve">:</w:t>
+      </w:r>
+      <w:r>
+        <w:t xml:space="preserve"> </w:t>
+      </w:r>
+      <w:r>
+        <w:t xml:space="preserve">“Applied Bayesian Statistics for Social Scientists”</w:t>
+      </w:r>
+    </w:p>
+    <w:p>
+      <w:pPr>
+        <w:pStyle w:val="Compact"/>
+        <w:numPr>
+          <w:ilvl w:val="0"/>
+          <w:numId w:val="1007"/>
+        </w:numPr>
+      </w:pPr>
+      <w:hyperlink r:id="rId140">
+        <w:r>
+          <w:rPr>
+            <w:rStyle w:val="Hyperlink"/>
+          </w:rPr>
+          <w:t xml:space="preserve">POL 280</w:t>
+        </w:r>
+      </w:hyperlink>
+      <w:r>
+        <w:t xml:space="preserve">:</w:t>
+      </w:r>
+      <w:r>
+        <w:t xml:space="preserve"> </w:t>
+      </w:r>
+      <w:r>
+        <w:t xml:space="preserve">“Bayesian Methods: for Social &amp; Behavioral Sciences”</w:t>
+      </w:r>
+    </w:p>
+    <w:p>
+      <w:pPr>
+        <w:pStyle w:val="Compact"/>
+        <w:numPr>
+          <w:ilvl w:val="0"/>
+          <w:numId w:val="1007"/>
+        </w:numPr>
+      </w:pPr>
+      <w:hyperlink r:id="rId141">
+        <w:r>
+          <w:rPr>
+            <w:rStyle w:val="Hyperlink"/>
+          </w:rPr>
           <w:t xml:space="preserve">BAX 442</w:t>
         </w:r>
       </w:hyperlink>
@@ -56572,8 +56649,8 @@
         <w:t xml:space="preserve">“Advanced Statistics”</w:t>
       </w:r>
     </w:p>
-    <w:bookmarkEnd w:id="139"/>
-    <w:bookmarkStart w:id="143" w:name="books"/>
+    <w:bookmarkEnd w:id="142"/>
+    <w:bookmarkStart w:id="147" w:name="books"/>
     <w:p>
       <w:pPr>
         <w:pStyle w:val="Heading3"/>
@@ -56635,7 +56712,7 @@
       <w:r>
         <w:t xml:space="preserve"> </w:t>
       </w:r>
-      <w:hyperlink r:id="rId134">
+      <w:hyperlink r:id="rId137">
         <w:r>
           <w:rPr>
             <w:rStyle w:val="Hyperlink"/>
@@ -56664,7 +56741,7 @@
       <w:r>
         <w:t xml:space="preserve"> </w:t>
       </w:r>
-      <w:hyperlink r:id="rId140">
+      <w:hyperlink r:id="rId143">
         <w:r>
           <w:rPr>
             <w:rStyle w:val="Hyperlink"/>
@@ -56684,7 +56761,7 @@
       <w:r>
         <w:t xml:space="preserve"> </w:t>
       </w:r>
-      <w:hyperlink r:id="rId141">
+      <w:hyperlink r:id="rId144">
         <w:r>
           <w:rPr>
             <w:rStyle w:val="Hyperlink"/>
@@ -56704,7 +56781,7 @@
       <w:r>
         <w:t xml:space="preserve"> </w:t>
       </w:r>
-      <w:hyperlink r:id="rId142">
+      <w:hyperlink r:id="rId145">
         <w:r>
           <w:rPr>
             <w:rStyle w:val="Hyperlink"/>
@@ -56712,6 +56789,32 @@
           <w:t xml:space="preserve">course materials</w:t>
         </w:r>
       </w:hyperlink>
+      <w:r>
+        <w:t xml:space="preserve">;</w:t>
+      </w:r>
+      <w:r>
+        <w:t xml:space="preserve"> </w:t>
+      </w:r>
+      <w:r>
+        <w:t xml:space="preserve">the Data Science Learning Community’s</w:t>
+      </w:r>
+      <w:r>
+        <w:t xml:space="preserve"> </w:t>
+      </w:r>
+      <w:hyperlink r:id="rId146">
+        <w:r>
+          <w:rPr>
+            <w:rStyle w:val="Hyperlink"/>
+          </w:rPr>
+          <w:t xml:space="preserve">book club</w:t>
+        </w:r>
+      </w:hyperlink>
+      <w:r>
+        <w:t xml:space="preserve"> </w:t>
+      </w:r>
+      <w:r>
+        <w:t xml:space="preserve">recorded its discussion of the first twelve chapters</w:t>
+      </w:r>
     </w:p>
     <w:p>
       <w:pPr>
@@ -56772,7 +56875,7 @@
       <w:r>
         <w:t xml:space="preserve"> </w:t>
       </w:r>
-      <w:hyperlink r:id="rId135">
+      <w:hyperlink r:id="rId138">
         <w:r>
           <w:rPr>
             <w:rStyle w:val="Hyperlink"/>
@@ -56781,9 +56884,9 @@
         </w:r>
       </w:hyperlink>
     </w:p>
-    <w:bookmarkEnd w:id="143"/>
-    <w:bookmarkEnd w:id="144"/>
-    <w:bookmarkStart w:id="166" w:name="references"/>
+    <w:bookmarkEnd w:id="147"/>
+    <w:bookmarkEnd w:id="148"/>
+    <w:bookmarkStart w:id="170" w:name="references"/>
     <w:p>
       <w:pPr>
         <w:pStyle w:val="Heading2"/>
@@ -56792,8 +56895,8 @@
         <w:t xml:space="preserve">References</w:t>
       </w:r>
     </w:p>
-    <w:bookmarkStart w:id="165" w:name="refs"/>
-    <w:bookmarkStart w:id="146" w:name="ref-aragon2018population"/>
+    <w:bookmarkStart w:id="169" w:name="refs"/>
+    <w:bookmarkStart w:id="150" w:name="ref-aragon2018population"/>
     <w:p>
       <w:pPr>
         <w:pStyle w:val="Bibliography"/>
@@ -56845,7 +56948,7 @@
       <w:r>
         <w:t xml:space="preserve"> </w:t>
       </w:r>
-      <w:hyperlink r:id="rId145">
+      <w:hyperlink r:id="rId149">
         <w:r>
           <w:rPr>
             <w:rStyle w:val="Hyperlink"/>
@@ -56857,8 +56960,8 @@
         <w:t xml:space="preserve">.</w:t>
       </w:r>
     </w:p>
-    <w:bookmarkEnd w:id="146"/>
-    <w:bookmarkStart w:id="148" w:name="ref-CaseBerg01"/>
+    <w:bookmarkEnd w:id="150"/>
+    <w:bookmarkStart w:id="152" w:name="ref-CaseBerg01"/>
     <w:p>
       <w:pPr>
         <w:pStyle w:val="Bibliography"/>
@@ -56882,7 +56985,7 @@
       <w:r>
         <w:t xml:space="preserve"> </w:t>
       </w:r>
-      <w:hyperlink r:id="rId147">
+      <w:hyperlink r:id="rId151">
         <w:r>
           <w:rPr>
             <w:rStyle w:val="Hyperlink"/>
@@ -56894,8 +56997,8 @@
         <w:t xml:space="preserve">.</w:t>
       </w:r>
     </w:p>
-    <w:bookmarkEnd w:id="148"/>
-    <w:bookmarkStart w:id="150" w:name="ref-CowlesMaryKathryn2013ABSW"/>
+    <w:bookmarkEnd w:id="152"/>
+    <w:bookmarkStart w:id="154" w:name="ref-CowlesMaryKathryn2013ABSW"/>
     <w:p>
       <w:pPr>
         <w:pStyle w:val="Bibliography"/>
@@ -56975,7 +57078,7 @@
       <w:r>
         <w:t xml:space="preserve"> </w:t>
       </w:r>
-      <w:hyperlink r:id="rId149">
+      <w:hyperlink r:id="rId153">
         <w:r>
           <w:rPr>
             <w:rStyle w:val="Hyperlink"/>
@@ -56987,8 +57090,8 @@
         <w:t xml:space="preserve">.</w:t>
       </w:r>
     </w:p>
-    <w:bookmarkEnd w:id="150"/>
-    <w:bookmarkStart w:id="152" w:name="ref-dobson4e"/>
+    <w:bookmarkEnd w:id="154"/>
+    <w:bookmarkStart w:id="156" w:name="ref-dobson4e"/>
     <w:p>
       <w:pPr>
         <w:pStyle w:val="Bibliography"/>
@@ -57012,7 +57115,7 @@
       <w:r>
         <w:t xml:space="preserve"> </w:t>
       </w:r>
-      <w:hyperlink r:id="rId151">
+      <w:hyperlink r:id="rId155">
         <w:r>
           <w:rPr>
             <w:rStyle w:val="Hyperlink"/>
@@ -57024,8 +57127,8 @@
         <w:t xml:space="preserve">.</w:t>
       </w:r>
     </w:p>
-    <w:bookmarkEnd w:id="152"/>
-    <w:bookmarkStart w:id="154" w:name="ref-gelman2013bda"/>
+    <w:bookmarkEnd w:id="156"/>
+    <w:bookmarkStart w:id="158" w:name="ref-gelman2013bda"/>
     <w:p>
       <w:pPr>
         <w:pStyle w:val="Bibliography"/>
@@ -57049,7 +57152,7 @@
       <w:r>
         <w:t xml:space="preserve"> </w:t>
       </w:r>
-      <w:hyperlink r:id="rId153">
+      <w:hyperlink r:id="rId157">
         <w:r>
           <w:rPr>
             <w:rStyle w:val="Hyperlink"/>
@@ -57061,8 +57164,8 @@
         <w:t xml:space="preserve">.</w:t>
       </w:r>
     </w:p>
-    <w:bookmarkEnd w:id="154"/>
-    <w:bookmarkStart w:id="155" w:name="ref-HobbsN.Thompson2015Bmas"/>
+    <w:bookmarkEnd w:id="158"/>
+    <w:bookmarkStart w:id="159" w:name="ref-HobbsN.Thompson2015Bmas"/>
     <w:p>
       <w:pPr>
         <w:pStyle w:val="Bibliography"/>
@@ -57084,8 +57187,8 @@
         <w:t xml:space="preserve">. STU - Student edition. Princeton University Press.</w:t>
       </w:r>
     </w:p>
-    <w:bookmarkEnd w:id="155"/>
-    <w:bookmarkStart w:id="156" w:name="ref-hosmer1989applied"/>
+    <w:bookmarkEnd w:id="159"/>
+    <w:bookmarkStart w:id="160" w:name="ref-hosmer1989applied"/>
     <w:p>
       <w:pPr>
         <w:pStyle w:val="Bibliography"/>
@@ -57107,8 +57210,8 @@
         <w:t xml:space="preserve">. Wiley.</w:t>
       </w:r>
     </w:p>
-    <w:bookmarkEnd w:id="156"/>
-    <w:bookmarkStart w:id="158" w:name="ref-kery-bayes-pop"/>
+    <w:bookmarkEnd w:id="160"/>
+    <w:bookmarkStart w:id="162" w:name="ref-kery-bayes-pop"/>
     <w:p>
       <w:pPr>
         <w:pStyle w:val="Bibliography"/>
@@ -57160,7 +57263,7 @@
       <w:r>
         <w:t xml:space="preserve"> </w:t>
       </w:r>
-      <w:hyperlink r:id="rId157">
+      <w:hyperlink r:id="rId161">
         <w:r>
           <w:rPr>
             <w:rStyle w:val="Hyperlink"/>
@@ -57172,8 +57275,8 @@
         <w:t xml:space="preserve">.</w:t>
       </w:r>
     </w:p>
-    <w:bookmarkEnd w:id="158"/>
-    <w:bookmarkStart w:id="159" w:name="ref-korner.bayes.ecology"/>
+    <w:bookmarkEnd w:id="162"/>
+    <w:bookmarkStart w:id="163" w:name="ref-korner.bayes.ecology"/>
     <w:p>
       <w:pPr>
         <w:pStyle w:val="Bibliography"/>
@@ -57251,8 +57354,8 @@
         <w:t xml:space="preserve">. 1st ed. Academic Press.</w:t>
       </w:r>
     </w:p>
-    <w:bookmarkEnd w:id="159"/>
-    <w:bookmarkStart w:id="160" w:name="ref-statrethink2e"/>
+    <w:bookmarkEnd w:id="163"/>
+    <w:bookmarkStart w:id="164" w:name="ref-statrethink2e"/>
     <w:p>
       <w:pPr>
         <w:pStyle w:val="Bibliography"/>
@@ -57344,8 +57447,8 @@
         <w:t xml:space="preserve">. Second edition. Chapman &amp; Hall/CRC Texts in Statistical Science Series. CRC Press.</w:t>
       </w:r>
     </w:p>
-    <w:bookmarkEnd w:id="160"/>
-    <w:bookmarkStart w:id="162" w:name="ref-rossbayes"/>
+    <w:bookmarkEnd w:id="164"/>
+    <w:bookmarkStart w:id="166" w:name="ref-rossbayes"/>
     <w:p>
       <w:pPr>
         <w:pStyle w:val="Bibliography"/>
@@ -57369,7 +57472,7 @@
       <w:r>
         <w:t xml:space="preserve"> </w:t>
       </w:r>
-      <w:hyperlink r:id="rId161">
+      <w:hyperlink r:id="rId165">
         <w:r>
           <w:rPr>
             <w:rStyle w:val="Hyperlink"/>
@@ -57381,8 +57484,8 @@
         <w:t xml:space="preserve">.</w:t>
       </w:r>
     </w:p>
-    <w:bookmarkEnd w:id="162"/>
-    <w:bookmarkStart w:id="164" w:name="ref-venables2002modern"/>
+    <w:bookmarkEnd w:id="166"/>
+    <w:bookmarkStart w:id="168" w:name="ref-venables2002modern"/>
     <w:p>
       <w:pPr>
         <w:pStyle w:val="Bibliography"/>
@@ -57420,7 +57523,7 @@
       <w:r>
         <w:t xml:space="preserve"> </w:t>
       </w:r>
-      <w:hyperlink r:id="rId163">
+      <w:hyperlink r:id="rId167">
         <w:r>
           <w:rPr>
             <w:rStyle w:val="Hyperlink"/>
@@ -57432,9 +57535,9 @@
         <w:t xml:space="preserve">.</w:t>
       </w:r>
     </w:p>
-    <w:bookmarkEnd w:id="164"/>
-    <w:bookmarkEnd w:id="165"/>
-    <w:bookmarkEnd w:id="166"/>
+    <w:bookmarkEnd w:id="168"/>
+    <w:bookmarkEnd w:id="169"/>
+    <w:bookmarkEnd w:id="170"/>
     <w:sectPr>
       <w:footnotePr>
         <w:numRestart w:val="eachSect"/>
